--- a/Отчет.docx
+++ b/Отчет.docx
@@ -2,15 +2,2805 @@
 <file path=word/document.xml><?xml version="1.0" encoding="utf-8"?>
 <w:document xmlns:wpc="http://schemas.microsoft.com/office/word/2010/wordprocessingCanvas" xmlns:cx="http://schemas.microsoft.com/office/drawing/2014/chartex" xmlns:cx1="http://schemas.microsoft.com/office/drawing/2015/9/8/chartex" xmlns:cx2="http://schemas.microsoft.com/office/drawing/2015/10/21/chartex" xmlns:cx3="http://schemas.microsoft.com/office/drawing/2016/5/9/chartex" xmlns:cx4="http://schemas.microsoft.com/office/drawing/2016/5/10/chartex" xmlns:cx5="http://schemas.microsoft.com/office/drawing/2016/5/11/chartex" xmlns:cx6="http://schemas.microsoft.com/office/drawing/2016/5/12/chartex" xmlns:cx7="http://schemas.microsoft.com/office/drawing/2016/5/13/chartex" xmlns:cx8="http://schemas.microsoft.com/office/drawing/2016/5/14/chartex" xmlns:mc="http://schemas.openxmlformats.org/markup-compatibility/2006" xmlns:aink="http://schemas.microsoft.com/office/drawing/2016/ink" xmlns:am3d="http://schemas.microsoft.com/office/drawing/2017/model3d" xmlns:o="urn:schemas-microsoft-com:office:office" xmlns:oel="http://schemas.microsoft.com/office/2019/extlst" xmlns:r="http://schemas.openxmlformats.org/officeDocument/2006/relationships" xmlns:m="http://schemas.openxmlformats.org/officeDocument/2006/math" xmlns:v="urn:schemas-microsoft-com:vml" xmlns:wp14="http://schemas.microsoft.com/office/word/2010/wordprocessingDrawing" xmlns:wp="http://schemas.openxmlformats.org/drawingml/2006/wordprocessingDrawing" xmlns:w10="urn:schemas-microsoft-com:office:word" xmlns:w="http://schemas.openxmlformats.org/wordprocessingml/2006/main" xmlns:w14="http://schemas.microsoft.com/office/word/2010/wordml" xmlns:w15="http://schemas.microsoft.com/office/word/2012/wordml" xmlns:w16cex="http://schemas.microsoft.com/office/word/2018/wordml/cex" xmlns:w16cid="http://schemas.microsoft.com/office/word/2016/wordml/cid" xmlns:w16="http://schemas.microsoft.com/office/word/2018/wordml" xmlns:w16sdtdh="http://schemas.microsoft.com/office/word/2020/wordml/sdtdatahash" xmlns:w16se="http://schemas.microsoft.com/office/word/2015/wordml/symex" xmlns:wpg="http://schemas.microsoft.com/office/word/2010/wordprocessingGroup" xmlns:wpi="http://schemas.microsoft.com/office/word/2010/wordprocessingInk" xmlns:wne="http://schemas.microsoft.com/office/word/2006/wordml" xmlns:wps="http://schemas.microsoft.com/office/word/2010/wordprocessingShape" mc:Ignorable="w14 w15 w16se w16cid w16 w16cex w16sdtdh wp14">
   <w:body>
+    <w:p>
+      <w:pPr>
+        <w:jc w:val="center"/>
+        <w:rPr>
+          <w:rFonts w:cs="Times New Roman"/>
+          <w:b/>
+          <w:szCs w:val="28"/>
+        </w:rPr>
+      </w:pPr>
+      <w:r>
+        <w:rPr>
+          <w:rFonts w:cs="Times New Roman"/>
+          <w:b/>
+          <w:szCs w:val="28"/>
+        </w:rPr>
+        <w:t>Федеральное</w:t>
+      </w:r>
+      <w:r>
+        <w:rPr>
+          <w:rFonts w:cs="Times New Roman"/>
+          <w:b/>
+          <w:spacing w:val="-7"/>
+          <w:szCs w:val="28"/>
+        </w:rPr>
+        <w:t xml:space="preserve"> </w:t>
+      </w:r>
+      <w:r>
+        <w:rPr>
+          <w:rFonts w:cs="Times New Roman"/>
+          <w:b/>
+          <w:szCs w:val="28"/>
+        </w:rPr>
+        <w:t>государственное</w:t>
+      </w:r>
+      <w:r>
+        <w:rPr>
+          <w:rFonts w:cs="Times New Roman"/>
+          <w:b/>
+          <w:spacing w:val="-9"/>
+          <w:szCs w:val="28"/>
+        </w:rPr>
+        <w:t xml:space="preserve"> </w:t>
+      </w:r>
+      <w:r>
+        <w:rPr>
+          <w:rFonts w:cs="Times New Roman"/>
+          <w:b/>
+          <w:szCs w:val="28"/>
+        </w:rPr>
+        <w:t>автономное</w:t>
+      </w:r>
+      <w:r>
+        <w:rPr>
+          <w:rFonts w:cs="Times New Roman"/>
+          <w:b/>
+          <w:spacing w:val="-9"/>
+          <w:szCs w:val="28"/>
+        </w:rPr>
+        <w:t xml:space="preserve"> </w:t>
+      </w:r>
+      <w:r>
+        <w:rPr>
+          <w:rFonts w:cs="Times New Roman"/>
+          <w:b/>
+          <w:szCs w:val="28"/>
+        </w:rPr>
+        <w:t>образовательное</w:t>
+      </w:r>
+      <w:r>
+        <w:rPr>
+          <w:rFonts w:cs="Times New Roman"/>
+          <w:b/>
+          <w:spacing w:val="-7"/>
+          <w:szCs w:val="28"/>
+        </w:rPr>
+        <w:t xml:space="preserve"> </w:t>
+      </w:r>
+      <w:r>
+        <w:rPr>
+          <w:rFonts w:cs="Times New Roman"/>
+          <w:b/>
+          <w:szCs w:val="28"/>
+        </w:rPr>
+        <w:t>учреждение</w:t>
+      </w:r>
+      <w:r>
+        <w:rPr>
+          <w:rFonts w:cs="Times New Roman"/>
+          <w:b/>
+          <w:spacing w:val="-67"/>
+          <w:szCs w:val="28"/>
+        </w:rPr>
+        <w:t xml:space="preserve"> </w:t>
+      </w:r>
+      <w:r>
+        <w:rPr>
+          <w:rFonts w:cs="Times New Roman"/>
+          <w:b/>
+          <w:szCs w:val="28"/>
+        </w:rPr>
+        <w:t>высшего образования</w:t>
+      </w:r>
+    </w:p>
+    <w:p>
+      <w:pPr>
+        <w:spacing w:before="193"/>
+        <w:ind w:left="540" w:right="805"/>
+        <w:jc w:val="center"/>
+        <w:rPr>
+          <w:rFonts w:cs="Times New Roman"/>
+          <w:b/>
+        </w:rPr>
+      </w:pPr>
+      <w:r>
+        <w:rPr>
+          <w:rFonts w:cs="Times New Roman"/>
+          <w:b/>
+        </w:rPr>
+        <w:t>«Национальный</w:t>
+      </w:r>
+      <w:r>
+        <w:rPr>
+          <w:rFonts w:cs="Times New Roman"/>
+          <w:b/>
+          <w:spacing w:val="-5"/>
+        </w:rPr>
+        <w:t xml:space="preserve"> </w:t>
+      </w:r>
+      <w:r>
+        <w:rPr>
+          <w:rFonts w:cs="Times New Roman"/>
+          <w:b/>
+        </w:rPr>
+        <w:t>исследовательский</w:t>
+      </w:r>
+      <w:r>
+        <w:rPr>
+          <w:rFonts w:cs="Times New Roman"/>
+          <w:b/>
+          <w:spacing w:val="-7"/>
+        </w:rPr>
+        <w:t xml:space="preserve"> </w:t>
+      </w:r>
+      <w:r>
+        <w:rPr>
+          <w:rFonts w:cs="Times New Roman"/>
+          <w:b/>
+        </w:rPr>
+        <w:t>ядерный</w:t>
+      </w:r>
+      <w:r>
+        <w:rPr>
+          <w:rFonts w:cs="Times New Roman"/>
+          <w:b/>
+          <w:spacing w:val="-4"/>
+        </w:rPr>
+        <w:t xml:space="preserve"> </w:t>
+      </w:r>
+      <w:r>
+        <w:rPr>
+          <w:rFonts w:cs="Times New Roman"/>
+          <w:b/>
+        </w:rPr>
+        <w:t>университет</w:t>
+      </w:r>
+      <w:r>
+        <w:rPr>
+          <w:rFonts w:cs="Times New Roman"/>
+          <w:b/>
+          <w:spacing w:val="-2"/>
+        </w:rPr>
+        <w:t xml:space="preserve"> </w:t>
+      </w:r>
+      <w:r>
+        <w:rPr>
+          <w:rFonts w:cs="Times New Roman"/>
+          <w:b/>
+        </w:rPr>
+        <w:t>«МИФИ»</w:t>
+      </w:r>
+    </w:p>
+    <w:p>
+      <w:pPr>
+        <w:pStyle w:val="a3"/>
+        <w:rPr>
+          <w:rFonts w:cs="Times New Roman"/>
+          <w:b/>
+          <w:sz w:val="30"/>
+        </w:rPr>
+      </w:pPr>
+    </w:p>
+    <w:p>
+      <w:pPr>
+        <w:pStyle w:val="a3"/>
+        <w:rPr>
+          <w:rFonts w:cs="Times New Roman"/>
+          <w:b/>
+        </w:rPr>
+      </w:pPr>
+    </w:p>
+    <w:p>
+      <w:pPr>
+        <w:pStyle w:val="a3"/>
+        <w:rPr>
+          <w:b/>
+          <w:sz w:val="30"/>
+        </w:rPr>
+      </w:pPr>
+    </w:p>
+    <w:p>
+      <w:pPr>
+        <w:pStyle w:val="a3"/>
+        <w:rPr>
+          <w:b/>
+          <w:sz w:val="30"/>
+        </w:rPr>
+      </w:pPr>
+    </w:p>
+    <w:p>
+      <w:pPr>
+        <w:ind w:left="540" w:right="805"/>
+        <w:jc w:val="center"/>
+        <w:rPr>
+          <w:rFonts w:cs="Times New Roman"/>
+          <w:b/>
+          <w:sz w:val="36"/>
+          <w:szCs w:val="36"/>
+        </w:rPr>
+      </w:pPr>
+      <w:r>
+        <w:rPr>
+          <w:rFonts w:cs="Times New Roman"/>
+          <w:b/>
+          <w:sz w:val="36"/>
+          <w:szCs w:val="36"/>
+        </w:rPr>
+        <w:t>ОТЧЕТ</w:t>
+      </w:r>
+    </w:p>
+    <w:p>
+      <w:pPr>
+        <w:pBdr>
+          <w:top w:val="none" w:sz="4" w:space="0" w:color="auto"/>
+          <w:left w:val="none" w:sz="4" w:space="0" w:color="auto"/>
+          <w:bottom w:val="none" w:sz="4" w:space="0" w:color="auto"/>
+          <w:right w:val="none" w:sz="4" w:space="0" w:color="auto"/>
+          <w:between w:val="none" w:sz="4" w:space="0" w:color="auto"/>
+          <w:bar w:val="none" w:sz="4" w:color="auto"/>
+        </w:pBdr>
+        <w:spacing w:after="0"/>
+        <w:jc w:val="center"/>
+        <w:rPr>
+          <w:rFonts w:cs="Times New Roman"/>
+          <w:color w:val="000000"/>
+          <w:sz w:val="32"/>
+          <w:szCs w:val="32"/>
+        </w:rPr>
+      </w:pPr>
+      <w:r>
+        <w:rPr>
+          <w:rFonts w:cs="Times New Roman"/>
+          <w:color w:val="000000"/>
+          <w:sz w:val="32"/>
+          <w:szCs w:val="32"/>
+        </w:rPr>
+        <w:t xml:space="preserve">по лабораторной работе №1 по </w:t>
+      </w:r>
+    </w:p>
+    <w:p>
+      <w:pPr>
+        <w:pBdr>
+          <w:top w:val="none" w:sz="4" w:space="0" w:color="auto"/>
+          <w:left w:val="none" w:sz="4" w:space="0" w:color="auto"/>
+          <w:bottom w:val="none" w:sz="4" w:space="0" w:color="auto"/>
+          <w:right w:val="none" w:sz="4" w:space="0" w:color="auto"/>
+          <w:between w:val="none" w:sz="4" w:space="0" w:color="auto"/>
+          <w:bar w:val="none" w:sz="4" w:color="auto"/>
+        </w:pBdr>
+        <w:spacing w:after="0"/>
+        <w:jc w:val="center"/>
+        <w:rPr>
+          <w:rFonts w:cs="Times New Roman"/>
+          <w:color w:val="000000"/>
+          <w:sz w:val="32"/>
+          <w:szCs w:val="32"/>
+        </w:rPr>
+      </w:pPr>
+      <w:r>
+        <w:rPr>
+          <w:rFonts w:cs="Times New Roman"/>
+          <w:color w:val="000000"/>
+          <w:sz w:val="32"/>
+          <w:szCs w:val="32"/>
+        </w:rPr>
+        <w:t xml:space="preserve">дисциплине: «Теория и технология </w:t>
+      </w:r>
+    </w:p>
+    <w:p>
+      <w:pPr>
+        <w:pBdr>
+          <w:top w:val="none" w:sz="4" w:space="0" w:color="auto"/>
+          <w:left w:val="none" w:sz="4" w:space="0" w:color="auto"/>
+          <w:bottom w:val="none" w:sz="4" w:space="0" w:color="auto"/>
+          <w:right w:val="none" w:sz="4" w:space="0" w:color="auto"/>
+          <w:between w:val="none" w:sz="4" w:space="0" w:color="auto"/>
+          <w:bar w:val="none" w:sz="4" w:color="auto"/>
+        </w:pBdr>
+        <w:spacing w:after="0"/>
+        <w:jc w:val="center"/>
+        <w:rPr>
+          <w:rFonts w:cs="Times New Roman"/>
+          <w:color w:val="000000"/>
+          <w:sz w:val="32"/>
+          <w:szCs w:val="32"/>
+          <w:lang w:val="en-US"/>
+        </w:rPr>
+      </w:pPr>
+      <w:r>
+        <w:rPr>
+          <w:rFonts w:cs="Times New Roman"/>
+          <w:sz w:val="32"/>
+          <w:szCs w:val="32"/>
+        </w:rPr>
+        <w:t>программирования</w:t>
+      </w:r>
+      <w:r>
+        <w:rPr>
+          <w:rFonts w:cs="Times New Roman"/>
+          <w:color w:val="000000"/>
+          <w:sz w:val="32"/>
+          <w:szCs w:val="32"/>
+          <w:lang w:val="en-US"/>
+        </w:rPr>
+        <w:t xml:space="preserve">» </w:t>
+      </w:r>
+    </w:p>
+    <w:p>
+      <w:pPr>
+        <w:pStyle w:val="a3"/>
+        <w:rPr>
+          <w:sz w:val="20"/>
+        </w:rPr>
+      </w:pPr>
+    </w:p>
+    <w:p>
+      <w:pPr>
+        <w:pStyle w:val="a3"/>
+        <w:rPr>
+          <w:sz w:val="20"/>
+        </w:rPr>
+      </w:pPr>
+    </w:p>
+    <w:p>
+      <w:pPr>
+        <w:pStyle w:val="a3"/>
+        <w:rPr>
+          <w:sz w:val="20"/>
+        </w:rPr>
+      </w:pPr>
+    </w:p>
+    <w:p>
+      <w:pPr>
+        <w:pStyle w:val="a3"/>
+        <w:spacing w:before="10"/>
+        <w:rPr>
+          <w:sz w:val="24"/>
+        </w:rPr>
+      </w:pPr>
+    </w:p>
+    <w:tbl>
+      <w:tblPr>
+        <w:tblStyle w:val="5"/>
+        <w:tblW w:w="0" w:type="auto"/>
+        <w:tblLook w:val="0620" w:firstRow="1" w:lastRow="0" w:firstColumn="0" w:lastColumn="0" w:noHBand="1" w:noVBand="1"/>
+      </w:tblPr>
+      <w:tblGrid>
+        <w:gridCol w:w="1696"/>
+        <w:gridCol w:w="3544"/>
+        <w:gridCol w:w="1555"/>
+        <w:gridCol w:w="2266"/>
+      </w:tblGrid>
+      <w:tr>
+        <w:trPr>
+          <w:cnfStyle w:val="100000000000" w:firstRow="1" w:lastRow="0" w:firstColumn="0" w:lastColumn="0" w:oddVBand="0" w:evenVBand="0" w:oddHBand="0" w:evenHBand="0" w:firstRowFirstColumn="0" w:firstRowLastColumn="0" w:lastRowFirstColumn="0" w:lastRowLastColumn="0"/>
+        </w:trPr>
+        <w:tc>
+          <w:tcPr>
+            <w:tcW w:w="1696" w:type="dxa"/>
+          </w:tcPr>
+          <w:p>
+            <w:pPr>
+              <w:pStyle w:val="a3"/>
+              <w:rPr>
+                <w:rFonts w:cs="Times New Roman"/>
+                <w:b/>
+                <w:bCs/>
+                <w:i w:val="0"/>
+                <w:iCs w:val="0"/>
+              </w:rPr>
+            </w:pPr>
+            <w:r>
+              <w:rPr>
+                <w:rFonts w:cs="Times New Roman"/>
+                <w:b/>
+                <w:bCs/>
+                <w:i w:val="0"/>
+                <w:iCs w:val="0"/>
+              </w:rPr>
+              <w:t>Выполнил:</w:t>
+            </w:r>
+          </w:p>
+        </w:tc>
+        <w:tc>
+          <w:tcPr>
+            <w:tcW w:w="3544" w:type="dxa"/>
+          </w:tcPr>
+          <w:p>
+            <w:pPr>
+              <w:pStyle w:val="a3"/>
+              <w:jc w:val="left"/>
+              <w:rPr>
+                <w:rFonts w:cs="Times New Roman"/>
+              </w:rPr>
+            </w:pPr>
+            <w:r>
+              <w:rPr>
+                <w:rFonts w:cs="Times New Roman"/>
+              </w:rPr>
+              <w:t>Студент группы Б23-901</w:t>
+            </w:r>
+          </w:p>
+        </w:tc>
+        <w:tc>
+          <w:tcPr>
+            <w:tcW w:w="1555" w:type="dxa"/>
+          </w:tcPr>
+          <w:p>
+            <w:pPr>
+              <w:pStyle w:val="a3"/>
+              <w:rPr>
+                <w:rFonts w:cs="Times New Roman"/>
+                <w:sz w:val="20"/>
+              </w:rPr>
+            </w:pPr>
+          </w:p>
+        </w:tc>
+        <w:tc>
+          <w:tcPr>
+            <w:tcW w:w="2266" w:type="dxa"/>
+          </w:tcPr>
+          <w:p>
+            <w:pPr>
+              <w:pStyle w:val="a3"/>
+              <w:jc w:val="center"/>
+              <w:rPr>
+                <w:rFonts w:cs="Times New Roman"/>
+              </w:rPr>
+            </w:pPr>
+            <w:r>
+              <w:rPr>
+                <w:rFonts w:cs="Times New Roman"/>
+              </w:rPr>
+              <w:t>Николаев Г. А.</w:t>
+            </w:r>
+          </w:p>
+        </w:tc>
+      </w:tr>
+      <w:tr>
+        <w:tc>
+          <w:tcPr>
+            <w:tcW w:w="1696" w:type="dxa"/>
+          </w:tcPr>
+          <w:p>
+            <w:pPr>
+              <w:pStyle w:val="a3"/>
+              <w:rPr>
+                <w:rFonts w:cs="Times New Roman"/>
+                <w:b/>
+                <w:bCs/>
+              </w:rPr>
+            </w:pPr>
+          </w:p>
+        </w:tc>
+        <w:tc>
+          <w:tcPr>
+            <w:tcW w:w="3544" w:type="dxa"/>
+          </w:tcPr>
+          <w:p>
+            <w:pPr>
+              <w:pStyle w:val="a3"/>
+              <w:rPr>
+                <w:rFonts w:cs="Times New Roman"/>
+              </w:rPr>
+            </w:pPr>
+          </w:p>
+        </w:tc>
+        <w:tc>
+          <w:tcPr>
+            <w:tcW w:w="1555" w:type="dxa"/>
+          </w:tcPr>
+          <w:p>
+            <w:pPr>
+              <w:pStyle w:val="a3"/>
+              <w:jc w:val="center"/>
+              <w:rPr>
+                <w:rFonts w:cs="Times New Roman"/>
+                <w:sz w:val="20"/>
+              </w:rPr>
+            </w:pPr>
+            <w:r>
+              <w:rPr>
+                <w:rFonts w:cs="Times New Roman"/>
+                <w:sz w:val="20"/>
+              </w:rPr>
+              <w:t>(Подпись)</w:t>
+            </w:r>
+          </w:p>
+        </w:tc>
+        <w:tc>
+          <w:tcPr>
+            <w:tcW w:w="2266" w:type="dxa"/>
+          </w:tcPr>
+          <w:p>
+            <w:pPr>
+              <w:pStyle w:val="a3"/>
+              <w:jc w:val="center"/>
+              <w:rPr>
+                <w:rFonts w:cs="Times New Roman"/>
+                <w:sz w:val="20"/>
+              </w:rPr>
+            </w:pPr>
+            <w:r>
+              <w:rPr>
+                <w:rFonts w:cs="Times New Roman"/>
+                <w:sz w:val="20"/>
+              </w:rPr>
+              <w:t>(Фамилия И.О.)</w:t>
+            </w:r>
+          </w:p>
+        </w:tc>
+      </w:tr>
+    </w:tbl>
+    <w:p>
+      <w:pPr>
+        <w:pStyle w:val="a3"/>
+        <w:spacing w:before="7"/>
+        <w:rPr>
+          <w:sz w:val="18"/>
+        </w:rPr>
+      </w:pPr>
+    </w:p>
+    <w:tbl>
+      <w:tblPr>
+        <w:tblStyle w:val="5"/>
+        <w:tblW w:w="0" w:type="auto"/>
+        <w:tblLook w:val="0620" w:firstRow="1" w:lastRow="0" w:firstColumn="0" w:lastColumn="0" w:noHBand="1" w:noVBand="1"/>
+      </w:tblPr>
+      <w:tblGrid>
+        <w:gridCol w:w="1696"/>
+        <w:gridCol w:w="3544"/>
+        <w:gridCol w:w="1555"/>
+        <w:gridCol w:w="2266"/>
+      </w:tblGrid>
+      <w:tr>
+        <w:trPr>
+          <w:cnfStyle w:val="100000000000" w:firstRow="1" w:lastRow="0" w:firstColumn="0" w:lastColumn="0" w:oddVBand="0" w:evenVBand="0" w:oddHBand="0" w:evenHBand="0" w:firstRowFirstColumn="0" w:firstRowLastColumn="0" w:lastRowFirstColumn="0" w:lastRowLastColumn="0"/>
+        </w:trPr>
+        <w:tc>
+          <w:tcPr>
+            <w:tcW w:w="1696" w:type="dxa"/>
+          </w:tcPr>
+          <w:p>
+            <w:pPr>
+              <w:pStyle w:val="a3"/>
+              <w:jc w:val="left"/>
+              <w:rPr>
+                <w:rFonts w:cs="Times New Roman"/>
+                <w:b/>
+                <w:bCs/>
+                <w:i w:val="0"/>
+                <w:iCs w:val="0"/>
+              </w:rPr>
+            </w:pPr>
+            <w:r>
+              <w:rPr>
+                <w:rFonts w:cs="Times New Roman"/>
+                <w:b/>
+                <w:bCs/>
+                <w:i w:val="0"/>
+                <w:iCs w:val="0"/>
+              </w:rPr>
+              <w:t>Проверил:</w:t>
+            </w:r>
+          </w:p>
+        </w:tc>
+        <w:tc>
+          <w:tcPr>
+            <w:tcW w:w="3544" w:type="dxa"/>
+          </w:tcPr>
+          <w:p>
+            <w:pPr>
+              <w:pStyle w:val="a3"/>
+              <w:jc w:val="left"/>
+              <w:rPr>
+                <w:rFonts w:cs="Times New Roman"/>
+                <w:i w:val="0"/>
+                <w:iCs w:val="0"/>
+              </w:rPr>
+            </w:pPr>
+          </w:p>
+        </w:tc>
+        <w:tc>
+          <w:tcPr>
+            <w:tcW w:w="1555" w:type="dxa"/>
+          </w:tcPr>
+          <w:p>
+            <w:pPr>
+              <w:pStyle w:val="a3"/>
+              <w:rPr>
+                <w:rFonts w:cs="Times New Roman"/>
+                <w:sz w:val="20"/>
+              </w:rPr>
+            </w:pPr>
+          </w:p>
+        </w:tc>
+        <w:tc>
+          <w:tcPr>
+            <w:tcW w:w="2266" w:type="dxa"/>
+          </w:tcPr>
+          <w:p>
+            <w:pPr>
+              <w:pStyle w:val="a3"/>
+              <w:jc w:val="center"/>
+              <w:rPr>
+                <w:rFonts w:cs="Times New Roman"/>
+              </w:rPr>
+            </w:pPr>
+            <w:r>
+              <w:rPr>
+                <w:rFonts w:cs="Times New Roman"/>
+              </w:rPr>
+              <w:t>Смирнов Д.С.</w:t>
+            </w:r>
+          </w:p>
+        </w:tc>
+      </w:tr>
+      <w:tr>
+        <w:tc>
+          <w:tcPr>
+            <w:tcW w:w="1696" w:type="dxa"/>
+          </w:tcPr>
+          <w:p>
+            <w:pPr>
+              <w:pStyle w:val="a3"/>
+              <w:rPr>
+                <w:rFonts w:cs="Times New Roman"/>
+                <w:b/>
+                <w:bCs/>
+              </w:rPr>
+            </w:pPr>
+          </w:p>
+        </w:tc>
+        <w:tc>
+          <w:tcPr>
+            <w:tcW w:w="3544" w:type="dxa"/>
+          </w:tcPr>
+          <w:p>
+            <w:pPr>
+              <w:pStyle w:val="a3"/>
+              <w:jc w:val="center"/>
+              <w:rPr>
+                <w:rFonts w:cs="Times New Roman"/>
+                <w:sz w:val="20"/>
+                <w:szCs w:val="20"/>
+              </w:rPr>
+            </w:pPr>
+            <w:r>
+              <w:rPr>
+                <w:rFonts w:cs="Times New Roman"/>
+                <w:sz w:val="20"/>
+                <w:szCs w:val="20"/>
+              </w:rPr>
+              <w:t>(оценка)</w:t>
+            </w:r>
+          </w:p>
+        </w:tc>
+        <w:tc>
+          <w:tcPr>
+            <w:tcW w:w="1555" w:type="dxa"/>
+          </w:tcPr>
+          <w:p>
+            <w:pPr>
+              <w:pStyle w:val="a3"/>
+              <w:jc w:val="center"/>
+              <w:rPr>
+                <w:rFonts w:cs="Times New Roman"/>
+                <w:sz w:val="20"/>
+              </w:rPr>
+            </w:pPr>
+            <w:r>
+              <w:rPr>
+                <w:rFonts w:cs="Times New Roman"/>
+                <w:sz w:val="20"/>
+              </w:rPr>
+              <w:t>(Подпись)</w:t>
+            </w:r>
+          </w:p>
+        </w:tc>
+        <w:tc>
+          <w:tcPr>
+            <w:tcW w:w="2266" w:type="dxa"/>
+          </w:tcPr>
+          <w:p>
+            <w:pPr>
+              <w:pStyle w:val="a3"/>
+              <w:jc w:val="center"/>
+              <w:rPr>
+                <w:rFonts w:cs="Times New Roman"/>
+                <w:sz w:val="20"/>
+              </w:rPr>
+            </w:pPr>
+            <w:r>
+              <w:rPr>
+                <w:rFonts w:cs="Times New Roman"/>
+                <w:sz w:val="20"/>
+              </w:rPr>
+              <w:t>(Фамилия И.О.)</w:t>
+            </w:r>
+          </w:p>
+        </w:tc>
+      </w:tr>
+    </w:tbl>
+    <w:p>
+      <w:pPr>
+        <w:tabs>
+          <w:tab w:val="left" w:pos="5911"/>
+          <w:tab w:val="left" w:pos="7611"/>
+        </w:tabs>
+        <w:spacing w:before="71"/>
+        <w:rPr>
+          <w:sz w:val="18"/>
+        </w:rPr>
+      </w:pPr>
+    </w:p>
+    <w:p>
+      <w:pPr>
+        <w:rPr>
+          <w:sz w:val="24"/>
+        </w:rPr>
+      </w:pPr>
+    </w:p>
+    <w:p>
+      <w:pPr>
+        <w:spacing w:after="200" w:line="276" w:lineRule="auto"/>
+        <w:jc w:val="center"/>
+        <w:rPr>
+          <w:rFonts w:cs="Times New Roman"/>
+          <w:sz w:val="24"/>
+        </w:rPr>
+      </w:pPr>
+      <w:r>
+        <w:rPr>
+          <w:rFonts w:cs="Times New Roman"/>
+          <w:sz w:val="24"/>
+        </w:rPr>
+        <w:t>Москва</w:t>
+      </w:r>
+      <w:r>
+        <w:rPr>
+          <w:rFonts w:cs="Times New Roman"/>
+          <w:spacing w:val="-4"/>
+          <w:sz w:val="24"/>
+        </w:rPr>
+        <w:t xml:space="preserve"> </w:t>
+      </w:r>
+      <w:r>
+        <w:rPr>
+          <w:rFonts w:cs="Times New Roman"/>
+          <w:sz w:val="24"/>
+        </w:rPr>
+        <w:t>202</w:t>
+      </w:r>
+      <w:r>
+        <w:rPr>
+          <w:rFonts w:cs="Times New Roman"/>
+          <w:sz w:val="24"/>
+          <w:lang w:val="en-US"/>
+        </w:rPr>
+        <w:t>6</w:t>
+      </w:r>
+      <w:r>
+        <w:rPr>
+          <w:rFonts w:cs="Times New Roman"/>
+          <w:spacing w:val="-1"/>
+          <w:sz w:val="24"/>
+        </w:rPr>
+        <w:t xml:space="preserve"> </w:t>
+      </w:r>
+      <w:r>
+        <w:rPr>
+          <w:rFonts w:cs="Times New Roman"/>
+          <w:sz w:val="24"/>
+        </w:rPr>
+        <w:t>г</w:t>
+      </w:r>
+      <w:r>
+        <w:rPr>
+          <w:rFonts w:cs="Times New Roman"/>
+          <w:sz w:val="24"/>
+        </w:rPr>
+        <w:br w:type="page"/>
+      </w:r>
+    </w:p>
+    <w:sdt>
+      <w:sdtPr>
+        <w:id w:val="-1503969209"/>
+        <w:docPartObj>
+          <w:docPartGallery w:val="Table of Contents"/>
+          <w:docPartUnique/>
+        </w:docPartObj>
+      </w:sdtPr>
+      <w:sdtEndPr>
+        <w:rPr>
+          <w:rFonts w:ascii="Times New Roman" w:eastAsiaTheme="minorEastAsia" w:hAnsi="Times New Roman" w:cstheme="minorBidi"/>
+          <w:noProof/>
+          <w:color w:val="auto"/>
+          <w:szCs w:val="22"/>
+        </w:rPr>
+      </w:sdtEndPr>
+      <w:sdtContent>
+        <w:p>
+          <w:pPr>
+            <w:pStyle w:val="af3"/>
+            <w:rPr>
+              <w:rStyle w:val="10"/>
+            </w:rPr>
+          </w:pPr>
+          <w:r>
+            <w:rPr>
+              <w:rStyle w:val="10"/>
+            </w:rPr>
+            <w:t>Оглавление</w:t>
+          </w:r>
+        </w:p>
+        <w:p>
+          <w:pPr>
+            <w:pStyle w:val="12"/>
+            <w:tabs>
+              <w:tab w:val="right" w:leader="dot" w:pos="9061"/>
+            </w:tabs>
+            <w:rPr>
+              <w:rFonts w:cstheme="minorBidi"/>
+              <w:b w:val="0"/>
+              <w:bCs w:val="0"/>
+              <w:i w:val="0"/>
+              <w:iCs w:val="0"/>
+              <w:noProof/>
+              <w:kern w:val="2"/>
+              <w14:ligatures w14:val="standardContextual"/>
+            </w:rPr>
+          </w:pPr>
+          <w:r>
+            <w:rPr>
+              <w:b w:val="0"/>
+              <w:bCs w:val="0"/>
+            </w:rPr>
+            <w:fldChar w:fldCharType="begin"/>
+          </w:r>
+          <w:r>
+            <w:instrText>TOC \o "1-3" \h \z \u</w:instrText>
+          </w:r>
+          <w:r>
+            <w:rPr>
+              <w:b w:val="0"/>
+              <w:bCs w:val="0"/>
+            </w:rPr>
+            <w:fldChar w:fldCharType="separate"/>
+          </w:r>
+          <w:hyperlink w:anchor="_Toc224859877" w:history="1">
+            <w:r>
+              <w:rPr>
+                <w:rStyle w:val="af4"/>
+                <w:noProof/>
+              </w:rPr>
+              <w:t>Введение</w:t>
+            </w:r>
+            <w:r>
+              <w:rPr>
+                <w:noProof/>
+                <w:webHidden/>
+              </w:rPr>
+              <w:tab/>
+            </w:r>
+            <w:r>
+              <w:rPr>
+                <w:noProof/>
+                <w:webHidden/>
+              </w:rPr>
+              <w:fldChar w:fldCharType="begin"/>
+            </w:r>
+            <w:r>
+              <w:rPr>
+                <w:noProof/>
+                <w:webHidden/>
+              </w:rPr>
+              <w:instrText xml:space="preserve"> PAGEREF _Toc224859877 \h </w:instrText>
+            </w:r>
+            <w:r>
+              <w:rPr>
+                <w:noProof/>
+                <w:webHidden/>
+              </w:rPr>
+            </w:r>
+            <w:r>
+              <w:rPr>
+                <w:noProof/>
+                <w:webHidden/>
+              </w:rPr>
+              <w:fldChar w:fldCharType="separate"/>
+            </w:r>
+            <w:r>
+              <w:rPr>
+                <w:noProof/>
+                <w:webHidden/>
+              </w:rPr>
+              <w:t>3</w:t>
+            </w:r>
+            <w:r>
+              <w:rPr>
+                <w:noProof/>
+                <w:webHidden/>
+              </w:rPr>
+              <w:fldChar w:fldCharType="end"/>
+            </w:r>
+          </w:hyperlink>
+        </w:p>
+        <w:p>
+          <w:pPr>
+            <w:pStyle w:val="12"/>
+            <w:tabs>
+              <w:tab w:val="right" w:leader="dot" w:pos="9061"/>
+            </w:tabs>
+            <w:rPr>
+              <w:rFonts w:cstheme="minorBidi"/>
+              <w:b w:val="0"/>
+              <w:bCs w:val="0"/>
+              <w:i w:val="0"/>
+              <w:iCs w:val="0"/>
+              <w:noProof/>
+              <w:kern w:val="2"/>
+              <w14:ligatures w14:val="standardContextual"/>
+            </w:rPr>
+          </w:pPr>
+          <w:hyperlink w:anchor="_Toc224859878" w:history="1">
+            <w:r>
+              <w:rPr>
+                <w:rStyle w:val="af4"/>
+                <w:noProof/>
+              </w:rPr>
+              <w:t>Конфигурация для сборки</w:t>
+            </w:r>
+            <w:r>
+              <w:rPr>
+                <w:noProof/>
+                <w:webHidden/>
+              </w:rPr>
+              <w:tab/>
+            </w:r>
+            <w:r>
+              <w:rPr>
+                <w:noProof/>
+                <w:webHidden/>
+              </w:rPr>
+              <w:fldChar w:fldCharType="begin"/>
+            </w:r>
+            <w:r>
+              <w:rPr>
+                <w:noProof/>
+                <w:webHidden/>
+              </w:rPr>
+              <w:instrText xml:space="preserve"> PAGEREF _Toc224859878 \h </w:instrText>
+            </w:r>
+            <w:r>
+              <w:rPr>
+                <w:noProof/>
+                <w:webHidden/>
+              </w:rPr>
+            </w:r>
+            <w:r>
+              <w:rPr>
+                <w:noProof/>
+                <w:webHidden/>
+              </w:rPr>
+              <w:fldChar w:fldCharType="separate"/>
+            </w:r>
+            <w:r>
+              <w:rPr>
+                <w:noProof/>
+                <w:webHidden/>
+              </w:rPr>
+              <w:t>4</w:t>
+            </w:r>
+            <w:r>
+              <w:rPr>
+                <w:noProof/>
+                <w:webHidden/>
+              </w:rPr>
+              <w:fldChar w:fldCharType="end"/>
+            </w:r>
+          </w:hyperlink>
+        </w:p>
+        <w:p>
+          <w:r>
+            <w:rPr>
+              <w:b/>
+              <w:bCs/>
+              <w:noProof/>
+            </w:rPr>
+            <w:fldChar w:fldCharType="end"/>
+          </w:r>
+        </w:p>
+      </w:sdtContent>
+    </w:sdt>
+    <w:p/>
+    <w:p/>
+    <w:p>
+      <w:pPr>
+        <w:spacing w:after="0"/>
+        <w:rPr>
+          <w:rFonts w:asciiTheme="majorHAnsi" w:eastAsiaTheme="majorEastAsia" w:hAnsiTheme="majorHAnsi" w:cstheme="majorBidi"/>
+          <w:color w:val="2F5496" w:themeColor="accent1" w:themeShade="BF"/>
+          <w:sz w:val="32"/>
+          <w:szCs w:val="32"/>
+        </w:rPr>
+      </w:pPr>
+      <w:r>
+        <w:br w:type="page"/>
+      </w:r>
+    </w:p>
+    <w:p>
+      <w:pPr>
+        <w:pStyle w:val="1"/>
+      </w:pPr>
+      <w:bookmarkStart w:id="0" w:name="_Toc224859589"/>
+      <w:bookmarkStart w:id="1" w:name="_Toc224859877"/>
+      <w:r>
+        <w:lastRenderedPageBreak/>
+        <w:t>Введение</w:t>
+      </w:r>
+      <w:bookmarkEnd w:id="0"/>
+      <w:bookmarkEnd w:id="1"/>
+    </w:p>
+    <w:p>
+      <w:r>
+        <w:rPr>
+          <w:b/>
+          <w:bCs/>
+        </w:rPr>
+        <w:t>Цель:</w:t>
+      </w:r>
+      <w:r>
+        <w:t xml:space="preserve"> </w:t>
+      </w:r>
+      <w:r>
+        <w:t>Р</w:t>
+      </w:r>
+      <w:r>
+        <w:t>азработать десктопное приложение на языке Java для локального анализа и унифицированного представления данных о магических миссиях, загружаемых из файлов различных форматов (текстовые, JSON, XML), с целью автоматизации процесса формирования структурированных отчетов для аналитиков Токийского магического колледжа.</w:t>
+      </w:r>
+    </w:p>
+    <w:p>
+      <w:r>
+        <w:rPr>
+          <w:b/>
+          <w:bCs/>
+        </w:rPr>
+        <w:t>Проблема:</w:t>
+      </w:r>
+      <w:r>
+        <w:rPr>
+          <w:shd w:val="clear" w:color="auto" w:fill="FFFFFF"/>
+        </w:rPr>
+        <w:t xml:space="preserve"> </w:t>
+      </w:r>
+      <w:r>
+        <w:t>Аналитик Токийского магического колледжа, работающий вне централизованной серверной инфраструктуры, сталкивается с проблемой «хаоса проклятых данных»: файлы с отчетами о миссиях поступают из разных подразделений в гетерогенных форматах (текст, JSON, XML). Отсутствие единого инструмента для их чтения и интерпретации вынуждает аналитика тратить время на ручной анализ и сопоставление данных, что снижает скорость и качество оценки эффективности проведенных операций. Требуется инструмент, способный абстрагировать содержимое входных файлов в единую внутреннюю модель для мгновенного получения понятной сводки.</w:t>
+      </w:r>
+    </w:p>
+    <w:p>
+      <w:pPr>
+        <w:rPr>
+          <w:rFonts w:eastAsia="Times New Roman"/>
+          <w:b/>
+          <w:bCs/>
+        </w:rPr>
+      </w:pPr>
+      <w:r>
+        <w:rPr>
+          <w:b/>
+          <w:bCs/>
+        </w:rPr>
+        <w:t>Задачи работы</w:t>
+      </w:r>
+    </w:p>
+    <w:p>
+      <w:pPr>
+        <w:pStyle w:val="ad"/>
+        <w:numPr>
+          <w:ilvl w:val="0"/>
+          <w:numId w:val="3"/>
+        </w:numPr>
+        <w:rPr>
+          <w:rFonts w:cs="Times New Roman"/>
+          <w:sz w:val="24"/>
+          <w:szCs w:val="24"/>
+        </w:rPr>
+      </w:pPr>
+      <w:r>
+        <w:rPr>
+          <w:rStyle w:val="ac"/>
+          <w:rFonts w:cs="Times New Roman"/>
+          <w:color w:val="0F1115"/>
+        </w:rPr>
+        <w:t>Проектирование предметной модели:</w:t>
+      </w:r>
+      <w:r>
+        <w:rPr>
+          <w:rFonts w:cs="Times New Roman"/>
+        </w:rPr>
+        <w:t> Разработать объектную модель предметной области «Миссия мага» на языке Java, включающую ключевые сущности (участники, цель, проклятие, примененные техники, итог) и связи между ними.</w:t>
+      </w:r>
+    </w:p>
+    <w:p>
+      <w:pPr>
+        <w:pStyle w:val="ad"/>
+        <w:numPr>
+          <w:ilvl w:val="0"/>
+          <w:numId w:val="3"/>
+        </w:numPr>
+        <w:rPr>
+          <w:rFonts w:cs="Times New Roman"/>
+        </w:rPr>
+      </w:pPr>
+      <w:r>
+        <w:rPr>
+          <w:rStyle w:val="ac"/>
+          <w:rFonts w:cs="Times New Roman"/>
+          <w:color w:val="0F1115"/>
+        </w:rPr>
+        <w:t>Создание единого внутреннего представления:</w:t>
+      </w:r>
+      <w:r>
+        <w:rPr>
+          <w:rFonts w:cs="Times New Roman"/>
+        </w:rPr>
+        <w:t> Реализовать структуры данных (классы), к которым будет приводиться информация из всех поддерживаемых форматов файлов.</w:t>
+      </w:r>
+    </w:p>
+    <w:p>
+      <w:pPr>
+        <w:pStyle w:val="ad"/>
+        <w:numPr>
+          <w:ilvl w:val="0"/>
+          <w:numId w:val="3"/>
+        </w:numPr>
+        <w:rPr>
+          <w:rFonts w:cs="Times New Roman"/>
+        </w:rPr>
+      </w:pPr>
+      <w:r>
+        <w:rPr>
+          <w:rStyle w:val="ac"/>
+          <w:rFonts w:cs="Times New Roman"/>
+          <w:color w:val="0F1115"/>
+        </w:rPr>
+        <w:t>Реализация модуля распознавания форматов:</w:t>
+      </w:r>
+      <w:r>
+        <w:rPr>
+          <w:rFonts w:cs="Times New Roman"/>
+        </w:rPr>
+        <w:t xml:space="preserve"> Разработать механизм, автоматически определяющий формат входного файла (TXT, JSON, XML) для выбора корректного алгоритма </w:t>
+      </w:r>
+      <w:proofErr w:type="spellStart"/>
+      <w:r>
+        <w:rPr>
+          <w:rFonts w:cs="Times New Roman"/>
+        </w:rPr>
+        <w:t>парсинга</w:t>
+      </w:r>
+      <w:proofErr w:type="spellEnd"/>
+      <w:r>
+        <w:rPr>
+          <w:rFonts w:cs="Times New Roman"/>
+        </w:rPr>
+        <w:t>.</w:t>
+      </w:r>
+    </w:p>
+    <w:p>
+      <w:pPr>
+        <w:pStyle w:val="ad"/>
+        <w:numPr>
+          <w:ilvl w:val="0"/>
+          <w:numId w:val="3"/>
+        </w:numPr>
+        <w:rPr>
+          <w:rFonts w:cs="Times New Roman"/>
+        </w:rPr>
+      </w:pPr>
+      <w:r>
+        <w:rPr>
+          <w:rStyle w:val="ac"/>
+          <w:rFonts w:cs="Times New Roman"/>
+          <w:color w:val="0F1115"/>
+        </w:rPr>
+        <w:t>Реализация парсеров:</w:t>
+      </w:r>
+      <w:r>
+        <w:rPr>
+          <w:rFonts w:cs="Times New Roman"/>
+        </w:rPr>
+        <w:t> Написать модули для синтаксического анализа (</w:t>
+      </w:r>
+      <w:proofErr w:type="spellStart"/>
+      <w:r>
+        <w:rPr>
+          <w:rFonts w:cs="Times New Roman"/>
+        </w:rPr>
+        <w:t>парсинга</w:t>
+      </w:r>
+      <w:proofErr w:type="spellEnd"/>
+      <w:r>
+        <w:rPr>
+          <w:rFonts w:cs="Times New Roman"/>
+        </w:rPr>
+        <w:t>) текстовых, JSON и XML файлов с последующим преобразованием извлеченных данных в унифицированную внутреннюю модель миссии.</w:t>
+      </w:r>
+    </w:p>
+    <w:p>
+      <w:pPr>
+        <w:pStyle w:val="ad"/>
+        <w:numPr>
+          <w:ilvl w:val="0"/>
+          <w:numId w:val="3"/>
+        </w:numPr>
+        <w:rPr>
+          <w:rFonts w:cs="Times New Roman"/>
+        </w:rPr>
+      </w:pPr>
+      <w:r>
+        <w:rPr>
+          <w:rStyle w:val="ac"/>
+          <w:rFonts w:cs="Times New Roman"/>
+          <w:color w:val="0F1115"/>
+        </w:rPr>
+        <w:t>Разработка пользовательского интерфейса:</w:t>
+      </w:r>
+      <w:r>
+        <w:rPr>
+          <w:rFonts w:cs="Times New Roman"/>
+        </w:rPr>
+        <w:t> Создать консольный интерфейс</w:t>
+      </w:r>
+      <w:r>
+        <w:rPr>
+          <w:rFonts w:cs="Times New Roman"/>
+        </w:rPr>
+        <w:t xml:space="preserve"> </w:t>
+      </w:r>
+      <w:r>
+        <w:rPr>
+          <w:rFonts w:cs="Times New Roman"/>
+        </w:rPr>
+        <w:t>для отображения структурированной информации о миссии, обеспечивающий ее читаемость и наглядность без необходимости изучения исходного кода файла.</w:t>
+      </w:r>
+    </w:p>
+    <w:p>
+      <w:pPr>
+        <w:pStyle w:val="ad"/>
+        <w:numPr>
+          <w:ilvl w:val="0"/>
+          <w:numId w:val="3"/>
+        </w:numPr>
+        <w:rPr>
+          <w:rFonts w:cs="Times New Roman"/>
+        </w:rPr>
+      </w:pPr>
+      <w:r>
+        <w:rPr>
+          <w:rStyle w:val="ac"/>
+          <w:rFonts w:cs="Times New Roman"/>
+          <w:color w:val="0F1115"/>
+        </w:rPr>
+        <w:t>Составление «Свитка структуры проклятых данных»:</w:t>
+      </w:r>
+      <w:r>
+        <w:rPr>
+          <w:rFonts w:cs="Times New Roman"/>
+        </w:rPr>
+        <w:t> Разработать схему (диаграмму классов), описывающую сущности системы и их взаимосвязи, демонстрирующую понимание проектирования предметной области.</w:t>
+      </w:r>
+      <w:r>
+        <w:rPr>
+          <w:rFonts w:cs="Times New Roman"/>
+        </w:rPr>
+        <w:br w:type="page"/>
+      </w:r>
+    </w:p>
+    <w:p>
+      <w:pPr>
+        <w:pStyle w:val="1"/>
+      </w:pPr>
+      <w:bookmarkStart w:id="2" w:name="_Toc224859590"/>
+      <w:bookmarkStart w:id="3" w:name="_Toc224859878"/>
+      <w:r>
+        <w:lastRenderedPageBreak/>
+        <w:t>Конфигурация для сборки</w:t>
+      </w:r>
+      <w:bookmarkEnd w:id="2"/>
+      <w:bookmarkEnd w:id="3"/>
+    </w:p>
+    <w:p>
+      <w:pPr>
+        <w:pStyle w:val="ad"/>
+        <w:numPr>
+          <w:ilvl w:val="0"/>
+          <w:numId w:val="11"/>
+        </w:numPr>
+      </w:pPr>
+      <w:r>
+        <w:t>Используемые зависимости</w:t>
+      </w:r>
+    </w:p>
+    <w:p>
+      <w:pPr>
+        <w:pStyle w:val="ad"/>
+        <w:numPr>
+          <w:ilvl w:val="0"/>
+          <w:numId w:val="6"/>
+        </w:numPr>
+      </w:pPr>
+      <w:proofErr w:type="spellStart"/>
+      <w:r>
+        <w:rPr>
+          <w:rFonts w:ascii="Andale Mono" w:hAnsi="Andale Mono"/>
+        </w:rPr>
+        <w:t>jackson-databind</w:t>
+      </w:r>
+      <w:proofErr w:type="spellEnd"/>
+      <w:r>
+        <w:rPr>
+          <w:rFonts w:ascii="Andale Mono" w:hAnsi="Andale Mono"/>
+        </w:rPr>
+        <w:t> </w:t>
+      </w:r>
+      <w:r>
+        <w:t xml:space="preserve">(версия 2.17.2) </w:t>
+      </w:r>
+      <w:r>
+        <w:t>-</w:t>
+      </w:r>
+      <w:r>
+        <w:t xml:space="preserve"> для </w:t>
+      </w:r>
+      <w:proofErr w:type="spellStart"/>
+      <w:r>
+        <w:t>парсинга</w:t>
+      </w:r>
+      <w:proofErr w:type="spellEnd"/>
+      <w:r>
+        <w:t xml:space="preserve"> JSON-файлов</w:t>
+      </w:r>
+    </w:p>
+    <w:p>
+      <w:pPr>
+        <w:pStyle w:val="ad"/>
+        <w:numPr>
+          <w:ilvl w:val="0"/>
+          <w:numId w:val="6"/>
+        </w:numPr>
+      </w:pPr>
+      <w:proofErr w:type="spellStart"/>
+      <w:r>
+        <w:rPr>
+          <w:rFonts w:ascii="Andale Mono" w:hAnsi="Andale Mono"/>
+        </w:rPr>
+        <w:t>jackson-dataformat-xml</w:t>
+      </w:r>
+      <w:proofErr w:type="spellEnd"/>
+      <w:r>
+        <w:t xml:space="preserve"> (версия 2.17.2) </w:t>
+      </w:r>
+      <w:r>
+        <w:t>-</w:t>
+      </w:r>
+      <w:r>
+        <w:t xml:space="preserve"> для </w:t>
+      </w:r>
+      <w:proofErr w:type="spellStart"/>
+      <w:r>
+        <w:t>парсинга</w:t>
+      </w:r>
+      <w:proofErr w:type="spellEnd"/>
+      <w:r>
+        <w:t xml:space="preserve"> XML-файлов</w:t>
+      </w:r>
+    </w:p>
+    <w:p>
+      <w:pPr>
+        <w:pStyle w:val="ad"/>
+        <w:numPr>
+          <w:ilvl w:val="0"/>
+          <w:numId w:val="11"/>
+        </w:numPr>
+      </w:pPr>
+      <w:r>
+        <w:t>Плагины для сборки</w:t>
+      </w:r>
+    </w:p>
+    <w:p>
+      <w:pPr>
+        <w:pStyle w:val="ad"/>
+        <w:numPr>
+          <w:ilvl w:val="0"/>
+          <w:numId w:val="7"/>
+        </w:numPr>
+      </w:pPr>
+      <w:proofErr w:type="spellStart"/>
+      <w:r>
+        <w:rPr>
+          <w:rFonts w:ascii="Andale Mono" w:hAnsi="Andale Mono"/>
+        </w:rPr>
+        <w:t>maven-compiler-plugin</w:t>
+      </w:r>
+      <w:proofErr w:type="spellEnd"/>
+      <w:r>
+        <w:t> </w:t>
+      </w:r>
+      <w:r>
+        <w:t>-</w:t>
+      </w:r>
+      <w:r>
+        <w:t xml:space="preserve"> компиляция проекта</w:t>
+      </w:r>
+    </w:p>
+    <w:p>
+      <w:pPr>
+        <w:pStyle w:val="ad"/>
+        <w:numPr>
+          <w:ilvl w:val="0"/>
+          <w:numId w:val="7"/>
+        </w:numPr>
+      </w:pPr>
+      <w:proofErr w:type="spellStart"/>
+      <w:r>
+        <w:rPr>
+          <w:rFonts w:ascii="Andale Mono" w:hAnsi="Andale Mono"/>
+        </w:rPr>
+        <w:t>exec-maven-plugin</w:t>
+      </w:r>
+      <w:proofErr w:type="spellEnd"/>
+      <w:r>
+        <w:rPr>
+          <w:rFonts w:ascii="Andale Mono" w:hAnsi="Andale Mono"/>
+        </w:rPr>
+        <w:t xml:space="preserve"> </w:t>
+      </w:r>
+      <w:r>
+        <w:t>-</w:t>
+      </w:r>
+      <w:r>
+        <w:t xml:space="preserve"> </w:t>
+      </w:r>
+      <w:r>
+        <w:t>запуск</w:t>
+      </w:r>
+      <w:r>
+        <w:t xml:space="preserve"> </w:t>
+      </w:r>
+      <w:r>
+        <w:t>приложения</w:t>
+      </w:r>
+      <w:r>
+        <w:t xml:space="preserve"> </w:t>
+      </w:r>
+      <w:r>
+        <w:t>(точка</w:t>
+      </w:r>
+      <w:r>
+        <w:t xml:space="preserve"> </w:t>
+      </w:r>
+      <w:r>
+        <w:t>входа</w:t>
+      </w:r>
+      <w:r>
+        <w:t xml:space="preserve"> </w:t>
+      </w:r>
+      <w:proofErr w:type="spellStart"/>
+      <w:proofErr w:type="gramStart"/>
+      <w:r>
+        <w:t>app.MissionAnalyzerApp</w:t>
+      </w:r>
+      <w:proofErr w:type="spellEnd"/>
+      <w:proofErr w:type="gramEnd"/>
+      <w:r>
+        <w:t>)</w:t>
+      </w:r>
+    </w:p>
+    <w:p>
+      <w:pPr>
+        <w:pStyle w:val="ad"/>
+        <w:numPr>
+          <w:ilvl w:val="0"/>
+          <w:numId w:val="7"/>
+        </w:numPr>
+      </w:pPr>
+      <w:proofErr w:type="spellStart"/>
+      <w:r>
+        <w:rPr>
+          <w:rFonts w:ascii="Andale Mono" w:hAnsi="Andale Mono"/>
+        </w:rPr>
+        <w:t>maven-assembly-plugin</w:t>
+      </w:r>
+      <w:proofErr w:type="spellEnd"/>
+      <w:r>
+        <w:t> </w:t>
+      </w:r>
+      <w:r>
+        <w:t xml:space="preserve">- </w:t>
+      </w:r>
+      <w:r>
+        <w:t>создание исполняемого JAR-файла со всеми зависимостями (</w:t>
+      </w:r>
+      <w:proofErr w:type="spellStart"/>
+      <w:r>
+        <w:t>jar-with-dependencies</w:t>
+      </w:r>
+      <w:proofErr w:type="spellEnd"/>
+      <w:r>
+        <w:t>)</w:t>
+      </w:r>
+    </w:p>
+    <w:p/>
     <w:p/>
     <w:sectPr>
       <w:pgSz w:w="11906" w:h="16838"/>
-      <w:pgMar w:top="1134" w:right="850" w:bottom="1134" w:left="1701" w:header="708" w:footer="708" w:gutter="0"/>
+      <w:pgMar w:top="1134" w:right="1134" w:bottom="1134" w:left="1701" w:header="1134" w:footer="1134" w:gutter="0"/>
       <w:cols w:space="708"/>
       <w:docGrid w:linePitch="360"/>
     </w:sectPr>
   </w:body>
 </w:document>
+</file>
+
+<file path=word/endnotes.xml><?xml version="1.0" encoding="utf-8"?>
+<w:endnotes xmlns:wpc="http://schemas.microsoft.com/office/word/2010/wordprocessingCanvas" xmlns:cx="http://schemas.microsoft.com/office/drawing/2014/chartex" xmlns:cx1="http://schemas.microsoft.com/office/drawing/2015/9/8/chartex" xmlns:cx2="http://schemas.microsoft.com/office/drawing/2015/10/21/chartex" xmlns:cx3="http://schemas.microsoft.com/office/drawing/2016/5/9/chartex" xmlns:cx4="http://schemas.microsoft.com/office/drawing/2016/5/10/chartex" xmlns:cx5="http://schemas.microsoft.com/office/drawing/2016/5/11/chartex" xmlns:cx6="http://schemas.microsoft.com/office/drawing/2016/5/12/chartex" xmlns:cx7="http://schemas.microsoft.com/office/drawing/2016/5/13/chartex" xmlns:cx8="http://schemas.microsoft.com/office/drawing/2016/5/14/chartex" xmlns:mc="http://schemas.openxmlformats.org/markup-compatibility/2006" xmlns:aink="http://schemas.microsoft.com/office/drawing/2016/ink" xmlns:am3d="http://schemas.microsoft.com/office/drawing/2017/model3d" xmlns:o="urn:schemas-microsoft-com:office:office" xmlns:oel="http://schemas.microsoft.com/office/2019/extlst" xmlns:r="http://schemas.openxmlformats.org/officeDocument/2006/relationships" xmlns:m="http://schemas.openxmlformats.org/officeDocument/2006/math" xmlns:v="urn:schemas-microsoft-com:vml" xmlns:wp14="http://schemas.microsoft.com/office/word/2010/wordprocessingDrawing" xmlns:wp="http://schemas.openxmlformats.org/drawingml/2006/wordprocessingDrawing" xmlns:w10="urn:schemas-microsoft-com:office:word" xmlns:w="http://schemas.openxmlformats.org/wordprocessingml/2006/main" xmlns:w14="http://schemas.microsoft.com/office/word/2010/wordml" xmlns:w15="http://schemas.microsoft.com/office/word/2012/wordml" xmlns:w16cex="http://schemas.microsoft.com/office/word/2018/wordml/cex" xmlns:w16cid="http://schemas.microsoft.com/office/word/2016/wordml/cid" xmlns:w16="http://schemas.microsoft.com/office/word/2018/wordml" xmlns:w16sdtdh="http://schemas.microsoft.com/office/word/2020/wordml/sdtdatahash" xmlns:w16se="http://schemas.microsoft.com/office/word/2015/wordml/symex" xmlns:wpg="http://schemas.microsoft.com/office/word/2010/wordprocessingGroup" xmlns:wpi="http://schemas.microsoft.com/office/word/2010/wordprocessingInk" xmlns:wne="http://schemas.microsoft.com/office/word/2006/wordml" xmlns:wps="http://schemas.microsoft.com/office/word/2010/wordprocessingShape" mc:Ignorable="w14 w15 w16se w16cid w16 w16cex w16sdtdh wp14">
+  <w:endnote w:type="separator" w:id="-1">
+    <w:p>
+      <w:pPr>
+        <w:spacing w:before="0" w:after="0"/>
+      </w:pPr>
+      <w:r>
+        <w:separator/>
+      </w:r>
+    </w:p>
+  </w:endnote>
+  <w:endnote w:type="continuationSeparator" w:id="0">
+    <w:p>
+      <w:pPr>
+        <w:spacing w:before="0" w:after="0"/>
+      </w:pPr>
+      <w:r>
+        <w:continuationSeparator/>
+      </w:r>
+    </w:p>
+  </w:endnote>
+</w:endnotes>
+</file>
+
+<file path=word/footnotes.xml><?xml version="1.0" encoding="utf-8"?>
+<w:footnotes xmlns:wpc="http://schemas.microsoft.com/office/word/2010/wordprocessingCanvas" xmlns:cx="http://schemas.microsoft.com/office/drawing/2014/chartex" xmlns:cx1="http://schemas.microsoft.com/office/drawing/2015/9/8/chartex" xmlns:cx2="http://schemas.microsoft.com/office/drawing/2015/10/21/chartex" xmlns:cx3="http://schemas.microsoft.com/office/drawing/2016/5/9/chartex" xmlns:cx4="http://schemas.microsoft.com/office/drawing/2016/5/10/chartex" xmlns:cx5="http://schemas.microsoft.com/office/drawing/2016/5/11/chartex" xmlns:cx6="http://schemas.microsoft.com/office/drawing/2016/5/12/chartex" xmlns:cx7="http://schemas.microsoft.com/office/drawing/2016/5/13/chartex" xmlns:cx8="http://schemas.microsoft.com/office/drawing/2016/5/14/chartex" xmlns:mc="http://schemas.openxmlformats.org/markup-compatibility/2006" xmlns:aink="http://schemas.microsoft.com/office/drawing/2016/ink" xmlns:am3d="http://schemas.microsoft.com/office/drawing/2017/model3d" xmlns:o="urn:schemas-microsoft-com:office:office" xmlns:oel="http://schemas.microsoft.com/office/2019/extlst" xmlns:r="http://schemas.openxmlformats.org/officeDocument/2006/relationships" xmlns:m="http://schemas.openxmlformats.org/officeDocument/2006/math" xmlns:v="urn:schemas-microsoft-com:vml" xmlns:wp14="http://schemas.microsoft.com/office/word/2010/wordprocessingDrawing" xmlns:wp="http://schemas.openxmlformats.org/drawingml/2006/wordprocessingDrawing" xmlns:w10="urn:schemas-microsoft-com:office:word" xmlns:w="http://schemas.openxmlformats.org/wordprocessingml/2006/main" xmlns:w14="http://schemas.microsoft.com/office/word/2010/wordml" xmlns:w15="http://schemas.microsoft.com/office/word/2012/wordml" xmlns:w16cex="http://schemas.microsoft.com/office/word/2018/wordml/cex" xmlns:w16cid="http://schemas.microsoft.com/office/word/2016/wordml/cid" xmlns:w16="http://schemas.microsoft.com/office/word/2018/wordml" xmlns:w16sdtdh="http://schemas.microsoft.com/office/word/2020/wordml/sdtdatahash" xmlns:w16se="http://schemas.microsoft.com/office/word/2015/wordml/symex" xmlns:wpg="http://schemas.microsoft.com/office/word/2010/wordprocessingGroup" xmlns:wpi="http://schemas.microsoft.com/office/word/2010/wordprocessingInk" xmlns:wne="http://schemas.microsoft.com/office/word/2006/wordml" xmlns:wps="http://schemas.microsoft.com/office/word/2010/wordprocessingShape" mc:Ignorable="w14 w15 w16se w16cid w16 w16cex w16sdtdh wp14">
+  <w:footnote w:type="separator" w:id="-1">
+    <w:p>
+      <w:pPr>
+        <w:spacing w:before="0" w:after="0"/>
+      </w:pPr>
+      <w:r>
+        <w:separator/>
+      </w:r>
+    </w:p>
+  </w:footnote>
+  <w:footnote w:type="continuationSeparator" w:id="0">
+    <w:p>
+      <w:pPr>
+        <w:spacing w:before="0" w:after="0"/>
+      </w:pPr>
+      <w:r>
+        <w:continuationSeparator/>
+      </w:r>
+    </w:p>
+  </w:footnote>
+</w:footnotes>
+</file>
+
+<file path=word/numbering.xml><?xml version="1.0" encoding="utf-8"?>
+<w:numbering xmlns:wpc="http://schemas.microsoft.com/office/word/2010/wordprocessingCanvas" xmlns:cx="http://schemas.microsoft.com/office/drawing/2014/chartex" xmlns:cx1="http://schemas.microsoft.com/office/drawing/2015/9/8/chartex" xmlns:cx2="http://schemas.microsoft.com/office/drawing/2015/10/21/chartex" xmlns:cx3="http://schemas.microsoft.com/office/drawing/2016/5/9/chartex" xmlns:cx4="http://schemas.microsoft.com/office/drawing/2016/5/10/chartex" xmlns:cx5="http://schemas.microsoft.com/office/drawing/2016/5/11/chartex" xmlns:cx6="http://schemas.microsoft.com/office/drawing/2016/5/12/chartex" xmlns:cx7="http://schemas.microsoft.com/office/drawing/2016/5/13/chartex" xmlns:cx8="http://schemas.microsoft.com/office/drawing/2016/5/14/chartex" xmlns:mc="http://schemas.openxmlformats.org/markup-compatibility/2006" xmlns:aink="http://schemas.microsoft.com/office/drawing/2016/ink" xmlns:am3d="http://schemas.microsoft.com/office/drawing/2017/model3d" xmlns:o="urn:schemas-microsoft-com:office:office" xmlns:oel="http://schemas.microsoft.com/office/2019/extlst" xmlns:r="http://schemas.openxmlformats.org/officeDocument/2006/relationships" xmlns:m="http://schemas.openxmlformats.org/officeDocument/2006/math" xmlns:v="urn:schemas-microsoft-com:vml" xmlns:wp14="http://schemas.microsoft.com/office/word/2010/wordprocessingDrawing" xmlns:wp="http://schemas.openxmlformats.org/drawingml/2006/wordprocessingDrawing" xmlns:w10="urn:schemas-microsoft-com:office:word" xmlns:w="http://schemas.openxmlformats.org/wordprocessingml/2006/main" xmlns:w14="http://schemas.microsoft.com/office/word/2010/wordml" xmlns:w15="http://schemas.microsoft.com/office/word/2012/wordml" xmlns:w16cex="http://schemas.microsoft.com/office/word/2018/wordml/cex" xmlns:w16cid="http://schemas.microsoft.com/office/word/2016/wordml/cid" xmlns:w16="http://schemas.microsoft.com/office/word/2018/wordml" xmlns:w16sdtdh="http://schemas.microsoft.com/office/word/2020/wordml/sdtdatahash" xmlns:w16se="http://schemas.microsoft.com/office/word/2015/wordml/symex" xmlns:wpg="http://schemas.microsoft.com/office/word/2010/wordprocessingGroup" xmlns:wpi="http://schemas.microsoft.com/office/word/2010/wordprocessingInk" xmlns:wne="http://schemas.microsoft.com/office/word/2006/wordml" xmlns:wps="http://schemas.microsoft.com/office/word/2010/wordprocessingShape" mc:Ignorable="w14 w15 w16se w16cid w16 w16cex w16sdtdh wp14">
+  <w:abstractNum w:abstractNumId="0" w15:restartNumberingAfterBreak="0">
+    <w:nsid w:val="06AE6D80"/>
+    <w:multiLevelType w:val="hybridMultilevel"/>
+    <w:tmpl w:val="11F415A0"/>
+    <w:lvl w:ilvl="0" w:tplc="0419000F">
+      <w:start w:val="1"/>
+      <w:numFmt w:val="decimal"/>
+      <w:lvlText w:val="%1."/>
+      <w:lvlJc w:val="left"/>
+      <w:pPr>
+        <w:ind w:left="360" w:hanging="360"/>
+      </w:pPr>
+    </w:lvl>
+    <w:lvl w:ilvl="1" w:tplc="04190019" w:tentative="1">
+      <w:start w:val="1"/>
+      <w:numFmt w:val="lowerLetter"/>
+      <w:lvlText w:val="%2."/>
+      <w:lvlJc w:val="left"/>
+      <w:pPr>
+        <w:ind w:left="1080" w:hanging="360"/>
+      </w:pPr>
+    </w:lvl>
+    <w:lvl w:ilvl="2" w:tplc="0419001B" w:tentative="1">
+      <w:start w:val="1"/>
+      <w:numFmt w:val="lowerRoman"/>
+      <w:lvlText w:val="%3."/>
+      <w:lvlJc w:val="right"/>
+      <w:pPr>
+        <w:ind w:left="1800" w:hanging="180"/>
+      </w:pPr>
+    </w:lvl>
+    <w:lvl w:ilvl="3" w:tplc="0419000F" w:tentative="1">
+      <w:start w:val="1"/>
+      <w:numFmt w:val="decimal"/>
+      <w:lvlText w:val="%4."/>
+      <w:lvlJc w:val="left"/>
+      <w:pPr>
+        <w:ind w:left="2520" w:hanging="360"/>
+      </w:pPr>
+    </w:lvl>
+    <w:lvl w:ilvl="4" w:tplc="04190019" w:tentative="1">
+      <w:start w:val="1"/>
+      <w:numFmt w:val="lowerLetter"/>
+      <w:lvlText w:val="%5."/>
+      <w:lvlJc w:val="left"/>
+      <w:pPr>
+        <w:ind w:left="3240" w:hanging="360"/>
+      </w:pPr>
+    </w:lvl>
+    <w:lvl w:ilvl="5" w:tplc="0419001B" w:tentative="1">
+      <w:start w:val="1"/>
+      <w:numFmt w:val="lowerRoman"/>
+      <w:lvlText w:val="%6."/>
+      <w:lvlJc w:val="right"/>
+      <w:pPr>
+        <w:ind w:left="3960" w:hanging="180"/>
+      </w:pPr>
+    </w:lvl>
+    <w:lvl w:ilvl="6" w:tplc="0419000F" w:tentative="1">
+      <w:start w:val="1"/>
+      <w:numFmt w:val="decimal"/>
+      <w:lvlText w:val="%7."/>
+      <w:lvlJc w:val="left"/>
+      <w:pPr>
+        <w:ind w:left="4680" w:hanging="360"/>
+      </w:pPr>
+    </w:lvl>
+    <w:lvl w:ilvl="7" w:tplc="04190019" w:tentative="1">
+      <w:start w:val="1"/>
+      <w:numFmt w:val="lowerLetter"/>
+      <w:lvlText w:val="%8."/>
+      <w:lvlJc w:val="left"/>
+      <w:pPr>
+        <w:ind w:left="5400" w:hanging="360"/>
+      </w:pPr>
+    </w:lvl>
+    <w:lvl w:ilvl="8" w:tplc="0419001B" w:tentative="1">
+      <w:start w:val="1"/>
+      <w:numFmt w:val="lowerRoman"/>
+      <w:lvlText w:val="%9."/>
+      <w:lvlJc w:val="right"/>
+      <w:pPr>
+        <w:ind w:left="6120" w:hanging="180"/>
+      </w:pPr>
+    </w:lvl>
+  </w:abstractNum>
+  <w:abstractNum w:abstractNumId="1" w15:restartNumberingAfterBreak="0">
+    <w:nsid w:val="094E1C4C"/>
+    <w:multiLevelType w:val="hybridMultilevel"/>
+    <w:tmpl w:val="87542868"/>
+    <w:lvl w:ilvl="0" w:tplc="0419000F">
+      <w:start w:val="1"/>
+      <w:numFmt w:val="decimal"/>
+      <w:lvlText w:val="%1."/>
+      <w:lvlJc w:val="left"/>
+      <w:pPr>
+        <w:ind w:left="1429" w:hanging="360"/>
+      </w:pPr>
+    </w:lvl>
+    <w:lvl w:ilvl="1" w:tplc="04190019" w:tentative="1">
+      <w:start w:val="1"/>
+      <w:numFmt w:val="lowerLetter"/>
+      <w:lvlText w:val="%2."/>
+      <w:lvlJc w:val="left"/>
+      <w:pPr>
+        <w:ind w:left="2149" w:hanging="360"/>
+      </w:pPr>
+    </w:lvl>
+    <w:lvl w:ilvl="2" w:tplc="0419001B" w:tentative="1">
+      <w:start w:val="1"/>
+      <w:numFmt w:val="lowerRoman"/>
+      <w:lvlText w:val="%3."/>
+      <w:lvlJc w:val="right"/>
+      <w:pPr>
+        <w:ind w:left="2869" w:hanging="180"/>
+      </w:pPr>
+    </w:lvl>
+    <w:lvl w:ilvl="3" w:tplc="0419000F" w:tentative="1">
+      <w:start w:val="1"/>
+      <w:numFmt w:val="decimal"/>
+      <w:lvlText w:val="%4."/>
+      <w:lvlJc w:val="left"/>
+      <w:pPr>
+        <w:ind w:left="3589" w:hanging="360"/>
+      </w:pPr>
+    </w:lvl>
+    <w:lvl w:ilvl="4" w:tplc="04190019" w:tentative="1">
+      <w:start w:val="1"/>
+      <w:numFmt w:val="lowerLetter"/>
+      <w:lvlText w:val="%5."/>
+      <w:lvlJc w:val="left"/>
+      <w:pPr>
+        <w:ind w:left="4309" w:hanging="360"/>
+      </w:pPr>
+    </w:lvl>
+    <w:lvl w:ilvl="5" w:tplc="0419001B" w:tentative="1">
+      <w:start w:val="1"/>
+      <w:numFmt w:val="lowerRoman"/>
+      <w:lvlText w:val="%6."/>
+      <w:lvlJc w:val="right"/>
+      <w:pPr>
+        <w:ind w:left="5029" w:hanging="180"/>
+      </w:pPr>
+    </w:lvl>
+    <w:lvl w:ilvl="6" w:tplc="0419000F" w:tentative="1">
+      <w:start w:val="1"/>
+      <w:numFmt w:val="decimal"/>
+      <w:lvlText w:val="%7."/>
+      <w:lvlJc w:val="left"/>
+      <w:pPr>
+        <w:ind w:left="5749" w:hanging="360"/>
+      </w:pPr>
+    </w:lvl>
+    <w:lvl w:ilvl="7" w:tplc="04190019" w:tentative="1">
+      <w:start w:val="1"/>
+      <w:numFmt w:val="lowerLetter"/>
+      <w:lvlText w:val="%8."/>
+      <w:lvlJc w:val="left"/>
+      <w:pPr>
+        <w:ind w:left="6469" w:hanging="360"/>
+      </w:pPr>
+    </w:lvl>
+    <w:lvl w:ilvl="8" w:tplc="0419001B" w:tentative="1">
+      <w:start w:val="1"/>
+      <w:numFmt w:val="lowerRoman"/>
+      <w:lvlText w:val="%9."/>
+      <w:lvlJc w:val="right"/>
+      <w:pPr>
+        <w:ind w:left="7189" w:hanging="180"/>
+      </w:pPr>
+    </w:lvl>
+  </w:abstractNum>
+  <w:abstractNum w:abstractNumId="2" w15:restartNumberingAfterBreak="0">
+    <w:nsid w:val="0BBC4EEC"/>
+    <w:multiLevelType w:val="hybridMultilevel"/>
+    <w:tmpl w:val="3516E2F2"/>
+    <w:lvl w:ilvl="0" w:tplc="FFFFFFFF">
+      <w:start w:val="1"/>
+      <w:numFmt w:val="decimal"/>
+      <w:lvlText w:val="%1."/>
+      <w:lvlJc w:val="left"/>
+      <w:pPr>
+        <w:ind w:left="360" w:hanging="360"/>
+      </w:pPr>
+    </w:lvl>
+    <w:lvl w:ilvl="1" w:tplc="FFFFFFFF">
+      <w:start w:val="1"/>
+      <w:numFmt w:val="decimal"/>
+      <w:lvlText w:val="%2."/>
+      <w:lvlJc w:val="left"/>
+      <w:pPr>
+        <w:ind w:left="1080" w:hanging="360"/>
+      </w:pPr>
+      <w:rPr>
+        <w:rFonts w:hint="default"/>
+      </w:rPr>
+    </w:lvl>
+    <w:lvl w:ilvl="2" w:tplc="FFFFFFFF" w:tentative="1">
+      <w:start w:val="1"/>
+      <w:numFmt w:val="lowerRoman"/>
+      <w:lvlText w:val="%3."/>
+      <w:lvlJc w:val="right"/>
+      <w:pPr>
+        <w:ind w:left="1800" w:hanging="180"/>
+      </w:pPr>
+    </w:lvl>
+    <w:lvl w:ilvl="3" w:tplc="FFFFFFFF" w:tentative="1">
+      <w:start w:val="1"/>
+      <w:numFmt w:val="decimal"/>
+      <w:lvlText w:val="%4."/>
+      <w:lvlJc w:val="left"/>
+      <w:pPr>
+        <w:ind w:left="2520" w:hanging="360"/>
+      </w:pPr>
+    </w:lvl>
+    <w:lvl w:ilvl="4" w:tplc="FFFFFFFF" w:tentative="1">
+      <w:start w:val="1"/>
+      <w:numFmt w:val="lowerLetter"/>
+      <w:lvlText w:val="%5."/>
+      <w:lvlJc w:val="left"/>
+      <w:pPr>
+        <w:ind w:left="3240" w:hanging="360"/>
+      </w:pPr>
+    </w:lvl>
+    <w:lvl w:ilvl="5" w:tplc="FFFFFFFF" w:tentative="1">
+      <w:start w:val="1"/>
+      <w:numFmt w:val="lowerRoman"/>
+      <w:lvlText w:val="%6."/>
+      <w:lvlJc w:val="right"/>
+      <w:pPr>
+        <w:ind w:left="3960" w:hanging="180"/>
+      </w:pPr>
+    </w:lvl>
+    <w:lvl w:ilvl="6" w:tplc="FFFFFFFF" w:tentative="1">
+      <w:start w:val="1"/>
+      <w:numFmt w:val="decimal"/>
+      <w:lvlText w:val="%7."/>
+      <w:lvlJc w:val="left"/>
+      <w:pPr>
+        <w:ind w:left="4680" w:hanging="360"/>
+      </w:pPr>
+    </w:lvl>
+    <w:lvl w:ilvl="7" w:tplc="FFFFFFFF" w:tentative="1">
+      <w:start w:val="1"/>
+      <w:numFmt w:val="lowerLetter"/>
+      <w:lvlText w:val="%8."/>
+      <w:lvlJc w:val="left"/>
+      <w:pPr>
+        <w:ind w:left="5400" w:hanging="360"/>
+      </w:pPr>
+    </w:lvl>
+    <w:lvl w:ilvl="8" w:tplc="FFFFFFFF" w:tentative="1">
+      <w:start w:val="1"/>
+      <w:numFmt w:val="lowerRoman"/>
+      <w:lvlText w:val="%9."/>
+      <w:lvlJc w:val="right"/>
+      <w:pPr>
+        <w:ind w:left="6120" w:hanging="180"/>
+      </w:pPr>
+    </w:lvl>
+  </w:abstractNum>
+  <w:abstractNum w:abstractNumId="3" w15:restartNumberingAfterBreak="0">
+    <w:nsid w:val="171F43C2"/>
+    <w:multiLevelType w:val="multilevel"/>
+    <w:tmpl w:val="6FAC73F0"/>
+    <w:lvl w:ilvl="0">
+      <w:start w:val="1"/>
+      <w:numFmt w:val="bullet"/>
+      <w:lvlText w:val=""/>
+      <w:lvlJc w:val="left"/>
+      <w:pPr>
+        <w:tabs>
+          <w:tab w:val="num" w:pos="720"/>
+        </w:tabs>
+        <w:ind w:left="720" w:hanging="360"/>
+      </w:pPr>
+      <w:rPr>
+        <w:rFonts w:ascii="Symbol" w:hAnsi="Symbol" w:hint="default"/>
+        <w:sz w:val="20"/>
+      </w:rPr>
+    </w:lvl>
+    <w:lvl w:ilvl="1" w:tentative="1">
+      <w:start w:val="1"/>
+      <w:numFmt w:val="bullet"/>
+      <w:lvlText w:val="o"/>
+      <w:lvlJc w:val="left"/>
+      <w:pPr>
+        <w:tabs>
+          <w:tab w:val="num" w:pos="1440"/>
+        </w:tabs>
+        <w:ind w:left="1440" w:hanging="360"/>
+      </w:pPr>
+      <w:rPr>
+        <w:rFonts w:ascii="Courier New" w:hAnsi="Courier New" w:hint="default"/>
+        <w:sz w:val="20"/>
+      </w:rPr>
+    </w:lvl>
+    <w:lvl w:ilvl="2" w:tentative="1">
+      <w:start w:val="1"/>
+      <w:numFmt w:val="bullet"/>
+      <w:lvlText w:val=""/>
+      <w:lvlJc w:val="left"/>
+      <w:pPr>
+        <w:tabs>
+          <w:tab w:val="num" w:pos="2160"/>
+        </w:tabs>
+        <w:ind w:left="2160" w:hanging="360"/>
+      </w:pPr>
+      <w:rPr>
+        <w:rFonts w:ascii="Wingdings" w:hAnsi="Wingdings" w:hint="default"/>
+        <w:sz w:val="20"/>
+      </w:rPr>
+    </w:lvl>
+    <w:lvl w:ilvl="3" w:tentative="1">
+      <w:start w:val="1"/>
+      <w:numFmt w:val="bullet"/>
+      <w:lvlText w:val=""/>
+      <w:lvlJc w:val="left"/>
+      <w:pPr>
+        <w:tabs>
+          <w:tab w:val="num" w:pos="2880"/>
+        </w:tabs>
+        <w:ind w:left="2880" w:hanging="360"/>
+      </w:pPr>
+      <w:rPr>
+        <w:rFonts w:ascii="Wingdings" w:hAnsi="Wingdings" w:hint="default"/>
+        <w:sz w:val="20"/>
+      </w:rPr>
+    </w:lvl>
+    <w:lvl w:ilvl="4" w:tentative="1">
+      <w:start w:val="1"/>
+      <w:numFmt w:val="bullet"/>
+      <w:lvlText w:val=""/>
+      <w:lvlJc w:val="left"/>
+      <w:pPr>
+        <w:tabs>
+          <w:tab w:val="num" w:pos="3600"/>
+        </w:tabs>
+        <w:ind w:left="3600" w:hanging="360"/>
+      </w:pPr>
+      <w:rPr>
+        <w:rFonts w:ascii="Wingdings" w:hAnsi="Wingdings" w:hint="default"/>
+        <w:sz w:val="20"/>
+      </w:rPr>
+    </w:lvl>
+    <w:lvl w:ilvl="5" w:tentative="1">
+      <w:start w:val="1"/>
+      <w:numFmt w:val="bullet"/>
+      <w:lvlText w:val=""/>
+      <w:lvlJc w:val="left"/>
+      <w:pPr>
+        <w:tabs>
+          <w:tab w:val="num" w:pos="4320"/>
+        </w:tabs>
+        <w:ind w:left="4320" w:hanging="360"/>
+      </w:pPr>
+      <w:rPr>
+        <w:rFonts w:ascii="Wingdings" w:hAnsi="Wingdings" w:hint="default"/>
+        <w:sz w:val="20"/>
+      </w:rPr>
+    </w:lvl>
+    <w:lvl w:ilvl="6" w:tentative="1">
+      <w:start w:val="1"/>
+      <w:numFmt w:val="bullet"/>
+      <w:lvlText w:val=""/>
+      <w:lvlJc w:val="left"/>
+      <w:pPr>
+        <w:tabs>
+          <w:tab w:val="num" w:pos="5040"/>
+        </w:tabs>
+        <w:ind w:left="5040" w:hanging="360"/>
+      </w:pPr>
+      <w:rPr>
+        <w:rFonts w:ascii="Wingdings" w:hAnsi="Wingdings" w:hint="default"/>
+        <w:sz w:val="20"/>
+      </w:rPr>
+    </w:lvl>
+    <w:lvl w:ilvl="7" w:tentative="1">
+      <w:start w:val="1"/>
+      <w:numFmt w:val="bullet"/>
+      <w:lvlText w:val=""/>
+      <w:lvlJc w:val="left"/>
+      <w:pPr>
+        <w:tabs>
+          <w:tab w:val="num" w:pos="5760"/>
+        </w:tabs>
+        <w:ind w:left="5760" w:hanging="360"/>
+      </w:pPr>
+      <w:rPr>
+        <w:rFonts w:ascii="Wingdings" w:hAnsi="Wingdings" w:hint="default"/>
+        <w:sz w:val="20"/>
+      </w:rPr>
+    </w:lvl>
+    <w:lvl w:ilvl="8" w:tentative="1">
+      <w:start w:val="1"/>
+      <w:numFmt w:val="bullet"/>
+      <w:lvlText w:val=""/>
+      <w:lvlJc w:val="left"/>
+      <w:pPr>
+        <w:tabs>
+          <w:tab w:val="num" w:pos="6480"/>
+        </w:tabs>
+        <w:ind w:left="6480" w:hanging="360"/>
+      </w:pPr>
+      <w:rPr>
+        <w:rFonts w:ascii="Wingdings" w:hAnsi="Wingdings" w:hint="default"/>
+        <w:sz w:val="20"/>
+      </w:rPr>
+    </w:lvl>
+  </w:abstractNum>
+  <w:abstractNum w:abstractNumId="4" w15:restartNumberingAfterBreak="0">
+    <w:nsid w:val="19A5136F"/>
+    <w:multiLevelType w:val="hybridMultilevel"/>
+    <w:tmpl w:val="5C5005D8"/>
+    <w:lvl w:ilvl="0" w:tplc="04190001">
+      <w:start w:val="1"/>
+      <w:numFmt w:val="bullet"/>
+      <w:lvlText w:val=""/>
+      <w:lvlJc w:val="left"/>
+      <w:pPr>
+        <w:ind w:left="1068" w:hanging="360"/>
+      </w:pPr>
+      <w:rPr>
+        <w:rFonts w:ascii="Symbol" w:hAnsi="Symbol" w:hint="default"/>
+      </w:rPr>
+    </w:lvl>
+    <w:lvl w:ilvl="1" w:tplc="04190003" w:tentative="1">
+      <w:start w:val="1"/>
+      <w:numFmt w:val="bullet"/>
+      <w:lvlText w:val="o"/>
+      <w:lvlJc w:val="left"/>
+      <w:pPr>
+        <w:ind w:left="1788" w:hanging="360"/>
+      </w:pPr>
+      <w:rPr>
+        <w:rFonts w:ascii="Courier New" w:hAnsi="Courier New" w:cs="Courier New" w:hint="default"/>
+      </w:rPr>
+    </w:lvl>
+    <w:lvl w:ilvl="2" w:tplc="04190005" w:tentative="1">
+      <w:start w:val="1"/>
+      <w:numFmt w:val="bullet"/>
+      <w:lvlText w:val=""/>
+      <w:lvlJc w:val="left"/>
+      <w:pPr>
+        <w:ind w:left="2508" w:hanging="360"/>
+      </w:pPr>
+      <w:rPr>
+        <w:rFonts w:ascii="Wingdings" w:hAnsi="Wingdings" w:hint="default"/>
+      </w:rPr>
+    </w:lvl>
+    <w:lvl w:ilvl="3" w:tplc="04190001" w:tentative="1">
+      <w:start w:val="1"/>
+      <w:numFmt w:val="bullet"/>
+      <w:lvlText w:val=""/>
+      <w:lvlJc w:val="left"/>
+      <w:pPr>
+        <w:ind w:left="3228" w:hanging="360"/>
+      </w:pPr>
+      <w:rPr>
+        <w:rFonts w:ascii="Symbol" w:hAnsi="Symbol" w:hint="default"/>
+      </w:rPr>
+    </w:lvl>
+    <w:lvl w:ilvl="4" w:tplc="04190003" w:tentative="1">
+      <w:start w:val="1"/>
+      <w:numFmt w:val="bullet"/>
+      <w:lvlText w:val="o"/>
+      <w:lvlJc w:val="left"/>
+      <w:pPr>
+        <w:ind w:left="3948" w:hanging="360"/>
+      </w:pPr>
+      <w:rPr>
+        <w:rFonts w:ascii="Courier New" w:hAnsi="Courier New" w:cs="Courier New" w:hint="default"/>
+      </w:rPr>
+    </w:lvl>
+    <w:lvl w:ilvl="5" w:tplc="04190005" w:tentative="1">
+      <w:start w:val="1"/>
+      <w:numFmt w:val="bullet"/>
+      <w:lvlText w:val=""/>
+      <w:lvlJc w:val="left"/>
+      <w:pPr>
+        <w:ind w:left="4668" w:hanging="360"/>
+      </w:pPr>
+      <w:rPr>
+        <w:rFonts w:ascii="Wingdings" w:hAnsi="Wingdings" w:hint="default"/>
+      </w:rPr>
+    </w:lvl>
+    <w:lvl w:ilvl="6" w:tplc="04190001" w:tentative="1">
+      <w:start w:val="1"/>
+      <w:numFmt w:val="bullet"/>
+      <w:lvlText w:val=""/>
+      <w:lvlJc w:val="left"/>
+      <w:pPr>
+        <w:ind w:left="5388" w:hanging="360"/>
+      </w:pPr>
+      <w:rPr>
+        <w:rFonts w:ascii="Symbol" w:hAnsi="Symbol" w:hint="default"/>
+      </w:rPr>
+    </w:lvl>
+    <w:lvl w:ilvl="7" w:tplc="04190003" w:tentative="1">
+      <w:start w:val="1"/>
+      <w:numFmt w:val="bullet"/>
+      <w:lvlText w:val="o"/>
+      <w:lvlJc w:val="left"/>
+      <w:pPr>
+        <w:ind w:left="6108" w:hanging="360"/>
+      </w:pPr>
+      <w:rPr>
+        <w:rFonts w:ascii="Courier New" w:hAnsi="Courier New" w:cs="Courier New" w:hint="default"/>
+      </w:rPr>
+    </w:lvl>
+    <w:lvl w:ilvl="8" w:tplc="04190005" w:tentative="1">
+      <w:start w:val="1"/>
+      <w:numFmt w:val="bullet"/>
+      <w:lvlText w:val=""/>
+      <w:lvlJc w:val="left"/>
+      <w:pPr>
+        <w:ind w:left="6828" w:hanging="360"/>
+      </w:pPr>
+      <w:rPr>
+        <w:rFonts w:ascii="Wingdings" w:hAnsi="Wingdings" w:hint="default"/>
+      </w:rPr>
+    </w:lvl>
+  </w:abstractNum>
+  <w:abstractNum w:abstractNumId="5" w15:restartNumberingAfterBreak="0">
+    <w:nsid w:val="201B5F90"/>
+    <w:multiLevelType w:val="hybridMultilevel"/>
+    <w:tmpl w:val="0D76E5AE"/>
+    <w:lvl w:ilvl="0" w:tplc="0419000F">
+      <w:start w:val="1"/>
+      <w:numFmt w:val="decimal"/>
+      <w:lvlText w:val="%1."/>
+      <w:lvlJc w:val="left"/>
+      <w:pPr>
+        <w:ind w:left="360" w:hanging="360"/>
+      </w:pPr>
+    </w:lvl>
+    <w:lvl w:ilvl="1" w:tplc="CCE643F0">
+      <w:start w:val="1"/>
+      <w:numFmt w:val="decimal"/>
+      <w:lvlText w:val="%2."/>
+      <w:lvlJc w:val="left"/>
+      <w:pPr>
+        <w:ind w:left="1080" w:hanging="360"/>
+      </w:pPr>
+      <w:rPr>
+        <w:rFonts w:hint="default"/>
+      </w:rPr>
+    </w:lvl>
+    <w:lvl w:ilvl="2" w:tplc="0419001B" w:tentative="1">
+      <w:start w:val="1"/>
+      <w:numFmt w:val="lowerRoman"/>
+      <w:lvlText w:val="%3."/>
+      <w:lvlJc w:val="right"/>
+      <w:pPr>
+        <w:ind w:left="1800" w:hanging="180"/>
+      </w:pPr>
+    </w:lvl>
+    <w:lvl w:ilvl="3" w:tplc="0419000F" w:tentative="1">
+      <w:start w:val="1"/>
+      <w:numFmt w:val="decimal"/>
+      <w:lvlText w:val="%4."/>
+      <w:lvlJc w:val="left"/>
+      <w:pPr>
+        <w:ind w:left="2520" w:hanging="360"/>
+      </w:pPr>
+    </w:lvl>
+    <w:lvl w:ilvl="4" w:tplc="04190019" w:tentative="1">
+      <w:start w:val="1"/>
+      <w:numFmt w:val="lowerLetter"/>
+      <w:lvlText w:val="%5."/>
+      <w:lvlJc w:val="left"/>
+      <w:pPr>
+        <w:ind w:left="3240" w:hanging="360"/>
+      </w:pPr>
+    </w:lvl>
+    <w:lvl w:ilvl="5" w:tplc="0419001B" w:tentative="1">
+      <w:start w:val="1"/>
+      <w:numFmt w:val="lowerRoman"/>
+      <w:lvlText w:val="%6."/>
+      <w:lvlJc w:val="right"/>
+      <w:pPr>
+        <w:ind w:left="3960" w:hanging="180"/>
+      </w:pPr>
+    </w:lvl>
+    <w:lvl w:ilvl="6" w:tplc="0419000F" w:tentative="1">
+      <w:start w:val="1"/>
+      <w:numFmt w:val="decimal"/>
+      <w:lvlText w:val="%7."/>
+      <w:lvlJc w:val="left"/>
+      <w:pPr>
+        <w:ind w:left="4680" w:hanging="360"/>
+      </w:pPr>
+    </w:lvl>
+    <w:lvl w:ilvl="7" w:tplc="04190019" w:tentative="1">
+      <w:start w:val="1"/>
+      <w:numFmt w:val="lowerLetter"/>
+      <w:lvlText w:val="%8."/>
+      <w:lvlJc w:val="left"/>
+      <w:pPr>
+        <w:ind w:left="5400" w:hanging="360"/>
+      </w:pPr>
+    </w:lvl>
+    <w:lvl w:ilvl="8" w:tplc="0419001B" w:tentative="1">
+      <w:start w:val="1"/>
+      <w:numFmt w:val="lowerRoman"/>
+      <w:lvlText w:val="%9."/>
+      <w:lvlJc w:val="right"/>
+      <w:pPr>
+        <w:ind w:left="6120" w:hanging="180"/>
+      </w:pPr>
+    </w:lvl>
+  </w:abstractNum>
+  <w:abstractNum w:abstractNumId="6" w15:restartNumberingAfterBreak="0">
+    <w:nsid w:val="46643B46"/>
+    <w:multiLevelType w:val="hybridMultilevel"/>
+    <w:tmpl w:val="7C16E286"/>
+    <w:lvl w:ilvl="0" w:tplc="0419000F">
+      <w:start w:val="1"/>
+      <w:numFmt w:val="decimal"/>
+      <w:lvlText w:val="%1."/>
+      <w:lvlJc w:val="left"/>
+      <w:pPr>
+        <w:ind w:left="1068" w:hanging="360"/>
+      </w:pPr>
+    </w:lvl>
+    <w:lvl w:ilvl="1" w:tplc="04190019" w:tentative="1">
+      <w:start w:val="1"/>
+      <w:numFmt w:val="lowerLetter"/>
+      <w:lvlText w:val="%2."/>
+      <w:lvlJc w:val="left"/>
+      <w:pPr>
+        <w:ind w:left="1788" w:hanging="360"/>
+      </w:pPr>
+    </w:lvl>
+    <w:lvl w:ilvl="2" w:tplc="0419001B" w:tentative="1">
+      <w:start w:val="1"/>
+      <w:numFmt w:val="lowerRoman"/>
+      <w:lvlText w:val="%3."/>
+      <w:lvlJc w:val="right"/>
+      <w:pPr>
+        <w:ind w:left="2508" w:hanging="180"/>
+      </w:pPr>
+    </w:lvl>
+    <w:lvl w:ilvl="3" w:tplc="0419000F" w:tentative="1">
+      <w:start w:val="1"/>
+      <w:numFmt w:val="decimal"/>
+      <w:lvlText w:val="%4."/>
+      <w:lvlJc w:val="left"/>
+      <w:pPr>
+        <w:ind w:left="3228" w:hanging="360"/>
+      </w:pPr>
+    </w:lvl>
+    <w:lvl w:ilvl="4" w:tplc="04190019" w:tentative="1">
+      <w:start w:val="1"/>
+      <w:numFmt w:val="lowerLetter"/>
+      <w:lvlText w:val="%5."/>
+      <w:lvlJc w:val="left"/>
+      <w:pPr>
+        <w:ind w:left="3948" w:hanging="360"/>
+      </w:pPr>
+    </w:lvl>
+    <w:lvl w:ilvl="5" w:tplc="0419001B" w:tentative="1">
+      <w:start w:val="1"/>
+      <w:numFmt w:val="lowerRoman"/>
+      <w:lvlText w:val="%6."/>
+      <w:lvlJc w:val="right"/>
+      <w:pPr>
+        <w:ind w:left="4668" w:hanging="180"/>
+      </w:pPr>
+    </w:lvl>
+    <w:lvl w:ilvl="6" w:tplc="0419000F" w:tentative="1">
+      <w:start w:val="1"/>
+      <w:numFmt w:val="decimal"/>
+      <w:lvlText w:val="%7."/>
+      <w:lvlJc w:val="left"/>
+      <w:pPr>
+        <w:ind w:left="5388" w:hanging="360"/>
+      </w:pPr>
+    </w:lvl>
+    <w:lvl w:ilvl="7" w:tplc="04190019" w:tentative="1">
+      <w:start w:val="1"/>
+      <w:numFmt w:val="lowerLetter"/>
+      <w:lvlText w:val="%8."/>
+      <w:lvlJc w:val="left"/>
+      <w:pPr>
+        <w:ind w:left="6108" w:hanging="360"/>
+      </w:pPr>
+    </w:lvl>
+    <w:lvl w:ilvl="8" w:tplc="0419001B" w:tentative="1">
+      <w:start w:val="1"/>
+      <w:numFmt w:val="lowerRoman"/>
+      <w:lvlText w:val="%9."/>
+      <w:lvlJc w:val="right"/>
+      <w:pPr>
+        <w:ind w:left="6828" w:hanging="180"/>
+      </w:pPr>
+    </w:lvl>
+  </w:abstractNum>
+  <w:abstractNum w:abstractNumId="7" w15:restartNumberingAfterBreak="0">
+    <w:nsid w:val="4D3C4147"/>
+    <w:multiLevelType w:val="hybridMultilevel"/>
+    <w:tmpl w:val="255EF5A8"/>
+    <w:lvl w:ilvl="0" w:tplc="04190001">
+      <w:start w:val="1"/>
+      <w:numFmt w:val="bullet"/>
+      <w:lvlText w:val=""/>
+      <w:lvlJc w:val="left"/>
+      <w:pPr>
+        <w:ind w:left="1069" w:hanging="360"/>
+      </w:pPr>
+      <w:rPr>
+        <w:rFonts w:ascii="Symbol" w:hAnsi="Symbol" w:hint="default"/>
+      </w:rPr>
+    </w:lvl>
+    <w:lvl w:ilvl="1" w:tplc="04190003" w:tentative="1">
+      <w:start w:val="1"/>
+      <w:numFmt w:val="bullet"/>
+      <w:lvlText w:val="o"/>
+      <w:lvlJc w:val="left"/>
+      <w:pPr>
+        <w:ind w:left="1789" w:hanging="360"/>
+      </w:pPr>
+      <w:rPr>
+        <w:rFonts w:ascii="Courier New" w:hAnsi="Courier New" w:cs="Courier New" w:hint="default"/>
+      </w:rPr>
+    </w:lvl>
+    <w:lvl w:ilvl="2" w:tplc="04190005" w:tentative="1">
+      <w:start w:val="1"/>
+      <w:numFmt w:val="bullet"/>
+      <w:lvlText w:val=""/>
+      <w:lvlJc w:val="left"/>
+      <w:pPr>
+        <w:ind w:left="2509" w:hanging="360"/>
+      </w:pPr>
+      <w:rPr>
+        <w:rFonts w:ascii="Wingdings" w:hAnsi="Wingdings" w:hint="default"/>
+      </w:rPr>
+    </w:lvl>
+    <w:lvl w:ilvl="3" w:tplc="04190001" w:tentative="1">
+      <w:start w:val="1"/>
+      <w:numFmt w:val="bullet"/>
+      <w:lvlText w:val=""/>
+      <w:lvlJc w:val="left"/>
+      <w:pPr>
+        <w:ind w:left="3229" w:hanging="360"/>
+      </w:pPr>
+      <w:rPr>
+        <w:rFonts w:ascii="Symbol" w:hAnsi="Symbol" w:hint="default"/>
+      </w:rPr>
+    </w:lvl>
+    <w:lvl w:ilvl="4" w:tplc="04190003" w:tentative="1">
+      <w:start w:val="1"/>
+      <w:numFmt w:val="bullet"/>
+      <w:lvlText w:val="o"/>
+      <w:lvlJc w:val="left"/>
+      <w:pPr>
+        <w:ind w:left="3949" w:hanging="360"/>
+      </w:pPr>
+      <w:rPr>
+        <w:rFonts w:ascii="Courier New" w:hAnsi="Courier New" w:cs="Courier New" w:hint="default"/>
+      </w:rPr>
+    </w:lvl>
+    <w:lvl w:ilvl="5" w:tplc="04190005" w:tentative="1">
+      <w:start w:val="1"/>
+      <w:numFmt w:val="bullet"/>
+      <w:lvlText w:val=""/>
+      <w:lvlJc w:val="left"/>
+      <w:pPr>
+        <w:ind w:left="4669" w:hanging="360"/>
+      </w:pPr>
+      <w:rPr>
+        <w:rFonts w:ascii="Wingdings" w:hAnsi="Wingdings" w:hint="default"/>
+      </w:rPr>
+    </w:lvl>
+    <w:lvl w:ilvl="6" w:tplc="04190001" w:tentative="1">
+      <w:start w:val="1"/>
+      <w:numFmt w:val="bullet"/>
+      <w:lvlText w:val=""/>
+      <w:lvlJc w:val="left"/>
+      <w:pPr>
+        <w:ind w:left="5389" w:hanging="360"/>
+      </w:pPr>
+      <w:rPr>
+        <w:rFonts w:ascii="Symbol" w:hAnsi="Symbol" w:hint="default"/>
+      </w:rPr>
+    </w:lvl>
+    <w:lvl w:ilvl="7" w:tplc="04190003" w:tentative="1">
+      <w:start w:val="1"/>
+      <w:numFmt w:val="bullet"/>
+      <w:lvlText w:val="o"/>
+      <w:lvlJc w:val="left"/>
+      <w:pPr>
+        <w:ind w:left="6109" w:hanging="360"/>
+      </w:pPr>
+      <w:rPr>
+        <w:rFonts w:ascii="Courier New" w:hAnsi="Courier New" w:cs="Courier New" w:hint="default"/>
+      </w:rPr>
+    </w:lvl>
+    <w:lvl w:ilvl="8" w:tplc="04190005" w:tentative="1">
+      <w:start w:val="1"/>
+      <w:numFmt w:val="bullet"/>
+      <w:lvlText w:val=""/>
+      <w:lvlJc w:val="left"/>
+      <w:pPr>
+        <w:ind w:left="6829" w:hanging="360"/>
+      </w:pPr>
+      <w:rPr>
+        <w:rFonts w:ascii="Wingdings" w:hAnsi="Wingdings" w:hint="default"/>
+      </w:rPr>
+    </w:lvl>
+  </w:abstractNum>
+  <w:abstractNum w:abstractNumId="8" w15:restartNumberingAfterBreak="0">
+    <w:nsid w:val="53DF4D95"/>
+    <w:multiLevelType w:val="hybridMultilevel"/>
+    <w:tmpl w:val="14AA1D4E"/>
+    <w:lvl w:ilvl="0" w:tplc="0419000F">
+      <w:start w:val="1"/>
+      <w:numFmt w:val="decimal"/>
+      <w:lvlText w:val="%1."/>
+      <w:lvlJc w:val="left"/>
+      <w:pPr>
+        <w:ind w:left="1429" w:hanging="360"/>
+      </w:pPr>
+    </w:lvl>
+    <w:lvl w:ilvl="1" w:tplc="04190019" w:tentative="1">
+      <w:start w:val="1"/>
+      <w:numFmt w:val="lowerLetter"/>
+      <w:lvlText w:val="%2."/>
+      <w:lvlJc w:val="left"/>
+      <w:pPr>
+        <w:ind w:left="2149" w:hanging="360"/>
+      </w:pPr>
+    </w:lvl>
+    <w:lvl w:ilvl="2" w:tplc="0419001B" w:tentative="1">
+      <w:start w:val="1"/>
+      <w:numFmt w:val="lowerRoman"/>
+      <w:lvlText w:val="%3."/>
+      <w:lvlJc w:val="right"/>
+      <w:pPr>
+        <w:ind w:left="2869" w:hanging="180"/>
+      </w:pPr>
+    </w:lvl>
+    <w:lvl w:ilvl="3" w:tplc="0419000F" w:tentative="1">
+      <w:start w:val="1"/>
+      <w:numFmt w:val="decimal"/>
+      <w:lvlText w:val="%4."/>
+      <w:lvlJc w:val="left"/>
+      <w:pPr>
+        <w:ind w:left="3589" w:hanging="360"/>
+      </w:pPr>
+    </w:lvl>
+    <w:lvl w:ilvl="4" w:tplc="04190019" w:tentative="1">
+      <w:start w:val="1"/>
+      <w:numFmt w:val="lowerLetter"/>
+      <w:lvlText w:val="%5."/>
+      <w:lvlJc w:val="left"/>
+      <w:pPr>
+        <w:ind w:left="4309" w:hanging="360"/>
+      </w:pPr>
+    </w:lvl>
+    <w:lvl w:ilvl="5" w:tplc="0419001B" w:tentative="1">
+      <w:start w:val="1"/>
+      <w:numFmt w:val="lowerRoman"/>
+      <w:lvlText w:val="%6."/>
+      <w:lvlJc w:val="right"/>
+      <w:pPr>
+        <w:ind w:left="5029" w:hanging="180"/>
+      </w:pPr>
+    </w:lvl>
+    <w:lvl w:ilvl="6" w:tplc="0419000F" w:tentative="1">
+      <w:start w:val="1"/>
+      <w:numFmt w:val="decimal"/>
+      <w:lvlText w:val="%7."/>
+      <w:lvlJc w:val="left"/>
+      <w:pPr>
+        <w:ind w:left="5749" w:hanging="360"/>
+      </w:pPr>
+    </w:lvl>
+    <w:lvl w:ilvl="7" w:tplc="04190019" w:tentative="1">
+      <w:start w:val="1"/>
+      <w:numFmt w:val="lowerLetter"/>
+      <w:lvlText w:val="%8."/>
+      <w:lvlJc w:val="left"/>
+      <w:pPr>
+        <w:ind w:left="6469" w:hanging="360"/>
+      </w:pPr>
+    </w:lvl>
+    <w:lvl w:ilvl="8" w:tplc="0419001B" w:tentative="1">
+      <w:start w:val="1"/>
+      <w:numFmt w:val="lowerRoman"/>
+      <w:lvlText w:val="%9."/>
+      <w:lvlJc w:val="right"/>
+      <w:pPr>
+        <w:ind w:left="7189" w:hanging="180"/>
+      </w:pPr>
+    </w:lvl>
+  </w:abstractNum>
+  <w:abstractNum w:abstractNumId="9" w15:restartNumberingAfterBreak="0">
+    <w:nsid w:val="604E6864"/>
+    <w:multiLevelType w:val="multilevel"/>
+    <w:tmpl w:val="41EC80E0"/>
+    <w:lvl w:ilvl="0">
+      <w:start w:val="1"/>
+      <w:numFmt w:val="decimal"/>
+      <w:lvlText w:val="%1."/>
+      <w:lvlJc w:val="left"/>
+      <w:pPr>
+        <w:tabs>
+          <w:tab w:val="num" w:pos="720"/>
+        </w:tabs>
+        <w:ind w:left="720" w:hanging="360"/>
+      </w:pPr>
+    </w:lvl>
+    <w:lvl w:ilvl="1" w:tentative="1">
+      <w:start w:val="1"/>
+      <w:numFmt w:val="decimal"/>
+      <w:lvlText w:val="%2."/>
+      <w:lvlJc w:val="left"/>
+      <w:pPr>
+        <w:tabs>
+          <w:tab w:val="num" w:pos="1440"/>
+        </w:tabs>
+        <w:ind w:left="1440" w:hanging="360"/>
+      </w:pPr>
+    </w:lvl>
+    <w:lvl w:ilvl="2" w:tentative="1">
+      <w:start w:val="1"/>
+      <w:numFmt w:val="decimal"/>
+      <w:lvlText w:val="%3."/>
+      <w:lvlJc w:val="left"/>
+      <w:pPr>
+        <w:tabs>
+          <w:tab w:val="num" w:pos="2160"/>
+        </w:tabs>
+        <w:ind w:left="2160" w:hanging="360"/>
+      </w:pPr>
+    </w:lvl>
+    <w:lvl w:ilvl="3" w:tentative="1">
+      <w:start w:val="1"/>
+      <w:numFmt w:val="decimal"/>
+      <w:lvlText w:val="%4."/>
+      <w:lvlJc w:val="left"/>
+      <w:pPr>
+        <w:tabs>
+          <w:tab w:val="num" w:pos="2880"/>
+        </w:tabs>
+        <w:ind w:left="2880" w:hanging="360"/>
+      </w:pPr>
+    </w:lvl>
+    <w:lvl w:ilvl="4" w:tentative="1">
+      <w:start w:val="1"/>
+      <w:numFmt w:val="decimal"/>
+      <w:lvlText w:val="%5."/>
+      <w:lvlJc w:val="left"/>
+      <w:pPr>
+        <w:tabs>
+          <w:tab w:val="num" w:pos="3600"/>
+        </w:tabs>
+        <w:ind w:left="3600" w:hanging="360"/>
+      </w:pPr>
+    </w:lvl>
+    <w:lvl w:ilvl="5" w:tentative="1">
+      <w:start w:val="1"/>
+      <w:numFmt w:val="decimal"/>
+      <w:lvlText w:val="%6."/>
+      <w:lvlJc w:val="left"/>
+      <w:pPr>
+        <w:tabs>
+          <w:tab w:val="num" w:pos="4320"/>
+        </w:tabs>
+        <w:ind w:left="4320" w:hanging="360"/>
+      </w:pPr>
+    </w:lvl>
+    <w:lvl w:ilvl="6" w:tentative="1">
+      <w:start w:val="1"/>
+      <w:numFmt w:val="decimal"/>
+      <w:lvlText w:val="%7."/>
+      <w:lvlJc w:val="left"/>
+      <w:pPr>
+        <w:tabs>
+          <w:tab w:val="num" w:pos="5040"/>
+        </w:tabs>
+        <w:ind w:left="5040" w:hanging="360"/>
+      </w:pPr>
+    </w:lvl>
+    <w:lvl w:ilvl="7" w:tentative="1">
+      <w:start w:val="1"/>
+      <w:numFmt w:val="decimal"/>
+      <w:lvlText w:val="%8."/>
+      <w:lvlJc w:val="left"/>
+      <w:pPr>
+        <w:tabs>
+          <w:tab w:val="num" w:pos="5760"/>
+        </w:tabs>
+        <w:ind w:left="5760" w:hanging="360"/>
+      </w:pPr>
+    </w:lvl>
+    <w:lvl w:ilvl="8" w:tentative="1">
+      <w:start w:val="1"/>
+      <w:numFmt w:val="decimal"/>
+      <w:lvlText w:val="%9."/>
+      <w:lvlJc w:val="left"/>
+      <w:pPr>
+        <w:tabs>
+          <w:tab w:val="num" w:pos="6480"/>
+        </w:tabs>
+        <w:ind w:left="6480" w:hanging="360"/>
+      </w:pPr>
+    </w:lvl>
+  </w:abstractNum>
+  <w:abstractNum w:abstractNumId="10" w15:restartNumberingAfterBreak="0">
+    <w:nsid w:val="6F4630DA"/>
+    <w:multiLevelType w:val="multilevel"/>
+    <w:tmpl w:val="BBC297C4"/>
+    <w:lvl w:ilvl="0">
+      <w:start w:val="1"/>
+      <w:numFmt w:val="bullet"/>
+      <w:lvlText w:val=""/>
+      <w:lvlJc w:val="left"/>
+      <w:pPr>
+        <w:tabs>
+          <w:tab w:val="num" w:pos="720"/>
+        </w:tabs>
+        <w:ind w:left="720" w:hanging="360"/>
+      </w:pPr>
+      <w:rPr>
+        <w:rFonts w:ascii="Symbol" w:hAnsi="Symbol" w:hint="default"/>
+        <w:sz w:val="20"/>
+      </w:rPr>
+    </w:lvl>
+    <w:lvl w:ilvl="1" w:tentative="1">
+      <w:start w:val="1"/>
+      <w:numFmt w:val="bullet"/>
+      <w:lvlText w:val="o"/>
+      <w:lvlJc w:val="left"/>
+      <w:pPr>
+        <w:tabs>
+          <w:tab w:val="num" w:pos="1440"/>
+        </w:tabs>
+        <w:ind w:left="1440" w:hanging="360"/>
+      </w:pPr>
+      <w:rPr>
+        <w:rFonts w:ascii="Courier New" w:hAnsi="Courier New" w:hint="default"/>
+        <w:sz w:val="20"/>
+      </w:rPr>
+    </w:lvl>
+    <w:lvl w:ilvl="2" w:tentative="1">
+      <w:start w:val="1"/>
+      <w:numFmt w:val="bullet"/>
+      <w:lvlText w:val=""/>
+      <w:lvlJc w:val="left"/>
+      <w:pPr>
+        <w:tabs>
+          <w:tab w:val="num" w:pos="2160"/>
+        </w:tabs>
+        <w:ind w:left="2160" w:hanging="360"/>
+      </w:pPr>
+      <w:rPr>
+        <w:rFonts w:ascii="Wingdings" w:hAnsi="Wingdings" w:hint="default"/>
+        <w:sz w:val="20"/>
+      </w:rPr>
+    </w:lvl>
+    <w:lvl w:ilvl="3" w:tentative="1">
+      <w:start w:val="1"/>
+      <w:numFmt w:val="bullet"/>
+      <w:lvlText w:val=""/>
+      <w:lvlJc w:val="left"/>
+      <w:pPr>
+        <w:tabs>
+          <w:tab w:val="num" w:pos="2880"/>
+        </w:tabs>
+        <w:ind w:left="2880" w:hanging="360"/>
+      </w:pPr>
+      <w:rPr>
+        <w:rFonts w:ascii="Wingdings" w:hAnsi="Wingdings" w:hint="default"/>
+        <w:sz w:val="20"/>
+      </w:rPr>
+    </w:lvl>
+    <w:lvl w:ilvl="4" w:tentative="1">
+      <w:start w:val="1"/>
+      <w:numFmt w:val="bullet"/>
+      <w:lvlText w:val=""/>
+      <w:lvlJc w:val="left"/>
+      <w:pPr>
+        <w:tabs>
+          <w:tab w:val="num" w:pos="3600"/>
+        </w:tabs>
+        <w:ind w:left="3600" w:hanging="360"/>
+      </w:pPr>
+      <w:rPr>
+        <w:rFonts w:ascii="Wingdings" w:hAnsi="Wingdings" w:hint="default"/>
+        <w:sz w:val="20"/>
+      </w:rPr>
+    </w:lvl>
+    <w:lvl w:ilvl="5" w:tentative="1">
+      <w:start w:val="1"/>
+      <w:numFmt w:val="bullet"/>
+      <w:lvlText w:val=""/>
+      <w:lvlJc w:val="left"/>
+      <w:pPr>
+        <w:tabs>
+          <w:tab w:val="num" w:pos="4320"/>
+        </w:tabs>
+        <w:ind w:left="4320" w:hanging="360"/>
+      </w:pPr>
+      <w:rPr>
+        <w:rFonts w:ascii="Wingdings" w:hAnsi="Wingdings" w:hint="default"/>
+        <w:sz w:val="20"/>
+      </w:rPr>
+    </w:lvl>
+    <w:lvl w:ilvl="6" w:tentative="1">
+      <w:start w:val="1"/>
+      <w:numFmt w:val="bullet"/>
+      <w:lvlText w:val=""/>
+      <w:lvlJc w:val="left"/>
+      <w:pPr>
+        <w:tabs>
+          <w:tab w:val="num" w:pos="5040"/>
+        </w:tabs>
+        <w:ind w:left="5040" w:hanging="360"/>
+      </w:pPr>
+      <w:rPr>
+        <w:rFonts w:ascii="Wingdings" w:hAnsi="Wingdings" w:hint="default"/>
+        <w:sz w:val="20"/>
+      </w:rPr>
+    </w:lvl>
+    <w:lvl w:ilvl="7" w:tentative="1">
+      <w:start w:val="1"/>
+      <w:numFmt w:val="bullet"/>
+      <w:lvlText w:val=""/>
+      <w:lvlJc w:val="left"/>
+      <w:pPr>
+        <w:tabs>
+          <w:tab w:val="num" w:pos="5760"/>
+        </w:tabs>
+        <w:ind w:left="5760" w:hanging="360"/>
+      </w:pPr>
+      <w:rPr>
+        <w:rFonts w:ascii="Wingdings" w:hAnsi="Wingdings" w:hint="default"/>
+        <w:sz w:val="20"/>
+      </w:rPr>
+    </w:lvl>
+    <w:lvl w:ilvl="8" w:tentative="1">
+      <w:start w:val="1"/>
+      <w:numFmt w:val="bullet"/>
+      <w:lvlText w:val=""/>
+      <w:lvlJc w:val="left"/>
+      <w:pPr>
+        <w:tabs>
+          <w:tab w:val="num" w:pos="6480"/>
+        </w:tabs>
+        <w:ind w:left="6480" w:hanging="360"/>
+      </w:pPr>
+      <w:rPr>
+        <w:rFonts w:ascii="Wingdings" w:hAnsi="Wingdings" w:hint="default"/>
+        <w:sz w:val="20"/>
+      </w:rPr>
+    </w:lvl>
+  </w:abstractNum>
+  <w:num w:numId="1" w16cid:durableId="1212155479">
+    <w:abstractNumId w:val="9"/>
+  </w:num>
+  <w:num w:numId="2" w16cid:durableId="1495804392">
+    <w:abstractNumId w:val="8"/>
+  </w:num>
+  <w:num w:numId="3" w16cid:durableId="1550142896">
+    <w:abstractNumId w:val="5"/>
+  </w:num>
+  <w:num w:numId="4" w16cid:durableId="607466748">
+    <w:abstractNumId w:val="3"/>
+  </w:num>
+  <w:num w:numId="5" w16cid:durableId="1585919952">
+    <w:abstractNumId w:val="10"/>
+  </w:num>
+  <w:num w:numId="6" w16cid:durableId="1122384010">
+    <w:abstractNumId w:val="7"/>
+  </w:num>
+  <w:num w:numId="7" w16cid:durableId="429859855">
+    <w:abstractNumId w:val="4"/>
+  </w:num>
+  <w:num w:numId="8" w16cid:durableId="2052338914">
+    <w:abstractNumId w:val="1"/>
+  </w:num>
+  <w:num w:numId="9" w16cid:durableId="1704400364">
+    <w:abstractNumId w:val="6"/>
+  </w:num>
+  <w:num w:numId="10" w16cid:durableId="68238152">
+    <w:abstractNumId w:val="0"/>
+  </w:num>
+  <w:num w:numId="11" w16cid:durableId="131095224">
+    <w:abstractNumId w:val="2"/>
+  </w:num>
+</w:numbering>
 </file>
 
 <file path=word/styles.xml><?xml version="1.0" encoding="utf-8"?>
@@ -95,7 +2885,7 @@
     <w:lsdException w:name="Closing" w:semiHidden="1" w:unhideWhenUsed="1"/>
     <w:lsdException w:name="Signature" w:semiHidden="1" w:unhideWhenUsed="1"/>
     <w:lsdException w:name="Default Paragraph Font" w:semiHidden="1" w:uiPriority="1" w:unhideWhenUsed="1"/>
-    <w:lsdException w:name="Body Text" w:semiHidden="1" w:unhideWhenUsed="1"/>
+    <w:lsdException w:name="Body Text" w:semiHidden="1" w:uiPriority="1" w:unhideWhenUsed="1" w:qFormat="1"/>
     <w:lsdException w:name="Body Text Indent" w:semiHidden="1" w:unhideWhenUsed="1"/>
     <w:lsdException w:name="List Continue" w:semiHidden="1" w:unhideWhenUsed="1"/>
     <w:lsdException w:name="List Continue 2" w:semiHidden="1" w:unhideWhenUsed="1"/>
@@ -409,11 +3199,67 @@
   <w:style w:type="paragraph" w:default="1" w:styleId="a">
     <w:name w:val="Normal"/>
     <w:qFormat/>
+    <w:rsid w:val="007667C3"/>
+    <w:pPr>
+      <w:spacing w:before="120" w:after="320"/>
+      <w:jc w:val="both"/>
+    </w:pPr>
+    <w:rPr>
+      <w:rFonts w:ascii="Times New Roman" w:eastAsiaTheme="minorEastAsia" w:hAnsi="Times New Roman"/>
+      <w:kern w:val="0"/>
+      <w:sz w:val="28"/>
+      <w:szCs w:val="22"/>
+      <w:lang w:eastAsia="ru-RU"/>
+      <w14:ligatures w14:val="none"/>
+    </w:rPr>
+  </w:style>
+  <w:style w:type="paragraph" w:styleId="1">
+    <w:name w:val="heading 1"/>
+    <w:basedOn w:val="a"/>
+    <w:next w:val="a"/>
+    <w:link w:val="10"/>
+    <w:uiPriority w:val="9"/>
+    <w:qFormat/>
+    <w:rsid w:val="005C274B"/>
+    <w:pPr>
+      <w:keepNext/>
+      <w:keepLines/>
+      <w:spacing w:after="0"/>
+      <w:outlineLvl w:val="0"/>
+    </w:pPr>
+    <w:rPr>
+      <w:rFonts w:eastAsiaTheme="majorEastAsia" w:cstheme="majorBidi"/>
+      <w:color w:val="000000" w:themeColor="text1"/>
+      <w:sz w:val="40"/>
+      <w:szCs w:val="32"/>
+    </w:rPr>
+  </w:style>
+  <w:style w:type="paragraph" w:styleId="3">
+    <w:name w:val="heading 3"/>
+    <w:basedOn w:val="a"/>
+    <w:next w:val="a"/>
+    <w:link w:val="30"/>
+    <w:uiPriority w:val="9"/>
+    <w:semiHidden/>
+    <w:unhideWhenUsed/>
+    <w:qFormat/>
+    <w:rsid w:val="008E0DEB"/>
+    <w:pPr>
+      <w:keepNext/>
+      <w:keepLines/>
+      <w:spacing w:before="40" w:after="0"/>
+      <w:outlineLvl w:val="2"/>
+    </w:pPr>
+    <w:rPr>
+      <w:rFonts w:asciiTheme="majorHAnsi" w:eastAsiaTheme="majorEastAsia" w:hAnsiTheme="majorHAnsi" w:cstheme="majorBidi"/>
+      <w:color w:val="1F3763" w:themeColor="accent1" w:themeShade="7F"/>
+      <w:sz w:val="24"/>
+      <w:szCs w:val="24"/>
+    </w:rPr>
   </w:style>
   <w:style w:type="character" w:default="1" w:styleId="a0">
     <w:name w:val="Default Paragraph Font"/>
     <w:uiPriority w:val="1"/>
-    <w:semiHidden/>
     <w:unhideWhenUsed/>
   </w:style>
   <w:style w:type="table" w:default="1" w:styleId="a1">
@@ -436,6 +3282,928 @@
     <w:uiPriority w:val="99"/>
     <w:semiHidden/>
     <w:unhideWhenUsed/>
+  </w:style>
+  <w:style w:type="paragraph" w:styleId="a3">
+    <w:name w:val="Body Text"/>
+    <w:basedOn w:val="a"/>
+    <w:link w:val="a4"/>
+    <w:uiPriority w:val="1"/>
+    <w:qFormat/>
+    <w:rsid w:val="00A258CD"/>
+    <w:rPr>
+      <w:szCs w:val="28"/>
+    </w:rPr>
+  </w:style>
+  <w:style w:type="character" w:customStyle="1" w:styleId="a4">
+    <w:name w:val="Основной текст Знак"/>
+    <w:basedOn w:val="a0"/>
+    <w:link w:val="a3"/>
+    <w:uiPriority w:val="1"/>
+    <w:rsid w:val="00A258CD"/>
+    <w:rPr>
+      <w:rFonts w:eastAsiaTheme="minorEastAsia"/>
+      <w:kern w:val="0"/>
+      <w:sz w:val="28"/>
+      <w:szCs w:val="28"/>
+      <w:lang w:eastAsia="ru-RU"/>
+      <w14:ligatures w14:val="none"/>
+    </w:rPr>
+  </w:style>
+  <w:style w:type="paragraph" w:customStyle="1" w:styleId="TableParagraph">
+    <w:name w:val="Table Paragraph"/>
+    <w:basedOn w:val="a"/>
+    <w:uiPriority w:val="1"/>
+    <w:qFormat/>
+    <w:rsid w:val="00A258CD"/>
+    <w:pPr>
+      <w:spacing w:line="266" w:lineRule="exact"/>
+      <w:ind w:left="122"/>
+    </w:pPr>
+  </w:style>
+  <w:style w:type="table" w:customStyle="1" w:styleId="TableNormal">
+    <w:name w:val="Table Normal"/>
+    <w:uiPriority w:val="2"/>
+    <w:semiHidden/>
+    <w:unhideWhenUsed/>
+    <w:qFormat/>
+    <w:rsid w:val="00A258CD"/>
+    <w:pPr>
+      <w:spacing w:after="200" w:line="276" w:lineRule="auto"/>
+    </w:pPr>
+    <w:rPr>
+      <w:rFonts w:eastAsiaTheme="minorEastAsia"/>
+      <w:kern w:val="0"/>
+      <w:sz w:val="22"/>
+      <w:szCs w:val="22"/>
+      <w:lang w:eastAsia="ru-RU"/>
+      <w14:ligatures w14:val="none"/>
+    </w:rPr>
+    <w:tblPr>
+      <w:tblInd w:w="0" w:type="dxa"/>
+      <w:tblCellMar>
+        <w:top w:w="0" w:type="dxa"/>
+        <w:left w:w="0" w:type="dxa"/>
+        <w:bottom w:w="0" w:type="dxa"/>
+        <w:right w:w="0" w:type="dxa"/>
+      </w:tblCellMar>
+    </w:tblPr>
+  </w:style>
+  <w:style w:type="paragraph" w:styleId="a5">
+    <w:name w:val="header"/>
+    <w:basedOn w:val="a"/>
+    <w:link w:val="a6"/>
+    <w:uiPriority w:val="99"/>
+    <w:unhideWhenUsed/>
+    <w:rsid w:val="00A258CD"/>
+    <w:pPr>
+      <w:tabs>
+        <w:tab w:val="center" w:pos="4677"/>
+        <w:tab w:val="right" w:pos="9355"/>
+      </w:tabs>
+      <w:spacing w:after="0"/>
+    </w:pPr>
+  </w:style>
+  <w:style w:type="character" w:customStyle="1" w:styleId="a6">
+    <w:name w:val="Верхний колонтитул Знак"/>
+    <w:basedOn w:val="a0"/>
+    <w:link w:val="a5"/>
+    <w:uiPriority w:val="99"/>
+    <w:rsid w:val="00A258CD"/>
+    <w:rPr>
+      <w:rFonts w:eastAsiaTheme="minorEastAsia"/>
+      <w:kern w:val="0"/>
+      <w:sz w:val="22"/>
+      <w:szCs w:val="22"/>
+      <w:lang w:eastAsia="ru-RU"/>
+      <w14:ligatures w14:val="none"/>
+    </w:rPr>
+  </w:style>
+  <w:style w:type="paragraph" w:styleId="a7">
+    <w:name w:val="footer"/>
+    <w:basedOn w:val="a"/>
+    <w:link w:val="a8"/>
+    <w:uiPriority w:val="99"/>
+    <w:unhideWhenUsed/>
+    <w:rsid w:val="00A258CD"/>
+    <w:pPr>
+      <w:tabs>
+        <w:tab w:val="center" w:pos="4677"/>
+        <w:tab w:val="right" w:pos="9355"/>
+      </w:tabs>
+      <w:spacing w:after="0"/>
+    </w:pPr>
+  </w:style>
+  <w:style w:type="character" w:customStyle="1" w:styleId="a8">
+    <w:name w:val="Нижний колонтитул Знак"/>
+    <w:basedOn w:val="a0"/>
+    <w:link w:val="a7"/>
+    <w:uiPriority w:val="99"/>
+    <w:rsid w:val="00A258CD"/>
+    <w:rPr>
+      <w:rFonts w:eastAsiaTheme="minorEastAsia"/>
+      <w:kern w:val="0"/>
+      <w:sz w:val="22"/>
+      <w:szCs w:val="22"/>
+      <w:lang w:eastAsia="ru-RU"/>
+      <w14:ligatures w14:val="none"/>
+    </w:rPr>
+  </w:style>
+  <w:style w:type="table" w:styleId="a9">
+    <w:name w:val="Table Grid"/>
+    <w:basedOn w:val="a1"/>
+    <w:uiPriority w:val="39"/>
+    <w:rsid w:val="00A258CD"/>
+    <w:tblPr>
+      <w:tblBorders>
+        <w:top w:val="single" w:sz="4" w:space="0" w:color="auto"/>
+        <w:left w:val="single" w:sz="4" w:space="0" w:color="auto"/>
+        <w:bottom w:val="single" w:sz="4" w:space="0" w:color="auto"/>
+        <w:right w:val="single" w:sz="4" w:space="0" w:color="auto"/>
+        <w:insideH w:val="single" w:sz="4" w:space="0" w:color="auto"/>
+        <w:insideV w:val="single" w:sz="4" w:space="0" w:color="auto"/>
+      </w:tblBorders>
+    </w:tblPr>
+  </w:style>
+  <w:style w:type="table" w:styleId="5">
+    <w:name w:val="Plain Table 5"/>
+    <w:basedOn w:val="a1"/>
+    <w:uiPriority w:val="45"/>
+    <w:rsid w:val="00A258CD"/>
+    <w:tblPr>
+      <w:tblStyleRowBandSize w:val="1"/>
+      <w:tblStyleColBandSize w:val="1"/>
+    </w:tblPr>
+    <w:tblStylePr w:type="firstRow">
+      <w:rPr>
+        <w:rFonts w:asciiTheme="majorHAnsi" w:eastAsiaTheme="majorEastAsia" w:hAnsiTheme="majorHAnsi" w:cstheme="majorBidi"/>
+        <w:i/>
+        <w:iCs/>
+        <w:sz w:val="26"/>
+      </w:rPr>
+      <w:tblPr/>
+      <w:tcPr>
+        <w:tcBorders>
+          <w:bottom w:val="single" w:sz="4" w:space="0" w:color="7F7F7F" w:themeColor="text1" w:themeTint="80"/>
+        </w:tcBorders>
+        <w:shd w:val="clear" w:color="auto" w:fill="FFFFFF" w:themeFill="background1"/>
+      </w:tcPr>
+    </w:tblStylePr>
+    <w:tblStylePr w:type="lastRow">
+      <w:rPr>
+        <w:rFonts w:asciiTheme="majorHAnsi" w:eastAsiaTheme="majorEastAsia" w:hAnsiTheme="majorHAnsi" w:cstheme="majorBidi"/>
+        <w:i/>
+        <w:iCs/>
+        <w:sz w:val="26"/>
+      </w:rPr>
+      <w:tblPr/>
+      <w:tcPr>
+        <w:tcBorders>
+          <w:top w:val="single" w:sz="4" w:space="0" w:color="7F7F7F" w:themeColor="text1" w:themeTint="80"/>
+        </w:tcBorders>
+        <w:shd w:val="clear" w:color="auto" w:fill="FFFFFF" w:themeFill="background1"/>
+      </w:tcPr>
+    </w:tblStylePr>
+    <w:tblStylePr w:type="firstCol">
+      <w:pPr>
+        <w:jc w:val="right"/>
+      </w:pPr>
+      <w:rPr>
+        <w:rFonts w:asciiTheme="majorHAnsi" w:eastAsiaTheme="majorEastAsia" w:hAnsiTheme="majorHAnsi" w:cstheme="majorBidi"/>
+        <w:i/>
+        <w:iCs/>
+        <w:sz w:val="26"/>
+      </w:rPr>
+      <w:tblPr/>
+      <w:tcPr>
+        <w:tcBorders>
+          <w:right w:val="single" w:sz="4" w:space="0" w:color="7F7F7F" w:themeColor="text1" w:themeTint="80"/>
+        </w:tcBorders>
+        <w:shd w:val="clear" w:color="auto" w:fill="FFFFFF" w:themeFill="background1"/>
+      </w:tcPr>
+    </w:tblStylePr>
+    <w:tblStylePr w:type="lastCol">
+      <w:rPr>
+        <w:rFonts w:asciiTheme="majorHAnsi" w:eastAsiaTheme="majorEastAsia" w:hAnsiTheme="majorHAnsi" w:cstheme="majorBidi"/>
+        <w:i/>
+        <w:iCs/>
+        <w:sz w:val="26"/>
+      </w:rPr>
+      <w:tblPr/>
+      <w:tcPr>
+        <w:tcBorders>
+          <w:left w:val="single" w:sz="4" w:space="0" w:color="7F7F7F" w:themeColor="text1" w:themeTint="80"/>
+        </w:tcBorders>
+        <w:shd w:val="clear" w:color="auto" w:fill="FFFFFF" w:themeFill="background1"/>
+      </w:tcPr>
+    </w:tblStylePr>
+    <w:tblStylePr w:type="band1Vert">
+      <w:tblPr/>
+      <w:tcPr>
+        <w:shd w:val="clear" w:color="auto" w:fill="F2F2F2" w:themeFill="background1" w:themeFillShade="F2"/>
+      </w:tcPr>
+    </w:tblStylePr>
+    <w:tblStylePr w:type="band1Horz">
+      <w:tblPr/>
+      <w:tcPr>
+        <w:shd w:val="clear" w:color="auto" w:fill="F2F2F2" w:themeFill="background1" w:themeFillShade="F2"/>
+      </w:tcPr>
+    </w:tblStylePr>
+    <w:tblStylePr w:type="neCell">
+      <w:tblPr/>
+      <w:tcPr>
+        <w:tcBorders>
+          <w:left w:val="nil"/>
+        </w:tcBorders>
+      </w:tcPr>
+    </w:tblStylePr>
+    <w:tblStylePr w:type="nwCell">
+      <w:tblPr/>
+      <w:tcPr>
+        <w:tcBorders>
+          <w:right w:val="nil"/>
+        </w:tcBorders>
+      </w:tcPr>
+    </w:tblStylePr>
+    <w:tblStylePr w:type="seCell">
+      <w:tblPr/>
+      <w:tcPr>
+        <w:tcBorders>
+          <w:left w:val="nil"/>
+        </w:tcBorders>
+      </w:tcPr>
+    </w:tblStylePr>
+    <w:tblStylePr w:type="swCell">
+      <w:tblPr/>
+      <w:tcPr>
+        <w:tcBorders>
+          <w:right w:val="nil"/>
+        </w:tcBorders>
+      </w:tcPr>
+    </w:tblStylePr>
+  </w:style>
+  <w:style w:type="table" w:styleId="4">
+    <w:name w:val="Plain Table 4"/>
+    <w:basedOn w:val="a1"/>
+    <w:uiPriority w:val="44"/>
+    <w:rsid w:val="00A258CD"/>
+    <w:tblPr>
+      <w:tblStyleRowBandSize w:val="1"/>
+      <w:tblStyleColBandSize w:val="1"/>
+    </w:tblPr>
+    <w:tblStylePr w:type="firstRow">
+      <w:rPr>
+        <w:b/>
+        <w:bCs/>
+      </w:rPr>
+    </w:tblStylePr>
+    <w:tblStylePr w:type="lastRow">
+      <w:rPr>
+        <w:b/>
+        <w:bCs/>
+      </w:rPr>
+    </w:tblStylePr>
+    <w:tblStylePr w:type="firstCol">
+      <w:rPr>
+        <w:b/>
+        <w:bCs/>
+      </w:rPr>
+    </w:tblStylePr>
+    <w:tblStylePr w:type="lastCol">
+      <w:rPr>
+        <w:b/>
+        <w:bCs/>
+      </w:rPr>
+    </w:tblStylePr>
+    <w:tblStylePr w:type="band1Vert">
+      <w:tblPr/>
+      <w:tcPr>
+        <w:shd w:val="clear" w:color="auto" w:fill="F2F2F2" w:themeFill="background1" w:themeFillShade="F2"/>
+      </w:tcPr>
+    </w:tblStylePr>
+    <w:tblStylePr w:type="band1Horz">
+      <w:tblPr/>
+      <w:tcPr>
+        <w:shd w:val="clear" w:color="auto" w:fill="F2F2F2" w:themeFill="background1" w:themeFillShade="F2"/>
+      </w:tcPr>
+    </w:tblStylePr>
+  </w:style>
+  <w:style w:type="table" w:styleId="31">
+    <w:name w:val="Plain Table 3"/>
+    <w:basedOn w:val="a1"/>
+    <w:uiPriority w:val="43"/>
+    <w:rsid w:val="00A258CD"/>
+    <w:tblPr>
+      <w:tblStyleRowBandSize w:val="1"/>
+      <w:tblStyleColBandSize w:val="1"/>
+    </w:tblPr>
+    <w:tblStylePr w:type="firstRow">
+      <w:rPr>
+        <w:b/>
+        <w:bCs/>
+        <w:caps/>
+      </w:rPr>
+      <w:tblPr/>
+      <w:tcPr>
+        <w:tcBorders>
+          <w:bottom w:val="single" w:sz="4" w:space="0" w:color="7F7F7F" w:themeColor="text1" w:themeTint="80"/>
+        </w:tcBorders>
+      </w:tcPr>
+    </w:tblStylePr>
+    <w:tblStylePr w:type="lastRow">
+      <w:rPr>
+        <w:b/>
+        <w:bCs/>
+        <w:caps/>
+      </w:rPr>
+      <w:tblPr/>
+      <w:tcPr>
+        <w:tcBorders>
+          <w:top w:val="nil"/>
+        </w:tcBorders>
+      </w:tcPr>
+    </w:tblStylePr>
+    <w:tblStylePr w:type="firstCol">
+      <w:rPr>
+        <w:b/>
+        <w:bCs/>
+        <w:caps/>
+      </w:rPr>
+      <w:tblPr/>
+      <w:tcPr>
+        <w:tcBorders>
+          <w:right w:val="single" w:sz="4" w:space="0" w:color="7F7F7F" w:themeColor="text1" w:themeTint="80"/>
+        </w:tcBorders>
+      </w:tcPr>
+    </w:tblStylePr>
+    <w:tblStylePr w:type="lastCol">
+      <w:rPr>
+        <w:b/>
+        <w:bCs/>
+        <w:caps/>
+      </w:rPr>
+      <w:tblPr/>
+      <w:tcPr>
+        <w:tcBorders>
+          <w:left w:val="nil"/>
+        </w:tcBorders>
+      </w:tcPr>
+    </w:tblStylePr>
+    <w:tblStylePr w:type="band1Vert">
+      <w:tblPr/>
+      <w:tcPr>
+        <w:shd w:val="clear" w:color="auto" w:fill="F2F2F2" w:themeFill="background1" w:themeFillShade="F2"/>
+      </w:tcPr>
+    </w:tblStylePr>
+    <w:tblStylePr w:type="band1Horz">
+      <w:tblPr/>
+      <w:tcPr>
+        <w:shd w:val="clear" w:color="auto" w:fill="F2F2F2" w:themeFill="background1" w:themeFillShade="F2"/>
+      </w:tcPr>
+    </w:tblStylePr>
+    <w:tblStylePr w:type="neCell">
+      <w:tblPr/>
+      <w:tcPr>
+        <w:tcBorders>
+          <w:left w:val="nil"/>
+        </w:tcBorders>
+      </w:tcPr>
+    </w:tblStylePr>
+    <w:tblStylePr w:type="nwCell">
+      <w:tblPr/>
+      <w:tcPr>
+        <w:tcBorders>
+          <w:right w:val="nil"/>
+        </w:tcBorders>
+      </w:tcPr>
+    </w:tblStylePr>
+  </w:style>
+  <w:style w:type="table" w:styleId="aa">
+    <w:name w:val="Grid Table Light"/>
+    <w:basedOn w:val="a1"/>
+    <w:uiPriority w:val="40"/>
+    <w:rsid w:val="00A258CD"/>
+    <w:tblPr>
+      <w:tblBorders>
+        <w:top w:val="single" w:sz="4" w:space="0" w:color="BFBFBF" w:themeColor="background1" w:themeShade="BF"/>
+        <w:left w:val="single" w:sz="4" w:space="0" w:color="BFBFBF" w:themeColor="background1" w:themeShade="BF"/>
+        <w:bottom w:val="single" w:sz="4" w:space="0" w:color="BFBFBF" w:themeColor="background1" w:themeShade="BF"/>
+        <w:right w:val="single" w:sz="4" w:space="0" w:color="BFBFBF" w:themeColor="background1" w:themeShade="BF"/>
+        <w:insideH w:val="single" w:sz="4" w:space="0" w:color="BFBFBF" w:themeColor="background1" w:themeShade="BF"/>
+        <w:insideV w:val="single" w:sz="4" w:space="0" w:color="BFBFBF" w:themeColor="background1" w:themeShade="BF"/>
+      </w:tblBorders>
+    </w:tblPr>
+  </w:style>
+  <w:style w:type="table" w:styleId="2">
+    <w:name w:val="Plain Table 2"/>
+    <w:basedOn w:val="a1"/>
+    <w:uiPriority w:val="42"/>
+    <w:rsid w:val="00A04B18"/>
+    <w:tblPr>
+      <w:tblStyleRowBandSize w:val="1"/>
+      <w:tblStyleColBandSize w:val="1"/>
+      <w:tblBorders>
+        <w:top w:val="single" w:sz="4" w:space="0" w:color="7F7F7F" w:themeColor="text1" w:themeTint="80"/>
+        <w:bottom w:val="single" w:sz="4" w:space="0" w:color="7F7F7F" w:themeColor="text1" w:themeTint="80"/>
+      </w:tblBorders>
+    </w:tblPr>
+    <w:tblStylePr w:type="firstRow">
+      <w:rPr>
+        <w:b/>
+        <w:bCs/>
+      </w:rPr>
+      <w:tblPr/>
+      <w:tcPr>
+        <w:tcBorders>
+          <w:bottom w:val="single" w:sz="4" w:space="0" w:color="7F7F7F" w:themeColor="text1" w:themeTint="80"/>
+        </w:tcBorders>
+      </w:tcPr>
+    </w:tblStylePr>
+    <w:tblStylePr w:type="lastRow">
+      <w:rPr>
+        <w:b/>
+        <w:bCs/>
+      </w:rPr>
+      <w:tblPr/>
+      <w:tcPr>
+        <w:tcBorders>
+          <w:top w:val="single" w:sz="4" w:space="0" w:color="7F7F7F" w:themeColor="text1" w:themeTint="80"/>
+        </w:tcBorders>
+      </w:tcPr>
+    </w:tblStylePr>
+    <w:tblStylePr w:type="firstCol">
+      <w:rPr>
+        <w:b/>
+        <w:bCs/>
+      </w:rPr>
+    </w:tblStylePr>
+    <w:tblStylePr w:type="lastCol">
+      <w:rPr>
+        <w:b/>
+        <w:bCs/>
+      </w:rPr>
+    </w:tblStylePr>
+    <w:tblStylePr w:type="band1Vert">
+      <w:tblPr/>
+      <w:tcPr>
+        <w:tcBorders>
+          <w:left w:val="single" w:sz="4" w:space="0" w:color="7F7F7F" w:themeColor="text1" w:themeTint="80"/>
+          <w:right w:val="single" w:sz="4" w:space="0" w:color="7F7F7F" w:themeColor="text1" w:themeTint="80"/>
+        </w:tcBorders>
+      </w:tcPr>
+    </w:tblStylePr>
+    <w:tblStylePr w:type="band2Vert">
+      <w:tblPr/>
+      <w:tcPr>
+        <w:tcBorders>
+          <w:left w:val="single" w:sz="4" w:space="0" w:color="7F7F7F" w:themeColor="text1" w:themeTint="80"/>
+          <w:right w:val="single" w:sz="4" w:space="0" w:color="7F7F7F" w:themeColor="text1" w:themeTint="80"/>
+        </w:tcBorders>
+      </w:tcPr>
+    </w:tblStylePr>
+    <w:tblStylePr w:type="band1Horz">
+      <w:tblPr/>
+      <w:tcPr>
+        <w:tcBorders>
+          <w:top w:val="single" w:sz="4" w:space="0" w:color="7F7F7F" w:themeColor="text1" w:themeTint="80"/>
+          <w:bottom w:val="single" w:sz="4" w:space="0" w:color="7F7F7F" w:themeColor="text1" w:themeTint="80"/>
+        </w:tcBorders>
+      </w:tcPr>
+    </w:tblStylePr>
+  </w:style>
+  <w:style w:type="table" w:styleId="11">
+    <w:name w:val="Plain Table 1"/>
+    <w:basedOn w:val="a1"/>
+    <w:uiPriority w:val="41"/>
+    <w:rsid w:val="00A04B18"/>
+    <w:tblPr>
+      <w:tblStyleRowBandSize w:val="1"/>
+      <w:tblStyleColBandSize w:val="1"/>
+      <w:tblBorders>
+        <w:top w:val="single" w:sz="4" w:space="0" w:color="BFBFBF" w:themeColor="background1" w:themeShade="BF"/>
+        <w:left w:val="single" w:sz="4" w:space="0" w:color="BFBFBF" w:themeColor="background1" w:themeShade="BF"/>
+        <w:bottom w:val="single" w:sz="4" w:space="0" w:color="BFBFBF" w:themeColor="background1" w:themeShade="BF"/>
+        <w:right w:val="single" w:sz="4" w:space="0" w:color="BFBFBF" w:themeColor="background1" w:themeShade="BF"/>
+        <w:insideH w:val="single" w:sz="4" w:space="0" w:color="BFBFBF" w:themeColor="background1" w:themeShade="BF"/>
+        <w:insideV w:val="single" w:sz="4" w:space="0" w:color="BFBFBF" w:themeColor="background1" w:themeShade="BF"/>
+      </w:tblBorders>
+    </w:tblPr>
+    <w:tblStylePr w:type="firstRow">
+      <w:rPr>
+        <w:b/>
+        <w:bCs/>
+      </w:rPr>
+    </w:tblStylePr>
+    <w:tblStylePr w:type="lastRow">
+      <w:rPr>
+        <w:b/>
+        <w:bCs/>
+      </w:rPr>
+      <w:tblPr/>
+      <w:tcPr>
+        <w:tcBorders>
+          <w:top w:val="double" w:sz="4" w:space="0" w:color="BFBFBF" w:themeColor="background1" w:themeShade="BF"/>
+        </w:tcBorders>
+      </w:tcPr>
+    </w:tblStylePr>
+    <w:tblStylePr w:type="firstCol">
+      <w:rPr>
+        <w:b/>
+        <w:bCs/>
+      </w:rPr>
+    </w:tblStylePr>
+    <w:tblStylePr w:type="lastCol">
+      <w:rPr>
+        <w:b/>
+        <w:bCs/>
+      </w:rPr>
+    </w:tblStylePr>
+    <w:tblStylePr w:type="band1Vert">
+      <w:tblPr/>
+      <w:tcPr>
+        <w:shd w:val="clear" w:color="auto" w:fill="F2F2F2" w:themeFill="background1" w:themeFillShade="F2"/>
+      </w:tcPr>
+    </w:tblStylePr>
+    <w:tblStylePr w:type="band1Horz">
+      <w:tblPr/>
+      <w:tcPr>
+        <w:shd w:val="clear" w:color="auto" w:fill="F2F2F2" w:themeFill="background1" w:themeFillShade="F2"/>
+      </w:tcPr>
+    </w:tblStylePr>
+  </w:style>
+  <w:style w:type="character" w:customStyle="1" w:styleId="10">
+    <w:name w:val="Заголовок 1 Знак"/>
+    <w:basedOn w:val="a0"/>
+    <w:link w:val="1"/>
+    <w:uiPriority w:val="9"/>
+    <w:rsid w:val="005C274B"/>
+    <w:rPr>
+      <w:rFonts w:ascii="Times New Roman" w:eastAsiaTheme="majorEastAsia" w:hAnsi="Times New Roman" w:cstheme="majorBidi"/>
+      <w:color w:val="000000" w:themeColor="text1"/>
+      <w:kern w:val="0"/>
+      <w:sz w:val="40"/>
+      <w:szCs w:val="32"/>
+      <w:lang w:eastAsia="ru-RU"/>
+      <w14:ligatures w14:val="none"/>
+    </w:rPr>
+  </w:style>
+  <w:style w:type="paragraph" w:styleId="ab">
+    <w:name w:val="No Spacing"/>
+    <w:uiPriority w:val="1"/>
+    <w:qFormat/>
+    <w:rsid w:val="00523F35"/>
+    <w:rPr>
+      <w:rFonts w:eastAsiaTheme="minorEastAsia"/>
+      <w:kern w:val="0"/>
+      <w:sz w:val="22"/>
+      <w:szCs w:val="22"/>
+      <w:lang w:eastAsia="ru-RU"/>
+      <w14:ligatures w14:val="none"/>
+    </w:rPr>
+  </w:style>
+  <w:style w:type="character" w:customStyle="1" w:styleId="30">
+    <w:name w:val="Заголовок 3 Знак"/>
+    <w:basedOn w:val="a0"/>
+    <w:link w:val="3"/>
+    <w:uiPriority w:val="9"/>
+    <w:semiHidden/>
+    <w:rsid w:val="008E0DEB"/>
+    <w:rPr>
+      <w:rFonts w:asciiTheme="majorHAnsi" w:eastAsiaTheme="majorEastAsia" w:hAnsiTheme="majorHAnsi" w:cstheme="majorBidi"/>
+      <w:color w:val="1F3763" w:themeColor="accent1" w:themeShade="7F"/>
+      <w:kern w:val="0"/>
+      <w:lang w:eastAsia="ru-RU"/>
+      <w14:ligatures w14:val="none"/>
+    </w:rPr>
+  </w:style>
+  <w:style w:type="paragraph" w:customStyle="1" w:styleId="ds-markdown-paragraph">
+    <w:name w:val="ds-markdown-paragraph"/>
+    <w:basedOn w:val="a"/>
+    <w:rsid w:val="008E0DEB"/>
+    <w:pPr>
+      <w:spacing w:before="100" w:beforeAutospacing="1" w:after="100" w:afterAutospacing="1"/>
+      <w:jc w:val="left"/>
+    </w:pPr>
+    <w:rPr>
+      <w:rFonts w:eastAsia="Times New Roman" w:cs="Times New Roman"/>
+      <w:sz w:val="24"/>
+      <w:szCs w:val="24"/>
+    </w:rPr>
+  </w:style>
+  <w:style w:type="character" w:styleId="ac">
+    <w:name w:val="Strong"/>
+    <w:basedOn w:val="a0"/>
+    <w:uiPriority w:val="22"/>
+    <w:qFormat/>
+    <w:rsid w:val="008E0DEB"/>
+    <w:rPr>
+      <w:b/>
+      <w:bCs/>
+    </w:rPr>
+  </w:style>
+  <w:style w:type="paragraph" w:styleId="ad">
+    <w:name w:val="List Paragraph"/>
+    <w:basedOn w:val="a"/>
+    <w:uiPriority w:val="34"/>
+    <w:qFormat/>
+    <w:rsid w:val="008E0DEB"/>
+    <w:pPr>
+      <w:ind w:left="720"/>
+      <w:contextualSpacing/>
+    </w:pPr>
+  </w:style>
+  <w:style w:type="character" w:styleId="ae">
+    <w:name w:val="annotation reference"/>
+    <w:basedOn w:val="a0"/>
+    <w:uiPriority w:val="99"/>
+    <w:semiHidden/>
+    <w:unhideWhenUsed/>
+    <w:rsid w:val="008E0DEB"/>
+    <w:rPr>
+      <w:sz w:val="16"/>
+      <w:szCs w:val="16"/>
+    </w:rPr>
+  </w:style>
+  <w:style w:type="paragraph" w:styleId="af">
+    <w:name w:val="annotation text"/>
+    <w:basedOn w:val="a"/>
+    <w:link w:val="af0"/>
+    <w:uiPriority w:val="99"/>
+    <w:semiHidden/>
+    <w:unhideWhenUsed/>
+    <w:rsid w:val="008E0DEB"/>
+    <w:rPr>
+      <w:sz w:val="20"/>
+      <w:szCs w:val="20"/>
+    </w:rPr>
+  </w:style>
+  <w:style w:type="character" w:customStyle="1" w:styleId="af0">
+    <w:name w:val="Текст примечания Знак"/>
+    <w:basedOn w:val="a0"/>
+    <w:link w:val="af"/>
+    <w:uiPriority w:val="99"/>
+    <w:semiHidden/>
+    <w:rsid w:val="008E0DEB"/>
+    <w:rPr>
+      <w:rFonts w:ascii="Times New Roman" w:eastAsiaTheme="minorEastAsia" w:hAnsi="Times New Roman"/>
+      <w:kern w:val="0"/>
+      <w:sz w:val="20"/>
+      <w:szCs w:val="20"/>
+      <w:lang w:eastAsia="ru-RU"/>
+      <w14:ligatures w14:val="none"/>
+    </w:rPr>
+  </w:style>
+  <w:style w:type="paragraph" w:styleId="af1">
+    <w:name w:val="annotation subject"/>
+    <w:basedOn w:val="af"/>
+    <w:next w:val="af"/>
+    <w:link w:val="af2"/>
+    <w:uiPriority w:val="99"/>
+    <w:semiHidden/>
+    <w:unhideWhenUsed/>
+    <w:rsid w:val="008E0DEB"/>
+    <w:rPr>
+      <w:b/>
+      <w:bCs/>
+    </w:rPr>
+  </w:style>
+  <w:style w:type="character" w:customStyle="1" w:styleId="af2">
+    <w:name w:val="Тема примечания Знак"/>
+    <w:basedOn w:val="af0"/>
+    <w:link w:val="af1"/>
+    <w:uiPriority w:val="99"/>
+    <w:semiHidden/>
+    <w:rsid w:val="008E0DEB"/>
+    <w:rPr>
+      <w:rFonts w:ascii="Times New Roman" w:eastAsiaTheme="minorEastAsia" w:hAnsi="Times New Roman"/>
+      <w:b/>
+      <w:bCs/>
+      <w:kern w:val="0"/>
+      <w:sz w:val="20"/>
+      <w:szCs w:val="20"/>
+      <w:lang w:eastAsia="ru-RU"/>
+      <w14:ligatures w14:val="none"/>
+    </w:rPr>
+  </w:style>
+  <w:style w:type="character" w:styleId="HTML">
+    <w:name w:val="HTML Code"/>
+    <w:basedOn w:val="a0"/>
+    <w:uiPriority w:val="99"/>
+    <w:semiHidden/>
+    <w:unhideWhenUsed/>
+    <w:rsid w:val="004A772C"/>
+    <w:rPr>
+      <w:rFonts w:ascii="Courier New" w:eastAsia="Times New Roman" w:hAnsi="Courier New" w:cs="Courier New"/>
+      <w:sz w:val="20"/>
+      <w:szCs w:val="20"/>
+    </w:rPr>
+  </w:style>
+  <w:style w:type="paragraph" w:styleId="af3">
+    <w:name w:val="TOC Heading"/>
+    <w:basedOn w:val="1"/>
+    <w:next w:val="a"/>
+    <w:uiPriority w:val="39"/>
+    <w:unhideWhenUsed/>
+    <w:qFormat/>
+    <w:rsid w:val="007667C3"/>
+    <w:pPr>
+      <w:spacing w:before="480" w:line="276" w:lineRule="auto"/>
+      <w:jc w:val="left"/>
+      <w:outlineLvl w:val="9"/>
+    </w:pPr>
+    <w:rPr>
+      <w:rFonts w:asciiTheme="majorHAnsi" w:hAnsiTheme="majorHAnsi"/>
+      <w:b/>
+      <w:bCs/>
+      <w:color w:val="2F5496" w:themeColor="accent1" w:themeShade="BF"/>
+      <w:sz w:val="28"/>
+      <w:szCs w:val="28"/>
+    </w:rPr>
+  </w:style>
+  <w:style w:type="paragraph" w:styleId="12">
+    <w:name w:val="toc 1"/>
+    <w:basedOn w:val="a"/>
+    <w:next w:val="a"/>
+    <w:autoRedefine/>
+    <w:uiPriority w:val="39"/>
+    <w:unhideWhenUsed/>
+    <w:rsid w:val="007667C3"/>
+    <w:pPr>
+      <w:spacing w:after="0"/>
+      <w:jc w:val="left"/>
+    </w:pPr>
+    <w:rPr>
+      <w:rFonts w:asciiTheme="minorHAnsi" w:hAnsiTheme="minorHAnsi" w:cstheme="minorHAnsi"/>
+      <w:b/>
+      <w:bCs/>
+      <w:i/>
+      <w:iCs/>
+      <w:sz w:val="24"/>
+      <w:szCs w:val="24"/>
+    </w:rPr>
+  </w:style>
+  <w:style w:type="character" w:styleId="af4">
+    <w:name w:val="Hyperlink"/>
+    <w:basedOn w:val="a0"/>
+    <w:uiPriority w:val="99"/>
+    <w:unhideWhenUsed/>
+    <w:rsid w:val="007667C3"/>
+    <w:rPr>
+      <w:color w:val="0563C1" w:themeColor="hyperlink"/>
+      <w:u w:val="single"/>
+    </w:rPr>
+  </w:style>
+  <w:style w:type="paragraph" w:styleId="20">
+    <w:name w:val="toc 2"/>
+    <w:basedOn w:val="a"/>
+    <w:next w:val="a"/>
+    <w:autoRedefine/>
+    <w:uiPriority w:val="39"/>
+    <w:unhideWhenUsed/>
+    <w:rsid w:val="007667C3"/>
+    <w:pPr>
+      <w:spacing w:after="0"/>
+      <w:ind w:left="280"/>
+      <w:jc w:val="left"/>
+    </w:pPr>
+    <w:rPr>
+      <w:rFonts w:asciiTheme="minorHAnsi" w:hAnsiTheme="minorHAnsi" w:cstheme="minorHAnsi"/>
+      <w:b/>
+      <w:bCs/>
+      <w:sz w:val="22"/>
+    </w:rPr>
+  </w:style>
+  <w:style w:type="paragraph" w:styleId="32">
+    <w:name w:val="toc 3"/>
+    <w:basedOn w:val="a"/>
+    <w:next w:val="a"/>
+    <w:autoRedefine/>
+    <w:uiPriority w:val="39"/>
+    <w:unhideWhenUsed/>
+    <w:rsid w:val="007667C3"/>
+    <w:pPr>
+      <w:spacing w:before="0" w:after="0"/>
+      <w:ind w:left="560"/>
+      <w:jc w:val="left"/>
+    </w:pPr>
+    <w:rPr>
+      <w:rFonts w:asciiTheme="minorHAnsi" w:hAnsiTheme="minorHAnsi" w:cstheme="minorHAnsi"/>
+      <w:sz w:val="20"/>
+      <w:szCs w:val="20"/>
+    </w:rPr>
+  </w:style>
+  <w:style w:type="paragraph" w:styleId="40">
+    <w:name w:val="toc 4"/>
+    <w:basedOn w:val="a"/>
+    <w:next w:val="a"/>
+    <w:autoRedefine/>
+    <w:uiPriority w:val="39"/>
+    <w:unhideWhenUsed/>
+    <w:rsid w:val="007667C3"/>
+    <w:pPr>
+      <w:spacing w:before="0" w:after="0"/>
+      <w:ind w:left="840"/>
+      <w:jc w:val="left"/>
+    </w:pPr>
+    <w:rPr>
+      <w:rFonts w:asciiTheme="minorHAnsi" w:hAnsiTheme="minorHAnsi" w:cstheme="minorHAnsi"/>
+      <w:sz w:val="20"/>
+      <w:szCs w:val="20"/>
+    </w:rPr>
+  </w:style>
+  <w:style w:type="paragraph" w:styleId="50">
+    <w:name w:val="toc 5"/>
+    <w:basedOn w:val="a"/>
+    <w:next w:val="a"/>
+    <w:autoRedefine/>
+    <w:uiPriority w:val="39"/>
+    <w:unhideWhenUsed/>
+    <w:rsid w:val="007667C3"/>
+    <w:pPr>
+      <w:spacing w:before="0" w:after="0"/>
+      <w:ind w:left="1120"/>
+      <w:jc w:val="left"/>
+    </w:pPr>
+    <w:rPr>
+      <w:rFonts w:asciiTheme="minorHAnsi" w:hAnsiTheme="minorHAnsi" w:cstheme="minorHAnsi"/>
+      <w:sz w:val="20"/>
+      <w:szCs w:val="20"/>
+    </w:rPr>
+  </w:style>
+  <w:style w:type="paragraph" w:styleId="6">
+    <w:name w:val="toc 6"/>
+    <w:basedOn w:val="a"/>
+    <w:next w:val="a"/>
+    <w:autoRedefine/>
+    <w:uiPriority w:val="39"/>
+    <w:unhideWhenUsed/>
+    <w:rsid w:val="007667C3"/>
+    <w:pPr>
+      <w:spacing w:before="0" w:after="0"/>
+      <w:ind w:left="1400"/>
+      <w:jc w:val="left"/>
+    </w:pPr>
+    <w:rPr>
+      <w:rFonts w:asciiTheme="minorHAnsi" w:hAnsiTheme="minorHAnsi" w:cstheme="minorHAnsi"/>
+      <w:sz w:val="20"/>
+      <w:szCs w:val="20"/>
+    </w:rPr>
+  </w:style>
+  <w:style w:type="paragraph" w:styleId="7">
+    <w:name w:val="toc 7"/>
+    <w:basedOn w:val="a"/>
+    <w:next w:val="a"/>
+    <w:autoRedefine/>
+    <w:uiPriority w:val="39"/>
+    <w:unhideWhenUsed/>
+    <w:rsid w:val="007667C3"/>
+    <w:pPr>
+      <w:spacing w:before="0" w:after="0"/>
+      <w:ind w:left="1680"/>
+      <w:jc w:val="left"/>
+    </w:pPr>
+    <w:rPr>
+      <w:rFonts w:asciiTheme="minorHAnsi" w:hAnsiTheme="minorHAnsi" w:cstheme="minorHAnsi"/>
+      <w:sz w:val="20"/>
+      <w:szCs w:val="20"/>
+    </w:rPr>
+  </w:style>
+  <w:style w:type="paragraph" w:styleId="8">
+    <w:name w:val="toc 8"/>
+    <w:basedOn w:val="a"/>
+    <w:next w:val="a"/>
+    <w:autoRedefine/>
+    <w:uiPriority w:val="39"/>
+    <w:unhideWhenUsed/>
+    <w:rsid w:val="007667C3"/>
+    <w:pPr>
+      <w:spacing w:before="0" w:after="0"/>
+      <w:ind w:left="1960"/>
+      <w:jc w:val="left"/>
+    </w:pPr>
+    <w:rPr>
+      <w:rFonts w:asciiTheme="minorHAnsi" w:hAnsiTheme="minorHAnsi" w:cstheme="minorHAnsi"/>
+      <w:sz w:val="20"/>
+      <w:szCs w:val="20"/>
+    </w:rPr>
+  </w:style>
+  <w:style w:type="paragraph" w:styleId="9">
+    <w:name w:val="toc 9"/>
+    <w:basedOn w:val="a"/>
+    <w:next w:val="a"/>
+    <w:autoRedefine/>
+    <w:uiPriority w:val="39"/>
+    <w:unhideWhenUsed/>
+    <w:rsid w:val="007667C3"/>
+    <w:pPr>
+      <w:spacing w:before="0" w:after="0"/>
+      <w:ind w:left="2240"/>
+      <w:jc w:val="left"/>
+    </w:pPr>
+    <w:rPr>
+      <w:rFonts w:asciiTheme="minorHAnsi" w:hAnsiTheme="minorHAnsi" w:cstheme="minorHAnsi"/>
+      <w:sz w:val="20"/>
+      <w:szCs w:val="20"/>
+    </w:rPr>
   </w:style>
 </w:styles>
 </file>
@@ -733,4 +4501,16 @@
     </a:ext>
   </a:extLst>
 </a:theme>
+</file>
+
+<file path=customXml/item1.xml><?xml version="1.0" encoding="utf-8"?>
+<b:Sources xmlns:b="http://schemas.openxmlformats.org/officeDocument/2006/bibliography" xmlns="http://schemas.openxmlformats.org/officeDocument/2006/bibliography" SelectedStyle="/APASixthEditionOfficeOnline.xsl" StyleName="APA" Version="6"/>
+</file>
+
+<file path=customXml/itemProps1.xml><?xml version="1.0" encoding="utf-8"?>
+<ds:datastoreItem xmlns:ds="http://schemas.openxmlformats.org/officeDocument/2006/customXml" ds:itemID="{DB666B04-8984-9F4E-B343-A0E05A2B1F57}">
+  <ds:schemaRefs>
+    <ds:schemaRef ds:uri="http://schemas.openxmlformats.org/officeDocument/2006/bibliography"/>
+  </ds:schemaRefs>
+</ds:datastoreItem>
 </file>
--- a/Отчет.docx
+++ b/Отчет.docx
@@ -817,6 +817,9 @@
     </w:p>
     <w:sdt>
       <w:sdtPr>
+        <w:rPr>
+          <w:rFonts w:ascii="Times New Roman" w:hAnsi="Times New Roman" w:cs="Times New Roman"/>
+        </w:rPr>
         <w:id w:val="-1503969209"/>
         <w:docPartObj>
           <w:docPartGallery w:val="Table of Contents"/>
@@ -825,7 +828,7 @@
       </w:sdtPr>
       <w:sdtEndPr>
         <w:rPr>
-          <w:rFonts w:ascii="Times New Roman" w:eastAsiaTheme="minorEastAsia" w:hAnsi="Times New Roman" w:cstheme="minorBidi"/>
+          <w:rFonts w:eastAsiaTheme="minorEastAsia"/>
           <w:noProof/>
           <w:color w:val="auto"/>
           <w:szCs w:val="22"/>
@@ -837,11 +840,13 @@
             <w:pStyle w:val="af3"/>
             <w:rPr>
               <w:rStyle w:val="10"/>
+              <w:rFonts w:cs="Times New Roman"/>
             </w:rPr>
           </w:pPr>
           <w:r>
             <w:rPr>
               <w:rStyle w:val="10"/>
+              <w:rFonts w:cs="Times New Roman"/>
             </w:rPr>
             <w:t>Оглавление</w:t>
           </w:r>
@@ -853,7 +858,7 @@
               <w:tab w:val="right" w:leader="dot" w:pos="9061"/>
             </w:tabs>
             <w:rPr>
-              <w:rFonts w:cstheme="minorBidi"/>
+              <w:rFonts w:ascii="Times New Roman" w:hAnsi="Times New Roman" w:cs="Times New Roman"/>
               <w:b w:val="0"/>
               <w:bCs w:val="0"/>
               <w:i w:val="0"/>
@@ -865,31 +870,38 @@
           </w:pPr>
           <w:r>
             <w:rPr>
+              <w:rFonts w:ascii="Times New Roman" w:hAnsi="Times New Roman" w:cs="Times New Roman"/>
               <w:b w:val="0"/>
               <w:bCs w:val="0"/>
             </w:rPr>
             <w:fldChar w:fldCharType="begin"/>
           </w:r>
           <w:r>
+            <w:rPr>
+              <w:rFonts w:ascii="Times New Roman" w:hAnsi="Times New Roman" w:cs="Times New Roman"/>
+            </w:rPr>
             <w:instrText>TOC \o "1-3" \h \z \u</w:instrText>
           </w:r>
           <w:r>
             <w:rPr>
+              <w:rFonts w:ascii="Times New Roman" w:hAnsi="Times New Roman" w:cs="Times New Roman"/>
               <w:b w:val="0"/>
               <w:bCs w:val="0"/>
             </w:rPr>
             <w:fldChar w:fldCharType="separate"/>
           </w:r>
-          <w:hyperlink w:anchor="_Toc224859877" w:history="1">
+          <w:hyperlink w:anchor="_Toc224862211" w:history="1">
             <w:r>
               <w:rPr>
                 <w:rStyle w:val="af4"/>
+                <w:rFonts w:ascii="Times New Roman" w:hAnsi="Times New Roman" w:cs="Times New Roman"/>
                 <w:noProof/>
               </w:rPr>
               <w:t>Введение</w:t>
             </w:r>
             <w:r>
               <w:rPr>
+                <w:rFonts w:ascii="Times New Roman" w:hAnsi="Times New Roman" w:cs="Times New Roman"/>
                 <w:noProof/>
                 <w:webHidden/>
               </w:rPr>
@@ -897,6 +909,7 @@
             </w:r>
             <w:r>
               <w:rPr>
+                <w:rFonts w:ascii="Times New Roman" w:hAnsi="Times New Roman" w:cs="Times New Roman"/>
                 <w:noProof/>
                 <w:webHidden/>
               </w:rPr>
@@ -904,19 +917,22 @@
             </w:r>
             <w:r>
               <w:rPr>
+                <w:rFonts w:ascii="Times New Roman" w:hAnsi="Times New Roman" w:cs="Times New Roman"/>
                 <w:noProof/>
                 <w:webHidden/>
               </w:rPr>
-              <w:instrText xml:space="preserve"> PAGEREF _Toc224859877 \h </w:instrText>
+              <w:instrText xml:space="preserve"> PAGEREF _Toc224862211 \h </w:instrText>
             </w:r>
             <w:r>
               <w:rPr>
+                <w:rFonts w:ascii="Times New Roman" w:hAnsi="Times New Roman" w:cs="Times New Roman"/>
                 <w:noProof/>
                 <w:webHidden/>
               </w:rPr>
             </w:r>
             <w:r>
               <w:rPr>
+                <w:rFonts w:ascii="Times New Roman" w:hAnsi="Times New Roman" w:cs="Times New Roman"/>
                 <w:noProof/>
                 <w:webHidden/>
               </w:rPr>
@@ -924,6 +940,7 @@
             </w:r>
             <w:r>
               <w:rPr>
+                <w:rFonts w:ascii="Times New Roman" w:hAnsi="Times New Roman" w:cs="Times New Roman"/>
                 <w:noProof/>
                 <w:webHidden/>
               </w:rPr>
@@ -931,6 +948,7 @@
             </w:r>
             <w:r>
               <w:rPr>
+                <w:rFonts w:ascii="Times New Roman" w:hAnsi="Times New Roman" w:cs="Times New Roman"/>
                 <w:noProof/>
                 <w:webHidden/>
               </w:rPr>
@@ -945,7 +963,7 @@
               <w:tab w:val="right" w:leader="dot" w:pos="9061"/>
             </w:tabs>
             <w:rPr>
-              <w:rFonts w:cstheme="minorBidi"/>
+              <w:rFonts w:ascii="Times New Roman" w:hAnsi="Times New Roman" w:cs="Times New Roman"/>
               <w:b w:val="0"/>
               <w:bCs w:val="0"/>
               <w:i w:val="0"/>
@@ -955,16 +973,101 @@
               <w14:ligatures w14:val="standardContextual"/>
             </w:rPr>
           </w:pPr>
-          <w:hyperlink w:anchor="_Toc224859878" w:history="1">
+          <w:hyperlink w:anchor="_Toc224862212" w:history="1">
             <w:r>
               <w:rPr>
                 <w:rStyle w:val="af4"/>
+                <w:rFonts w:ascii="Times New Roman" w:hAnsi="Times New Roman" w:cs="Times New Roman"/>
+                <w:noProof/>
+              </w:rPr>
+              <w:t>Диаграммы</w:t>
+            </w:r>
+            <w:r>
+              <w:rPr>
+                <w:rFonts w:ascii="Times New Roman" w:hAnsi="Times New Roman" w:cs="Times New Roman"/>
+                <w:noProof/>
+                <w:webHidden/>
+              </w:rPr>
+              <w:tab/>
+            </w:r>
+            <w:r>
+              <w:rPr>
+                <w:rFonts w:ascii="Times New Roman" w:hAnsi="Times New Roman" w:cs="Times New Roman"/>
+                <w:noProof/>
+                <w:webHidden/>
+              </w:rPr>
+              <w:fldChar w:fldCharType="begin"/>
+            </w:r>
+            <w:r>
+              <w:rPr>
+                <w:rFonts w:ascii="Times New Roman" w:hAnsi="Times New Roman" w:cs="Times New Roman"/>
+                <w:noProof/>
+                <w:webHidden/>
+              </w:rPr>
+              <w:instrText xml:space="preserve"> PAGEREF _Toc224862212 \h </w:instrText>
+            </w:r>
+            <w:r>
+              <w:rPr>
+                <w:rFonts w:ascii="Times New Roman" w:hAnsi="Times New Roman" w:cs="Times New Roman"/>
+                <w:noProof/>
+                <w:webHidden/>
+              </w:rPr>
+            </w:r>
+            <w:r>
+              <w:rPr>
+                <w:rFonts w:ascii="Times New Roman" w:hAnsi="Times New Roman" w:cs="Times New Roman"/>
+                <w:noProof/>
+                <w:webHidden/>
+              </w:rPr>
+              <w:fldChar w:fldCharType="separate"/>
+            </w:r>
+            <w:r>
+              <w:rPr>
+                <w:rFonts w:ascii="Times New Roman" w:hAnsi="Times New Roman" w:cs="Times New Roman"/>
+                <w:noProof/>
+                <w:webHidden/>
+              </w:rPr>
+              <w:t>4</w:t>
+            </w:r>
+            <w:r>
+              <w:rPr>
+                <w:rFonts w:ascii="Times New Roman" w:hAnsi="Times New Roman" w:cs="Times New Roman"/>
+                <w:noProof/>
+                <w:webHidden/>
+              </w:rPr>
+              <w:fldChar w:fldCharType="end"/>
+            </w:r>
+          </w:hyperlink>
+        </w:p>
+        <w:p>
+          <w:pPr>
+            <w:pStyle w:val="12"/>
+            <w:tabs>
+              <w:tab w:val="right" w:leader="dot" w:pos="9061"/>
+            </w:tabs>
+            <w:rPr>
+              <w:rFonts w:ascii="Times New Roman" w:hAnsi="Times New Roman" w:cs="Times New Roman"/>
+              <w:b w:val="0"/>
+              <w:bCs w:val="0"/>
+              <w:i w:val="0"/>
+              <w:iCs w:val="0"/>
+              <w:noProof/>
+              <w:kern w:val="2"/>
+              <w14:ligatures w14:val="standardContextual"/>
+            </w:rPr>
+          </w:pPr>
+          <w:hyperlink w:anchor="_Toc224862213" w:history="1">
+            <w:r>
+              <w:rPr>
+                <w:rStyle w:val="af4"/>
+                <w:rFonts w:ascii="Times New Roman" w:hAnsi="Times New Roman" w:cs="Times New Roman"/>
                 <w:noProof/>
               </w:rPr>
               <w:t>Конфигурация для сборки</w:t>
             </w:r>
             <w:r>
               <w:rPr>
+                <w:rFonts w:ascii="Times New Roman" w:hAnsi="Times New Roman" w:cs="Times New Roman"/>
                 <w:noProof/>
                 <w:webHidden/>
               </w:rPr>
@@ -972,6 +1075,7 @@
             </w:r>
             <w:r>
               <w:rPr>
+                <w:rFonts w:ascii="Times New Roman" w:hAnsi="Times New Roman" w:cs="Times New Roman"/>
                 <w:noProof/>
                 <w:webHidden/>
               </w:rPr>
@@ -979,19 +1083,22 @@
             </w:r>
             <w:r>
               <w:rPr>
+                <w:rFonts w:ascii="Times New Roman" w:hAnsi="Times New Roman" w:cs="Times New Roman"/>
                 <w:noProof/>
                 <w:webHidden/>
               </w:rPr>
-              <w:instrText xml:space="preserve"> PAGEREF _Toc224859878 \h </w:instrText>
+              <w:instrText xml:space="preserve"> PAGEREF _Toc224862213 \h </w:instrText>
             </w:r>
             <w:r>
               <w:rPr>
+                <w:rFonts w:ascii="Times New Roman" w:hAnsi="Times New Roman" w:cs="Times New Roman"/>
                 <w:noProof/>
                 <w:webHidden/>
               </w:rPr>
             </w:r>
             <w:r>
               <w:rPr>
+                <w:rFonts w:ascii="Times New Roman" w:hAnsi="Times New Roman" w:cs="Times New Roman"/>
                 <w:noProof/>
                 <w:webHidden/>
               </w:rPr>
@@ -999,13 +1106,273 @@
             </w:r>
             <w:r>
               <w:rPr>
+                <w:rFonts w:ascii="Times New Roman" w:hAnsi="Times New Roman" w:cs="Times New Roman"/>
                 <w:noProof/>
                 <w:webHidden/>
               </w:rPr>
-              <w:t>4</w:t>
+              <w:t>6</w:t>
             </w:r>
             <w:r>
               <w:rPr>
+                <w:rFonts w:ascii="Times New Roman" w:hAnsi="Times New Roman" w:cs="Times New Roman"/>
+                <w:noProof/>
+                <w:webHidden/>
+              </w:rPr>
+              <w:fldChar w:fldCharType="end"/>
+            </w:r>
+          </w:hyperlink>
+        </w:p>
+        <w:p>
+          <w:pPr>
+            <w:pStyle w:val="12"/>
+            <w:tabs>
+              <w:tab w:val="right" w:leader="dot" w:pos="9061"/>
+            </w:tabs>
+            <w:rPr>
+              <w:rFonts w:ascii="Times New Roman" w:hAnsi="Times New Roman" w:cs="Times New Roman"/>
+              <w:b w:val="0"/>
+              <w:bCs w:val="0"/>
+              <w:i w:val="0"/>
+              <w:iCs w:val="0"/>
+              <w:noProof/>
+              <w:kern w:val="2"/>
+              <w14:ligatures w14:val="standardContextual"/>
+            </w:rPr>
+          </w:pPr>
+          <w:hyperlink w:anchor="_Toc224862214" w:history="1">
+            <w:r>
+              <w:rPr>
+                <w:rStyle w:val="af4"/>
+                <w:rFonts w:ascii="Times New Roman" w:hAnsi="Times New Roman" w:cs="Times New Roman"/>
+                <w:noProof/>
+                <w:lang w:val="en-US"/>
+              </w:rPr>
+              <w:t>П</w:t>
+            </w:r>
+            <w:r>
+              <w:rPr>
+                <w:rStyle w:val="af4"/>
+                <w:rFonts w:ascii="Times New Roman" w:hAnsi="Times New Roman" w:cs="Times New Roman"/>
+                <w:noProof/>
+              </w:rPr>
+              <w:t>ример работы программы</w:t>
+            </w:r>
+            <w:r>
+              <w:rPr>
+                <w:rFonts w:ascii="Times New Roman" w:hAnsi="Times New Roman" w:cs="Times New Roman"/>
+                <w:noProof/>
+                <w:webHidden/>
+              </w:rPr>
+              <w:tab/>
+            </w:r>
+            <w:r>
+              <w:rPr>
+                <w:rFonts w:ascii="Times New Roman" w:hAnsi="Times New Roman" w:cs="Times New Roman"/>
+                <w:noProof/>
+                <w:webHidden/>
+              </w:rPr>
+              <w:fldChar w:fldCharType="begin"/>
+            </w:r>
+            <w:r>
+              <w:rPr>
+                <w:rFonts w:ascii="Times New Roman" w:hAnsi="Times New Roman" w:cs="Times New Roman"/>
+                <w:noProof/>
+                <w:webHidden/>
+              </w:rPr>
+              <w:instrText xml:space="preserve"> PAGEREF _Toc224862214 \h </w:instrText>
+            </w:r>
+            <w:r>
+              <w:rPr>
+                <w:rFonts w:ascii="Times New Roman" w:hAnsi="Times New Roman" w:cs="Times New Roman"/>
+                <w:noProof/>
+                <w:webHidden/>
+              </w:rPr>
+            </w:r>
+            <w:r>
+              <w:rPr>
+                <w:rFonts w:ascii="Times New Roman" w:hAnsi="Times New Roman" w:cs="Times New Roman"/>
+                <w:noProof/>
+                <w:webHidden/>
+              </w:rPr>
+              <w:fldChar w:fldCharType="separate"/>
+            </w:r>
+            <w:r>
+              <w:rPr>
+                <w:rFonts w:ascii="Times New Roman" w:hAnsi="Times New Roman" w:cs="Times New Roman"/>
+                <w:noProof/>
+                <w:webHidden/>
+              </w:rPr>
+              <w:t>7</w:t>
+            </w:r>
+            <w:r>
+              <w:rPr>
+                <w:rFonts w:ascii="Times New Roman" w:hAnsi="Times New Roman" w:cs="Times New Roman"/>
+                <w:noProof/>
+                <w:webHidden/>
+              </w:rPr>
+              <w:fldChar w:fldCharType="end"/>
+            </w:r>
+          </w:hyperlink>
+        </w:p>
+        <w:p>
+          <w:pPr>
+            <w:pStyle w:val="12"/>
+            <w:tabs>
+              <w:tab w:val="right" w:leader="dot" w:pos="9061"/>
+            </w:tabs>
+            <w:rPr>
+              <w:rFonts w:ascii="Times New Roman" w:hAnsi="Times New Roman" w:cs="Times New Roman"/>
+              <w:b w:val="0"/>
+              <w:bCs w:val="0"/>
+              <w:i w:val="0"/>
+              <w:iCs w:val="0"/>
+              <w:noProof/>
+              <w:kern w:val="2"/>
+              <w14:ligatures w14:val="standardContextual"/>
+            </w:rPr>
+          </w:pPr>
+          <w:hyperlink w:anchor="_Toc224862215" w:history="1">
+            <w:r>
+              <w:rPr>
+                <w:rStyle w:val="af4"/>
+                <w:rFonts w:ascii="Times New Roman" w:hAnsi="Times New Roman" w:cs="Times New Roman"/>
+                <w:noProof/>
+              </w:rPr>
+              <w:t>Заключение</w:t>
+            </w:r>
+            <w:r>
+              <w:rPr>
+                <w:rFonts w:ascii="Times New Roman" w:hAnsi="Times New Roman" w:cs="Times New Roman"/>
+                <w:noProof/>
+                <w:webHidden/>
+              </w:rPr>
+              <w:tab/>
+            </w:r>
+            <w:r>
+              <w:rPr>
+                <w:rFonts w:ascii="Times New Roman" w:hAnsi="Times New Roman" w:cs="Times New Roman"/>
+                <w:noProof/>
+                <w:webHidden/>
+              </w:rPr>
+              <w:fldChar w:fldCharType="begin"/>
+            </w:r>
+            <w:r>
+              <w:rPr>
+                <w:rFonts w:ascii="Times New Roman" w:hAnsi="Times New Roman" w:cs="Times New Roman"/>
+                <w:noProof/>
+                <w:webHidden/>
+              </w:rPr>
+              <w:instrText xml:space="preserve"> PAGEREF _Toc224862215 \h </w:instrText>
+            </w:r>
+            <w:r>
+              <w:rPr>
+                <w:rFonts w:ascii="Times New Roman" w:hAnsi="Times New Roman" w:cs="Times New Roman"/>
+                <w:noProof/>
+                <w:webHidden/>
+              </w:rPr>
+            </w:r>
+            <w:r>
+              <w:rPr>
+                <w:rFonts w:ascii="Times New Roman" w:hAnsi="Times New Roman" w:cs="Times New Roman"/>
+                <w:noProof/>
+                <w:webHidden/>
+              </w:rPr>
+              <w:fldChar w:fldCharType="separate"/>
+            </w:r>
+            <w:r>
+              <w:rPr>
+                <w:rFonts w:ascii="Times New Roman" w:hAnsi="Times New Roman" w:cs="Times New Roman"/>
+                <w:noProof/>
+                <w:webHidden/>
+              </w:rPr>
+              <w:t>11</w:t>
+            </w:r>
+            <w:r>
+              <w:rPr>
+                <w:rFonts w:ascii="Times New Roman" w:hAnsi="Times New Roman" w:cs="Times New Roman"/>
+                <w:noProof/>
+                <w:webHidden/>
+              </w:rPr>
+              <w:fldChar w:fldCharType="end"/>
+            </w:r>
+          </w:hyperlink>
+        </w:p>
+        <w:p>
+          <w:pPr>
+            <w:pStyle w:val="12"/>
+            <w:tabs>
+              <w:tab w:val="right" w:leader="dot" w:pos="9061"/>
+            </w:tabs>
+            <w:rPr>
+              <w:rFonts w:ascii="Times New Roman" w:hAnsi="Times New Roman" w:cs="Times New Roman"/>
+              <w:b w:val="0"/>
+              <w:bCs w:val="0"/>
+              <w:i w:val="0"/>
+              <w:iCs w:val="0"/>
+              <w:noProof/>
+              <w:kern w:val="2"/>
+              <w14:ligatures w14:val="standardContextual"/>
+            </w:rPr>
+          </w:pPr>
+          <w:hyperlink w:anchor="_Toc224862216" w:history="1">
+            <w:r>
+              <w:rPr>
+                <w:rStyle w:val="af4"/>
+                <w:rFonts w:ascii="Times New Roman" w:eastAsia="Times New Roman" w:hAnsi="Times New Roman" w:cs="Times New Roman"/>
+                <w:noProof/>
+              </w:rPr>
+              <w:t>Список литературы</w:t>
+            </w:r>
+            <w:r>
+              <w:rPr>
+                <w:rFonts w:ascii="Times New Roman" w:hAnsi="Times New Roman" w:cs="Times New Roman"/>
+                <w:noProof/>
+                <w:webHidden/>
+              </w:rPr>
+              <w:tab/>
+            </w:r>
+            <w:r>
+              <w:rPr>
+                <w:rFonts w:ascii="Times New Roman" w:hAnsi="Times New Roman" w:cs="Times New Roman"/>
+                <w:noProof/>
+                <w:webHidden/>
+              </w:rPr>
+              <w:fldChar w:fldCharType="begin"/>
+            </w:r>
+            <w:r>
+              <w:rPr>
+                <w:rFonts w:ascii="Times New Roman" w:hAnsi="Times New Roman" w:cs="Times New Roman"/>
+                <w:noProof/>
+                <w:webHidden/>
+              </w:rPr>
+              <w:instrText xml:space="preserve"> PAGEREF _Toc224862216 \h </w:instrText>
+            </w:r>
+            <w:r>
+              <w:rPr>
+                <w:rFonts w:ascii="Times New Roman" w:hAnsi="Times New Roman" w:cs="Times New Roman"/>
+                <w:noProof/>
+                <w:webHidden/>
+              </w:rPr>
+            </w:r>
+            <w:r>
+              <w:rPr>
+                <w:rFonts w:ascii="Times New Roman" w:hAnsi="Times New Roman" w:cs="Times New Roman"/>
+                <w:noProof/>
+                <w:webHidden/>
+              </w:rPr>
+              <w:fldChar w:fldCharType="separate"/>
+            </w:r>
+            <w:r>
+              <w:rPr>
+                <w:rFonts w:ascii="Times New Roman" w:hAnsi="Times New Roman" w:cs="Times New Roman"/>
+                <w:noProof/>
+                <w:webHidden/>
+              </w:rPr>
+              <w:t>12</w:t>
+            </w:r>
+            <w:r>
+              <w:rPr>
+                <w:rFonts w:ascii="Times New Roman" w:hAnsi="Times New Roman" w:cs="Times New Roman"/>
                 <w:noProof/>
                 <w:webHidden/>
               </w:rPr>
@@ -1016,6 +1383,7 @@
         <w:p>
           <w:r>
             <w:rPr>
+              <w:rFonts w:cs="Times New Roman"/>
               <w:b/>
               <w:bCs/>
               <w:noProof/>
@@ -1046,7 +1414,7 @@
         <w:pStyle w:val="1"/>
       </w:pPr>
       <w:bookmarkStart w:id="0" w:name="_Toc224859589"/>
-      <w:bookmarkStart w:id="1" w:name="_Toc224859877"/>
+      <w:bookmarkStart w:id="1" w:name="_Toc224862211"/>
       <w:r>
         <w:lastRenderedPageBreak/>
         <w:t>Введение</w:t>
@@ -1315,13 +1683,276 @@
         <w:pStyle w:val="1"/>
       </w:pPr>
       <w:bookmarkStart w:id="2" w:name="_Toc224859590"/>
-      <w:bookmarkStart w:id="3" w:name="_Toc224859878"/>
+      <w:bookmarkStart w:id="3" w:name="_Toc224862212"/>
+      <w:r>
+        <w:lastRenderedPageBreak/>
+        <w:t>Д</w:t>
+      </w:r>
+      <w:r>
+        <w:t>иаграмм</w:t>
+      </w:r>
+      <w:r>
+        <w:t>ы</w:t>
+      </w:r>
+      <w:bookmarkEnd w:id="3"/>
+    </w:p>
+    <w:p>
+      <w:r>
+        <w:t>Ниже привожу диаграмму классов на концептуальном уровне.</w:t>
+      </w:r>
+    </w:p>
+    <w:p>
+      <w:pPr>
+        <w:keepNext/>
+      </w:pPr>
+      <w:r>
+        <w:rPr>
+          <w:noProof/>
+          <w14:ligatures w14:val="standardContextual"/>
+        </w:rPr>
+        <w:drawing>
+          <wp:inline distT="0" distB="0" distL="0" distR="0" wp14:anchorId="3C673518" wp14:editId="1445A6C7">
+            <wp:extent cx="5854065" cy="6649467"/>
+            <wp:effectExtent l="0" t="0" r="635" b="5715"/>
+            <wp:docPr id="613676223" name="Рисунок 1"/>
+            <wp:cNvGraphicFramePr>
+              <a:graphicFrameLocks xmlns:a="http://schemas.openxmlformats.org/drawingml/2006/main" noChangeAspect="1"/>
+            </wp:cNvGraphicFramePr>
+            <a:graphic xmlns:a="http://schemas.openxmlformats.org/drawingml/2006/main">
+              <a:graphicData uri="http://schemas.openxmlformats.org/drawingml/2006/picture">
+                <pic:pic xmlns:pic="http://schemas.openxmlformats.org/drawingml/2006/picture">
+                  <pic:nvPicPr>
+                    <pic:cNvPr id="613676223" name="Рисунок 613676223"/>
+                    <pic:cNvPicPr/>
+                  </pic:nvPicPr>
+                  <pic:blipFill rotWithShape="1">
+                    <a:blip r:embed="rId8">
+                      <a:extLst>
+                        <a:ext uri="{28A0092B-C50C-407E-A947-70E740481C1C}">
+                          <a14:useLocalDpi xmlns:a14="http://schemas.microsoft.com/office/drawing/2010/main" val="0"/>
+                        </a:ext>
+                      </a:extLst>
+                    </a:blip>
+                    <a:srcRect t="3815"/>
+                    <a:stretch/>
+                  </pic:blipFill>
+                  <pic:spPr bwMode="auto">
+                    <a:xfrm>
+                      <a:off x="0" y="0"/>
+                      <a:ext cx="5866590" cy="6663694"/>
+                    </a:xfrm>
+                    <a:prstGeom prst="rect">
+                      <a:avLst/>
+                    </a:prstGeom>
+                    <a:ln>
+                      <a:noFill/>
+                    </a:ln>
+                    <a:extLst>
+                      <a:ext uri="{53640926-AAD7-44D8-BBD7-CCE9431645EC}">
+                        <a14:shadowObscured xmlns:a14="http://schemas.microsoft.com/office/drawing/2010/main"/>
+                      </a:ext>
+                    </a:extLst>
+                  </pic:spPr>
+                </pic:pic>
+              </a:graphicData>
+            </a:graphic>
+          </wp:inline>
+        </w:drawing>
+      </w:r>
+    </w:p>
+    <w:p>
+      <w:pPr>
+        <w:pStyle w:val="af5"/>
+      </w:pPr>
+      <w:r>
+        <w:t xml:space="preserve">Рисунок </w:t>
+      </w:r>
+      <w:r>
+        <w:fldChar w:fldCharType="begin"/>
+      </w:r>
+      <w:r>
+        <w:instrText xml:space="preserve"> SEQ Рисунок \* ARABIC </w:instrText>
+      </w:r>
+      <w:r>
+        <w:fldChar w:fldCharType="separate"/>
+      </w:r>
+      <w:r>
+        <w:rPr>
+          <w:noProof/>
+        </w:rPr>
+        <w:t>1</w:t>
+      </w:r>
+      <w:r>
+        <w:fldChar w:fldCharType="end"/>
+      </w:r>
+      <w:r>
+        <w:t xml:space="preserve"> Концептуальная диаграмма классов</w:t>
+      </w:r>
+    </w:p>
+    <w:p>
+      <w:r>
+        <w:t xml:space="preserve">Далее привожу диаграмму классов на </w:t>
+      </w:r>
+      <w:proofErr w:type="spellStart"/>
+      <w:r>
+        <w:t>имплементационном</w:t>
+      </w:r>
+      <w:proofErr w:type="spellEnd"/>
+      <w:r>
+        <w:t xml:space="preserve"> уровне.</w:t>
+      </w:r>
+    </w:p>
+    <w:p>
+      <w:r>
+        <w:rPr>
+          <w:noProof/>
+          <w14:ligatures w14:val="standardContextual"/>
+        </w:rPr>
+        <w:lastRenderedPageBreak/>
+        <w:drawing>
+          <wp:inline distT="0" distB="0" distL="0" distR="0" wp14:anchorId="0DE1B766" wp14:editId="058D6CD6">
+            <wp:extent cx="5760085" cy="4670425"/>
+            <wp:effectExtent l="0" t="0" r="5715" b="3175"/>
+            <wp:docPr id="1919250504" name="Рисунок 4"/>
+            <wp:cNvGraphicFramePr>
+              <a:graphicFrameLocks xmlns:a="http://schemas.openxmlformats.org/drawingml/2006/main" noChangeAspect="1"/>
+            </wp:cNvGraphicFramePr>
+            <a:graphic xmlns:a="http://schemas.openxmlformats.org/drawingml/2006/main">
+              <a:graphicData uri="http://schemas.openxmlformats.org/drawingml/2006/picture">
+                <pic:pic xmlns:pic="http://schemas.openxmlformats.org/drawingml/2006/picture">
+                  <pic:nvPicPr>
+                    <pic:cNvPr id="1919250504" name="Рисунок 1919250504"/>
+                    <pic:cNvPicPr/>
+                  </pic:nvPicPr>
+                  <pic:blipFill rotWithShape="1">
+                    <a:blip r:embed="rId9">
+                      <a:extLst>
+                        <a:ext uri="{28A0092B-C50C-407E-A947-70E740481C1C}">
+                          <a14:useLocalDpi xmlns:a14="http://schemas.microsoft.com/office/drawing/2010/main" val="0"/>
+                        </a:ext>
+                      </a:extLst>
+                    </a:blip>
+                    <a:srcRect l="64519" t="17878"/>
+                    <a:stretch/>
+                  </pic:blipFill>
+                  <pic:spPr bwMode="auto">
+                    <a:xfrm>
+                      <a:off x="0" y="0"/>
+                      <a:ext cx="5760085" cy="4670425"/>
+                    </a:xfrm>
+                    <a:prstGeom prst="rect">
+                      <a:avLst/>
+                    </a:prstGeom>
+                    <a:ln>
+                      <a:noFill/>
+                    </a:ln>
+                    <a:extLst>
+                      <a:ext uri="{53640926-AAD7-44D8-BBD7-CCE9431645EC}">
+                        <a14:shadowObscured xmlns:a14="http://schemas.microsoft.com/office/drawing/2010/main"/>
+                      </a:ext>
+                    </a:extLst>
+                  </pic:spPr>
+                </pic:pic>
+              </a:graphicData>
+            </a:graphic>
+          </wp:inline>
+        </w:drawing>
+      </w:r>
+      <w:r>
+        <w:rPr>
+          <w:noProof/>
+          <w14:ligatures w14:val="standardContextual"/>
+        </w:rPr>
+        <w:drawing>
+          <wp:anchor distT="0" distB="0" distL="114300" distR="114300" simplePos="0" relativeHeight="251658240" behindDoc="0" locked="0" layoutInCell="1" allowOverlap="1" wp14:anchorId="62FE6940" wp14:editId="2F542D5F">
+            <wp:simplePos x="0" y="0"/>
+            <wp:positionH relativeFrom="column">
+              <wp:posOffset>-979805</wp:posOffset>
+            </wp:positionH>
+            <wp:positionV relativeFrom="paragraph">
+              <wp:posOffset>1270</wp:posOffset>
+            </wp:positionV>
+            <wp:extent cx="7390130" cy="3203575"/>
+            <wp:effectExtent l="0" t="0" r="1270" b="0"/>
+            <wp:wrapSquare wrapText="bothSides"/>
+            <wp:docPr id="1468757302" name="Рисунок 5"/>
+            <wp:cNvGraphicFramePr>
+              <a:graphicFrameLocks xmlns:a="http://schemas.openxmlformats.org/drawingml/2006/main" noChangeAspect="1"/>
+            </wp:cNvGraphicFramePr>
+            <a:graphic xmlns:a="http://schemas.openxmlformats.org/drawingml/2006/main">
+              <a:graphicData uri="http://schemas.openxmlformats.org/drawingml/2006/picture">
+                <pic:pic xmlns:pic="http://schemas.openxmlformats.org/drawingml/2006/picture">
+                  <pic:nvPicPr>
+                    <pic:cNvPr id="1468757302" name="Рисунок 1468757302"/>
+                    <pic:cNvPicPr/>
+                  </pic:nvPicPr>
+                  <pic:blipFill rotWithShape="1">
+                    <a:blip r:embed="rId10">
+                      <a:extLst>
+                        <a:ext uri="{28A0092B-C50C-407E-A947-70E740481C1C}">
+                          <a14:useLocalDpi xmlns:a14="http://schemas.microsoft.com/office/drawing/2010/main" val="0"/>
+                        </a:ext>
+                      </a:extLst>
+                    </a:blip>
+                    <a:srcRect r="35481" b="20179"/>
+                    <a:stretch/>
+                  </pic:blipFill>
+                  <pic:spPr bwMode="auto">
+                    <a:xfrm>
+                      <a:off x="0" y="0"/>
+                      <a:ext cx="7390130" cy="3203575"/>
+                    </a:xfrm>
+                    <a:prstGeom prst="rect">
+                      <a:avLst/>
+                    </a:prstGeom>
+                    <a:ln>
+                      <a:noFill/>
+                    </a:ln>
+                    <a:extLst>
+                      <a:ext uri="{53640926-AAD7-44D8-BBD7-CCE9431645EC}">
+                        <a14:shadowObscured xmlns:a14="http://schemas.microsoft.com/office/drawing/2010/main"/>
+                      </a:ext>
+                    </a:extLst>
+                  </pic:spPr>
+                </pic:pic>
+              </a:graphicData>
+            </a:graphic>
+            <wp14:sizeRelH relativeFrom="page">
+              <wp14:pctWidth>0</wp14:pctWidth>
+            </wp14:sizeRelH>
+            <wp14:sizeRelV relativeFrom="page">
+              <wp14:pctHeight>0</wp14:pctHeight>
+            </wp14:sizeRelV>
+          </wp:anchor>
+        </w:drawing>
+      </w:r>
+    </w:p>
+    <w:p>
+      <w:pPr>
+        <w:spacing w:before="0" w:after="0"/>
+        <w:jc w:val="left"/>
+        <w:rPr>
+          <w:rFonts w:eastAsiaTheme="majorEastAsia" w:cstheme="majorBidi"/>
+          <w:color w:val="000000" w:themeColor="text1"/>
+          <w:sz w:val="40"/>
+          <w:szCs w:val="32"/>
+        </w:rPr>
+      </w:pPr>
+      <w:r>
+        <w:br w:type="page"/>
+      </w:r>
+    </w:p>
+    <w:p>
+      <w:pPr>
+        <w:pStyle w:val="1"/>
+      </w:pPr>
+      <w:bookmarkStart w:id="4" w:name="_Toc224862213"/>
       <w:r>
         <w:lastRenderedPageBreak/>
         <w:t>Конфигурация для сборки</w:t>
       </w:r>
       <w:bookmarkEnd w:id="2"/>
-      <w:bookmarkEnd w:id="3"/>
+      <w:bookmarkEnd w:id="4"/>
     </w:p>
     <w:p>
       <w:pPr>
@@ -1544,12 +2175,669 @@
         <w:t>)</w:t>
       </w:r>
     </w:p>
-    <w:p/>
+    <w:p>
+      <w:pPr>
+        <w:spacing w:before="0" w:after="0"/>
+        <w:jc w:val="left"/>
+      </w:pPr>
+      <w:r>
+        <w:br w:type="page"/>
+      </w:r>
+    </w:p>
+    <w:p>
+      <w:pPr>
+        <w:pStyle w:val="1"/>
+      </w:pPr>
+      <w:bookmarkStart w:id="5" w:name="_Toc224862214"/>
+      <w:r>
+        <w:rPr>
+          <w:lang w:val="en-US"/>
+        </w:rPr>
+        <w:lastRenderedPageBreak/>
+        <w:t>П</w:t>
+      </w:r>
+      <w:proofErr w:type="spellStart"/>
+      <w:r>
+        <w:t>ример</w:t>
+      </w:r>
+      <w:proofErr w:type="spellEnd"/>
+      <w:r>
+        <w:t xml:space="preserve"> работы программы</w:t>
+      </w:r>
+      <w:bookmarkEnd w:id="5"/>
+    </w:p>
+    <w:p>
+      <w:r>
+        <w:t xml:space="preserve">Для запуска проекта необходимо его скачать </w:t>
+      </w:r>
+      <w:proofErr w:type="spellStart"/>
+      <w:r>
+        <w:t>полность</w:t>
+      </w:r>
+      <w:proofErr w:type="spellEnd"/>
+      <w:r>
+        <w:t xml:space="preserve"> или только </w:t>
+      </w:r>
+      <w:r>
+        <w:t>.</w:t>
+      </w:r>
+      <w:r>
+        <w:rPr>
+          <w:lang w:val="en-US"/>
+        </w:rPr>
+        <w:t>jar</w:t>
+      </w:r>
+      <w:r>
+        <w:t xml:space="preserve"> ф</w:t>
+      </w:r>
+      <w:r>
+        <w:t>айл.</w:t>
+      </w:r>
+    </w:p>
+    <w:p>
+      <w:r>
+        <w:t>Для запуска сборки используется команда:</w:t>
+      </w:r>
+    </w:p>
+    <w:p>
+      <w:pPr>
+        <w:rPr>
+          <w:rFonts w:ascii="Menlo" w:hAnsi="Menlo" w:cs="Menlo"/>
+        </w:rPr>
+      </w:pPr>
+      <w:proofErr w:type="spellStart"/>
+      <w:r>
+        <w:rPr>
+          <w:rFonts w:ascii="Menlo" w:hAnsi="Menlo" w:cs="Menlo"/>
+          <w:highlight w:val="lightGray"/>
+        </w:rPr>
+        <w:t>mvn</w:t>
+      </w:r>
+      <w:proofErr w:type="spellEnd"/>
+      <w:r>
+        <w:rPr>
+          <w:rFonts w:ascii="Menlo" w:hAnsi="Menlo" w:cs="Menlo"/>
+          <w:highlight w:val="lightGray"/>
+        </w:rPr>
+        <w:t xml:space="preserve"> </w:t>
+      </w:r>
+      <w:proofErr w:type="spellStart"/>
+      <w:r>
+        <w:rPr>
+          <w:rFonts w:ascii="Menlo" w:hAnsi="Menlo" w:cs="Menlo"/>
+          <w:highlight w:val="lightGray"/>
+        </w:rPr>
+        <w:t>exec:java</w:t>
+      </w:r>
+      <w:proofErr w:type="spellEnd"/>
+    </w:p>
+    <w:p>
+      <w:r>
+        <w:t>Для запуска готового j</w:t>
+      </w:r>
+      <w:proofErr w:type="spellStart"/>
+      <w:r>
+        <w:rPr>
+          <w:lang w:val="en-US"/>
+        </w:rPr>
+        <w:t>ar</w:t>
+      </w:r>
+      <w:proofErr w:type="spellEnd"/>
+      <w:r>
+        <w:t xml:space="preserve"> ф</w:t>
+      </w:r>
+      <w:r>
+        <w:t>айла с зависимостями:</w:t>
+      </w:r>
+    </w:p>
+    <w:p>
+      <w:pPr>
+        <w:rPr>
+          <w:rFonts w:ascii="Menlo" w:eastAsia="LANTINGHEI TC DEMIBOLD" w:hAnsi="Menlo" w:cs="Menlo"/>
+          <w:lang w:val="en-US"/>
+        </w:rPr>
+      </w:pPr>
+      <w:r>
+        <w:rPr>
+          <w:rFonts w:ascii="Menlo" w:eastAsia="LANTINGHEI TC DEMIBOLD" w:hAnsi="Menlo" w:cs="Menlo"/>
+          <w:highlight w:val="lightGray"/>
+          <w:lang w:val="en-US"/>
+        </w:rPr>
+        <w:t>java -jar laba_1-1.0-jar-with-dependencies.jar</w:t>
+      </w:r>
+    </w:p>
+    <w:p>
+      <w:r>
+        <w:t>Ниже привожу примеры работы программы для неверного пути и всех доступных расширений файлов (</w:t>
+      </w:r>
+      <w:r>
+        <w:rPr>
+          <w:lang w:val="en-US"/>
+        </w:rPr>
+        <w:t>JSON</w:t>
+      </w:r>
+      <w:r>
+        <w:t xml:space="preserve">, </w:t>
+      </w:r>
+      <w:r>
+        <w:rPr>
+          <w:lang w:val="en-US"/>
+        </w:rPr>
+        <w:t>XML</w:t>
+      </w:r>
+      <w:r>
+        <w:t xml:space="preserve">, </w:t>
+      </w:r>
+      <w:r>
+        <w:rPr>
+          <w:lang w:val="en-US"/>
+        </w:rPr>
+        <w:t>TXT</w:t>
+      </w:r>
+      <w:r>
+        <w:t>)</w:t>
+      </w:r>
+      <w:r>
+        <w:t>.</w:t>
+      </w:r>
+    </w:p>
+    <w:p>
+      <w:pPr>
+        <w:keepNext/>
+      </w:pPr>
+      <w:r>
+        <w:lastRenderedPageBreak/>
+        <w:drawing>
+          <wp:inline distT="0" distB="0" distL="0" distR="0" wp14:anchorId="7ACEB75F" wp14:editId="6C335204">
+            <wp:extent cx="5760085" cy="6829815"/>
+            <wp:effectExtent l="0" t="0" r="5715" b="3175"/>
+            <wp:docPr id="1095264938" name="Рисунок 1"/>
+            <wp:cNvGraphicFramePr>
+              <a:graphicFrameLocks xmlns:a="http://schemas.openxmlformats.org/drawingml/2006/main" noChangeAspect="1"/>
+            </wp:cNvGraphicFramePr>
+            <a:graphic xmlns:a="http://schemas.openxmlformats.org/drawingml/2006/main">
+              <a:graphicData uri="http://schemas.openxmlformats.org/drawingml/2006/picture">
+                <pic:pic xmlns:pic="http://schemas.openxmlformats.org/drawingml/2006/picture">
+                  <pic:nvPicPr>
+                    <pic:cNvPr id="1095264938" name=""/>
+                    <pic:cNvPicPr/>
+                  </pic:nvPicPr>
+                  <pic:blipFill rotWithShape="1">
+                    <a:blip r:embed="rId11"/>
+                    <a:srcRect t="15029"/>
+                    <a:stretch/>
+                  </pic:blipFill>
+                  <pic:spPr bwMode="auto">
+                    <a:xfrm>
+                      <a:off x="0" y="0"/>
+                      <a:ext cx="5760085" cy="6829815"/>
+                    </a:xfrm>
+                    <a:prstGeom prst="rect">
+                      <a:avLst/>
+                    </a:prstGeom>
+                    <a:ln>
+                      <a:noFill/>
+                    </a:ln>
+                    <a:extLst>
+                      <a:ext uri="{53640926-AAD7-44D8-BBD7-CCE9431645EC}">
+                        <a14:shadowObscured xmlns:a14="http://schemas.microsoft.com/office/drawing/2010/main"/>
+                      </a:ext>
+                    </a:extLst>
+                  </pic:spPr>
+                </pic:pic>
+              </a:graphicData>
+            </a:graphic>
+          </wp:inline>
+        </w:drawing>
+      </w:r>
+    </w:p>
+    <w:p>
+      <w:pPr>
+        <w:pStyle w:val="af5"/>
+      </w:pPr>
+      <w:r>
+        <w:t xml:space="preserve">Рисунок </w:t>
+      </w:r>
+      <w:r>
+        <w:fldChar w:fldCharType="begin"/>
+      </w:r>
+      <w:r>
+        <w:instrText xml:space="preserve"> SEQ Рисунок \* ARABIC </w:instrText>
+      </w:r>
+      <w:r>
+        <w:fldChar w:fldCharType="separate"/>
+      </w:r>
+      <w:r>
+        <w:rPr>
+          <w:noProof/>
+        </w:rPr>
+        <w:t>2</w:t>
+      </w:r>
+      <w:r>
+        <w:fldChar w:fldCharType="end"/>
+      </w:r>
+      <w:r>
+        <w:t xml:space="preserve"> Пример 1</w:t>
+      </w:r>
+    </w:p>
+    <w:p>
+      <w:pPr>
+        <w:keepNext/>
+      </w:pPr>
+      <w:r>
+        <w:rPr>
+          <w:lang w:val="en-US"/>
+        </w:rPr>
+        <w:lastRenderedPageBreak/>
+        <w:drawing>
+          <wp:inline distT="0" distB="0" distL="0" distR="0" wp14:anchorId="3D55BEDE" wp14:editId="6F06CEA1">
+            <wp:extent cx="5760085" cy="6243320"/>
+            <wp:effectExtent l="0" t="0" r="5715" b="5080"/>
+            <wp:docPr id="20809548" name="Рисунок 1"/>
+            <wp:cNvGraphicFramePr>
+              <a:graphicFrameLocks xmlns:a="http://schemas.openxmlformats.org/drawingml/2006/main" noChangeAspect="1"/>
+            </wp:cNvGraphicFramePr>
+            <a:graphic xmlns:a="http://schemas.openxmlformats.org/drawingml/2006/main">
+              <a:graphicData uri="http://schemas.openxmlformats.org/drawingml/2006/picture">
+                <pic:pic xmlns:pic="http://schemas.openxmlformats.org/drawingml/2006/picture">
+                  <pic:nvPicPr>
+                    <pic:cNvPr id="20809548" name=""/>
+                    <pic:cNvPicPr/>
+                  </pic:nvPicPr>
+                  <pic:blipFill>
+                    <a:blip r:embed="rId12"/>
+                    <a:stretch>
+                      <a:fillRect/>
+                    </a:stretch>
+                  </pic:blipFill>
+                  <pic:spPr>
+                    <a:xfrm>
+                      <a:off x="0" y="0"/>
+                      <a:ext cx="5760085" cy="6243320"/>
+                    </a:xfrm>
+                    <a:prstGeom prst="rect">
+                      <a:avLst/>
+                    </a:prstGeom>
+                  </pic:spPr>
+                </pic:pic>
+              </a:graphicData>
+            </a:graphic>
+          </wp:inline>
+        </w:drawing>
+      </w:r>
+    </w:p>
+    <w:p>
+      <w:pPr>
+        <w:pStyle w:val="af5"/>
+        <w:rPr>
+          <w:lang w:val="en-US"/>
+        </w:rPr>
+      </w:pPr>
+      <w:r>
+        <w:t xml:space="preserve">Рисунок </w:t>
+      </w:r>
+      <w:r>
+        <w:fldChar w:fldCharType="begin"/>
+      </w:r>
+      <w:r>
+        <w:instrText xml:space="preserve"> SEQ Рисунок \* ARABIC </w:instrText>
+      </w:r>
+      <w:r>
+        <w:fldChar w:fldCharType="separate"/>
+      </w:r>
+      <w:r>
+        <w:rPr>
+          <w:noProof/>
+        </w:rPr>
+        <w:t>3</w:t>
+      </w:r>
+      <w:r>
+        <w:fldChar w:fldCharType="end"/>
+      </w:r>
+      <w:r>
+        <w:rPr>
+          <w:lang w:val="en-US"/>
+        </w:rPr>
+        <w:t xml:space="preserve"> П</w:t>
+      </w:r>
+      <w:proofErr w:type="spellStart"/>
+      <w:r>
+        <w:t>ример</w:t>
+      </w:r>
+      <w:proofErr w:type="spellEnd"/>
+      <w:r>
+        <w:t xml:space="preserve"> 2</w:t>
+      </w:r>
+    </w:p>
+    <w:p>
+      <w:pPr>
+        <w:keepNext/>
+      </w:pPr>
+      <w:r>
+        <w:rPr>
+          <w:lang w:val="en-US"/>
+        </w:rPr>
+        <w:lastRenderedPageBreak/>
+        <w:drawing>
+          <wp:inline distT="0" distB="0" distL="0" distR="0" wp14:anchorId="79E25631" wp14:editId="7451CF00">
+            <wp:extent cx="5760085" cy="7148830"/>
+            <wp:effectExtent l="0" t="0" r="5715" b="1270"/>
+            <wp:docPr id="554411359" name="Рисунок 1"/>
+            <wp:cNvGraphicFramePr>
+              <a:graphicFrameLocks xmlns:a="http://schemas.openxmlformats.org/drawingml/2006/main" noChangeAspect="1"/>
+            </wp:cNvGraphicFramePr>
+            <a:graphic xmlns:a="http://schemas.openxmlformats.org/drawingml/2006/main">
+              <a:graphicData uri="http://schemas.openxmlformats.org/drawingml/2006/picture">
+                <pic:pic xmlns:pic="http://schemas.openxmlformats.org/drawingml/2006/picture">
+                  <pic:nvPicPr>
+                    <pic:cNvPr id="554411359" name=""/>
+                    <pic:cNvPicPr/>
+                  </pic:nvPicPr>
+                  <pic:blipFill>
+                    <a:blip r:embed="rId13"/>
+                    <a:stretch>
+                      <a:fillRect/>
+                    </a:stretch>
+                  </pic:blipFill>
+                  <pic:spPr>
+                    <a:xfrm>
+                      <a:off x="0" y="0"/>
+                      <a:ext cx="5760085" cy="7148830"/>
+                    </a:xfrm>
+                    <a:prstGeom prst="rect">
+                      <a:avLst/>
+                    </a:prstGeom>
+                  </pic:spPr>
+                </pic:pic>
+              </a:graphicData>
+            </a:graphic>
+          </wp:inline>
+        </w:drawing>
+      </w:r>
+    </w:p>
+    <w:p>
+      <w:pPr>
+        <w:pStyle w:val="af5"/>
+        <w:rPr>
+          <w:lang w:val="en-US"/>
+        </w:rPr>
+      </w:pPr>
+      <w:r>
+        <w:t xml:space="preserve">Рисунок </w:t>
+      </w:r>
+      <w:r>
+        <w:fldChar w:fldCharType="begin"/>
+      </w:r>
+      <w:r>
+        <w:instrText xml:space="preserve"> SEQ Рисунок \* ARABIC </w:instrText>
+      </w:r>
+      <w:r>
+        <w:fldChar w:fldCharType="separate"/>
+      </w:r>
+      <w:r>
+        <w:rPr>
+          <w:noProof/>
+        </w:rPr>
+        <w:t>4</w:t>
+      </w:r>
+      <w:r>
+        <w:fldChar w:fldCharType="end"/>
+      </w:r>
+      <w:r>
+        <w:rPr>
+          <w:lang w:val="en-US"/>
+        </w:rPr>
+        <w:t xml:space="preserve"> П</w:t>
+      </w:r>
+      <w:proofErr w:type="spellStart"/>
+      <w:r>
+        <w:t>ример</w:t>
+      </w:r>
+      <w:proofErr w:type="spellEnd"/>
+      <w:r>
+        <w:t xml:space="preserve"> 3</w:t>
+      </w:r>
+    </w:p>
+    <w:p>
+      <w:pPr>
+        <w:spacing w:before="0" w:after="0"/>
+        <w:jc w:val="left"/>
+      </w:pPr>
+      <w:r>
+        <w:br w:type="page"/>
+      </w:r>
+    </w:p>
+    <w:p>
+      <w:pPr>
+        <w:pStyle w:val="1"/>
+      </w:pPr>
+      <w:bookmarkStart w:id="6" w:name="_Toc224862215"/>
+      <w:r>
+        <w:lastRenderedPageBreak/>
+        <w:t>Заключение</w:t>
+      </w:r>
+      <w:bookmarkEnd w:id="6"/>
+    </w:p>
+    <w:p>
+      <w:pPr>
+        <w:rPr>
+          <w:rFonts w:eastAsia="Times New Roman"/>
+        </w:rPr>
+      </w:pPr>
+      <w:r>
+        <w:rPr>
+          <w:rFonts w:eastAsia="Times New Roman"/>
+        </w:rPr>
+        <w:t>В ходе выполнения лабораторной работы было разработано консольное приложение на языке Java — «Локальный анализатор миссий магов».</w:t>
+      </w:r>
+    </w:p>
+    <w:p>
+      <w:pPr>
+        <w:rPr>
+          <w:rFonts w:eastAsia="Times New Roman"/>
+        </w:rPr>
+      </w:pPr>
+      <w:r>
+        <w:rPr>
+          <w:rFonts w:eastAsia="Times New Roman"/>
+        </w:rPr>
+        <w:t>В результате проведенной работы были достигнуты следующие результаты:</w:t>
+      </w:r>
+    </w:p>
+    <w:p>
+      <w:pPr>
+        <w:pStyle w:val="ad"/>
+        <w:numPr>
+          <w:ilvl w:val="0"/>
+          <w:numId w:val="11"/>
+        </w:numPr>
+        <w:rPr>
+          <w:rFonts w:eastAsia="Times New Roman"/>
+        </w:rPr>
+      </w:pPr>
+      <w:r>
+        <w:rPr>
+          <w:rFonts w:eastAsia="Times New Roman"/>
+        </w:rPr>
+        <w:t>Спроектирована объектная модель предметной области «Миссия мага», включающая классы для описания участников, проклятий, техник и итогов операций.</w:t>
+      </w:r>
+    </w:p>
+    <w:p>
+      <w:pPr>
+        <w:pStyle w:val="ad"/>
+        <w:numPr>
+          <w:ilvl w:val="0"/>
+          <w:numId w:val="11"/>
+        </w:numPr>
+        <w:rPr>
+          <w:rFonts w:eastAsia="Times New Roman"/>
+        </w:rPr>
+      </w:pPr>
+      <w:r>
+        <w:rPr>
+          <w:rFonts w:eastAsia="Times New Roman"/>
+        </w:rPr>
+        <w:t>Реализован механизм загрузки файлов из файловой системы с автоматическим распознаванием форматов (TXT, JSON, XML).</w:t>
+      </w:r>
+    </w:p>
+    <w:p>
+      <w:pPr>
+        <w:pStyle w:val="ad"/>
+        <w:numPr>
+          <w:ilvl w:val="0"/>
+          <w:numId w:val="11"/>
+        </w:numPr>
+        <w:rPr>
+          <w:rFonts w:eastAsia="Times New Roman"/>
+        </w:rPr>
+      </w:pPr>
+      <w:r>
+        <w:rPr>
+          <w:rFonts w:eastAsia="Times New Roman"/>
+        </w:rPr>
+        <w:t xml:space="preserve">Разработаны парсеры для каждого из поддерживаемых форматов с использованием библиотеки </w:t>
+      </w:r>
+      <w:proofErr w:type="spellStart"/>
+      <w:r>
+        <w:rPr>
+          <w:rFonts w:eastAsia="Times New Roman"/>
+        </w:rPr>
+        <w:t>Jackson</w:t>
+      </w:r>
+      <w:proofErr w:type="spellEnd"/>
+      <w:r>
+        <w:rPr>
+          <w:rFonts w:eastAsia="Times New Roman"/>
+        </w:rPr>
+        <w:t>, обеспечивающие преобразование входных данных в единую внутреннюю модель.</w:t>
+      </w:r>
+    </w:p>
+    <w:p>
+      <w:pPr>
+        <w:pStyle w:val="ad"/>
+        <w:numPr>
+          <w:ilvl w:val="0"/>
+          <w:numId w:val="11"/>
+        </w:numPr>
+        <w:rPr>
+          <w:rFonts w:eastAsia="Times New Roman"/>
+        </w:rPr>
+      </w:pPr>
+      <w:r>
+        <w:rPr>
+          <w:rFonts w:eastAsia="Times New Roman"/>
+        </w:rPr>
+        <w:t>Создан консольный интерфейс для отображения структурированной информации о миссии в читаемом виде.</w:t>
+      </w:r>
+    </w:p>
+    <w:p>
+      <w:pPr>
+        <w:pStyle w:val="ad"/>
+        <w:numPr>
+          <w:ilvl w:val="0"/>
+          <w:numId w:val="11"/>
+        </w:numPr>
+        <w:rPr>
+          <w:rFonts w:eastAsia="Times New Roman"/>
+        </w:rPr>
+      </w:pPr>
+      <w:r>
+        <w:rPr>
+          <w:rFonts w:eastAsia="Times New Roman"/>
+        </w:rPr>
+        <w:t>Составлена схема «Свиток структуры проклятых данных», отражающая взаимосвязи между сущностями системы.</w:t>
+      </w:r>
+    </w:p>
+    <w:p>
+      <w:pPr>
+        <w:rPr>
+          <w:rFonts w:eastAsia="Times New Roman"/>
+        </w:rPr>
+      </w:pPr>
+      <w:r>
+        <w:rPr>
+          <w:rFonts w:eastAsia="Times New Roman"/>
+        </w:rPr>
+        <w:t>Разработанное приложение позволяет аналитику быстро открывать файлы миссий любых поддерживаемых форматов и получать структурированную сводку без необходимости ручного анализа исходных данных. Программа успешно решает поставленную задачу превращения «хаоса проклятых данных» в понятную картину произошедшего.</w:t>
+      </w:r>
+    </w:p>
+    <w:p>
+      <w:pPr>
+        <w:rPr>
+          <w:rFonts w:eastAsia="Times New Roman"/>
+        </w:rPr>
+      </w:pPr>
+      <w:r>
+        <w:rPr>
+          <w:rFonts w:eastAsia="Times New Roman"/>
+        </w:rPr>
+        <w:t>Таким образом, все задачи лабораторной работы выполнены в полном объеме, цель достигнута.</w:t>
+      </w:r>
+    </w:p>
+    <w:p>
+      <w:pPr>
+        <w:spacing w:before="0" w:after="0"/>
+        <w:jc w:val="left"/>
+        <w:rPr>
+          <w:rFonts w:eastAsia="Times New Roman"/>
+        </w:rPr>
+      </w:pPr>
+      <w:r>
+        <w:rPr>
+          <w:rFonts w:eastAsia="Times New Roman"/>
+        </w:rPr>
+        <w:br w:type="page"/>
+      </w:r>
+    </w:p>
+    <w:p>
+      <w:pPr>
+        <w:pStyle w:val="1"/>
+        <w:rPr>
+          <w:rFonts w:eastAsia="Times New Roman"/>
+        </w:rPr>
+      </w:pPr>
+      <w:bookmarkStart w:id="7" w:name="_Toc224862216"/>
+      <w:r>
+        <w:rPr>
+          <w:rFonts w:eastAsia="Times New Roman"/>
+        </w:rPr>
+        <w:lastRenderedPageBreak/>
+        <w:t>Список литературы</w:t>
+      </w:r>
+      <w:bookmarkEnd w:id="7"/>
+    </w:p>
+    <w:p>
+      <w:pPr>
+        <w:pStyle w:val="ad"/>
+        <w:numPr>
+          <w:ilvl w:val="0"/>
+          <w:numId w:val="13"/>
+        </w:numPr>
+      </w:pPr>
+      <w:r>
+        <w:t>Смирнов Д.С. Материалы лекций и семинаров по курсу “Теория и технология программирования”</w:t>
+      </w:r>
+    </w:p>
+    <w:p>
+      <w:pPr>
+        <w:spacing w:before="0" w:after="0"/>
+        <w:jc w:val="left"/>
+        <w:rPr>
+          <w:rFonts w:eastAsia="Times New Roman" w:cs="Times New Roman"/>
+          <w:color w:val="81858C"/>
+          <w:sz w:val="24"/>
+          <w:szCs w:val="24"/>
+        </w:rPr>
+      </w:pPr>
+    </w:p>
     <w:p/>
     <w:sectPr>
+      <w:footerReference w:type="even" r:id="rId14"/>
+      <w:footerReference w:type="default" r:id="rId15"/>
       <w:pgSz w:w="11906" w:h="16838"/>
       <w:pgMar w:top="1134" w:right="1134" w:bottom="1134" w:left="1701" w:header="1134" w:footer="1134" w:gutter="0"/>
       <w:cols w:space="708"/>
+      <w:titlePg/>
       <w:docGrid w:linePitch="360"/>
     </w:sectPr>
   </w:body>
@@ -1579,6 +2867,121 @@
     </w:p>
   </w:endnote>
 </w:endnotes>
+</file>
+
+<file path=word/footer1.xml><?xml version="1.0" encoding="utf-8"?>
+<w:ftr xmlns:wpc="http://schemas.microsoft.com/office/word/2010/wordprocessingCanvas" xmlns:cx="http://schemas.microsoft.com/office/drawing/2014/chartex" xmlns:cx1="http://schemas.microsoft.com/office/drawing/2015/9/8/chartex" xmlns:cx2="http://schemas.microsoft.com/office/drawing/2015/10/21/chartex" xmlns:cx3="http://schemas.microsoft.com/office/drawing/2016/5/9/chartex" xmlns:cx4="http://schemas.microsoft.com/office/drawing/2016/5/10/chartex" xmlns:cx5="http://schemas.microsoft.com/office/drawing/2016/5/11/chartex" xmlns:cx6="http://schemas.microsoft.com/office/drawing/2016/5/12/chartex" xmlns:cx7="http://schemas.microsoft.com/office/drawing/2016/5/13/chartex" xmlns:cx8="http://schemas.microsoft.com/office/drawing/2016/5/14/chartex" xmlns:mc="http://schemas.openxmlformats.org/markup-compatibility/2006" xmlns:aink="http://schemas.microsoft.com/office/drawing/2016/ink" xmlns:am3d="http://schemas.microsoft.com/office/drawing/2017/model3d" xmlns:o="urn:schemas-microsoft-com:office:office" xmlns:oel="http://schemas.microsoft.com/office/2019/extlst" xmlns:r="http://schemas.openxmlformats.org/officeDocument/2006/relationships" xmlns:m="http://schemas.openxmlformats.org/officeDocument/2006/math" xmlns:v="urn:schemas-microsoft-com:vml" xmlns:wp14="http://schemas.microsoft.com/office/word/2010/wordprocessingDrawing" xmlns:wp="http://schemas.openxmlformats.org/drawingml/2006/wordprocessingDrawing" xmlns:w10="urn:schemas-microsoft-com:office:word" xmlns:w="http://schemas.openxmlformats.org/wordprocessingml/2006/main" xmlns:w14="http://schemas.microsoft.com/office/word/2010/wordml" xmlns:w15="http://schemas.microsoft.com/office/word/2012/wordml" xmlns:w16cex="http://schemas.microsoft.com/office/word/2018/wordml/cex" xmlns:w16cid="http://schemas.microsoft.com/office/word/2016/wordml/cid" xmlns:w16="http://schemas.microsoft.com/office/word/2018/wordml" xmlns:w16sdtdh="http://schemas.microsoft.com/office/word/2020/wordml/sdtdatahash" xmlns:w16se="http://schemas.microsoft.com/office/word/2015/wordml/symex" xmlns:wpg="http://schemas.microsoft.com/office/word/2010/wordprocessingGroup" xmlns:wpi="http://schemas.microsoft.com/office/word/2010/wordprocessingInk" xmlns:wne="http://schemas.microsoft.com/office/word/2006/wordml" xmlns:wps="http://schemas.microsoft.com/office/word/2010/wordprocessingShape" mc:Ignorable="w14 w15 w16se w16cid w16 w16cex w16sdtdh wp14">
+  <w:sdt>
+    <w:sdtPr>
+      <w:rPr>
+        <w:rStyle w:val="af6"/>
+      </w:rPr>
+      <w:id w:val="-1454932489"/>
+      <w:docPartObj>
+        <w:docPartGallery w:val="Page Numbers (Bottom of Page)"/>
+        <w:docPartUnique/>
+      </w:docPartObj>
+    </w:sdtPr>
+    <w:sdtContent>
+      <w:p>
+        <w:pPr>
+          <w:pStyle w:val="a7"/>
+          <w:framePr w:wrap="none" w:vAnchor="text" w:hAnchor="margin" w:xAlign="center" w:y="1"/>
+          <w:rPr>
+            <w:rStyle w:val="af6"/>
+          </w:rPr>
+        </w:pPr>
+        <w:r>
+          <w:rPr>
+            <w:rStyle w:val="af6"/>
+          </w:rPr>
+          <w:fldChar w:fldCharType="begin"/>
+        </w:r>
+        <w:r>
+          <w:rPr>
+            <w:rStyle w:val="af6"/>
+          </w:rPr>
+          <w:instrText xml:space="preserve"> PAGE </w:instrText>
+        </w:r>
+        <w:r>
+          <w:rPr>
+            <w:rStyle w:val="af6"/>
+          </w:rPr>
+          <w:fldChar w:fldCharType="end"/>
+        </w:r>
+      </w:p>
+    </w:sdtContent>
+  </w:sdt>
+  <w:p>
+    <w:pPr>
+      <w:pStyle w:val="a7"/>
+    </w:pPr>
+  </w:p>
+</w:ftr>
+</file>
+
+<file path=word/footer2.xml><?xml version="1.0" encoding="utf-8"?>
+<w:ftr xmlns:wpc="http://schemas.microsoft.com/office/word/2010/wordprocessingCanvas" xmlns:cx="http://schemas.microsoft.com/office/drawing/2014/chartex" xmlns:cx1="http://schemas.microsoft.com/office/drawing/2015/9/8/chartex" xmlns:cx2="http://schemas.microsoft.com/office/drawing/2015/10/21/chartex" xmlns:cx3="http://schemas.microsoft.com/office/drawing/2016/5/9/chartex" xmlns:cx4="http://schemas.microsoft.com/office/drawing/2016/5/10/chartex" xmlns:cx5="http://schemas.microsoft.com/office/drawing/2016/5/11/chartex" xmlns:cx6="http://schemas.microsoft.com/office/drawing/2016/5/12/chartex" xmlns:cx7="http://schemas.microsoft.com/office/drawing/2016/5/13/chartex" xmlns:cx8="http://schemas.microsoft.com/office/drawing/2016/5/14/chartex" xmlns:mc="http://schemas.openxmlformats.org/markup-compatibility/2006" xmlns:aink="http://schemas.microsoft.com/office/drawing/2016/ink" xmlns:am3d="http://schemas.microsoft.com/office/drawing/2017/model3d" xmlns:o="urn:schemas-microsoft-com:office:office" xmlns:oel="http://schemas.microsoft.com/office/2019/extlst" xmlns:r="http://schemas.openxmlformats.org/officeDocument/2006/relationships" xmlns:m="http://schemas.openxmlformats.org/officeDocument/2006/math" xmlns:v="urn:schemas-microsoft-com:vml" xmlns:wp14="http://schemas.microsoft.com/office/word/2010/wordprocessingDrawing" xmlns:wp="http://schemas.openxmlformats.org/drawingml/2006/wordprocessingDrawing" xmlns:w10="urn:schemas-microsoft-com:office:word" xmlns:w="http://schemas.openxmlformats.org/wordprocessingml/2006/main" xmlns:w14="http://schemas.microsoft.com/office/word/2010/wordml" xmlns:w15="http://schemas.microsoft.com/office/word/2012/wordml" xmlns:w16cex="http://schemas.microsoft.com/office/word/2018/wordml/cex" xmlns:w16cid="http://schemas.microsoft.com/office/word/2016/wordml/cid" xmlns:w16="http://schemas.microsoft.com/office/word/2018/wordml" xmlns:w16sdtdh="http://schemas.microsoft.com/office/word/2020/wordml/sdtdatahash" xmlns:w16se="http://schemas.microsoft.com/office/word/2015/wordml/symex" xmlns:wpg="http://schemas.microsoft.com/office/word/2010/wordprocessingGroup" xmlns:wpi="http://schemas.microsoft.com/office/word/2010/wordprocessingInk" xmlns:wne="http://schemas.microsoft.com/office/word/2006/wordml" xmlns:wps="http://schemas.microsoft.com/office/word/2010/wordprocessingShape" mc:Ignorable="w14 w15 w16se w16cid w16 w16cex w16sdtdh wp14">
+  <w:sdt>
+    <w:sdtPr>
+      <w:rPr>
+        <w:rStyle w:val="af6"/>
+      </w:rPr>
+      <w:id w:val="-1436898859"/>
+      <w:docPartObj>
+        <w:docPartGallery w:val="Page Numbers (Bottom of Page)"/>
+        <w:docPartUnique/>
+      </w:docPartObj>
+    </w:sdtPr>
+    <w:sdtContent>
+      <w:p>
+        <w:pPr>
+          <w:pStyle w:val="a7"/>
+          <w:framePr w:wrap="none" w:vAnchor="text" w:hAnchor="margin" w:xAlign="center" w:y="1"/>
+          <w:rPr>
+            <w:rStyle w:val="af6"/>
+          </w:rPr>
+        </w:pPr>
+        <w:r>
+          <w:rPr>
+            <w:rStyle w:val="af6"/>
+          </w:rPr>
+          <w:fldChar w:fldCharType="begin"/>
+        </w:r>
+        <w:r>
+          <w:rPr>
+            <w:rStyle w:val="af6"/>
+          </w:rPr>
+          <w:instrText xml:space="preserve"> PAGE </w:instrText>
+        </w:r>
+        <w:r>
+          <w:rPr>
+            <w:rStyle w:val="af6"/>
+          </w:rPr>
+          <w:fldChar w:fldCharType="separate"/>
+        </w:r>
+        <w:r>
+          <w:rPr>
+            <w:rStyle w:val="af6"/>
+            <w:noProof/>
+          </w:rPr>
+          <w:t>2</w:t>
+        </w:r>
+        <w:r>
+          <w:rPr>
+            <w:rStyle w:val="af6"/>
+          </w:rPr>
+          <w:fldChar w:fldCharType="end"/>
+        </w:r>
+      </w:p>
+    </w:sdtContent>
+  </w:sdt>
+  <w:p>
+    <w:pPr>
+      <w:pStyle w:val="a7"/>
+    </w:pPr>
+  </w:p>
+</w:ftr>
 </file>
 
 <file path=word/footnotes.xml><?xml version="1.0" encoding="utf-8"?>
@@ -1781,9 +3184,122 @@
     </w:lvl>
   </w:abstractNum>
   <w:abstractNum w:abstractNumId="2" w15:restartNumberingAfterBreak="0">
+    <w:nsid w:val="0B0612E6"/>
+    <w:multiLevelType w:val="multilevel"/>
+    <w:tmpl w:val="68C25E2E"/>
+    <w:lvl w:ilvl="0">
+      <w:start w:val="1"/>
+      <w:numFmt w:val="decimal"/>
+      <w:lvlText w:val="%1."/>
+      <w:lvlJc w:val="left"/>
+      <w:pPr>
+        <w:tabs>
+          <w:tab w:val="num" w:pos="720"/>
+        </w:tabs>
+        <w:ind w:left="720" w:hanging="360"/>
+      </w:pPr>
+    </w:lvl>
+    <w:lvl w:ilvl="1" w:tentative="1">
+      <w:start w:val="1"/>
+      <w:numFmt w:val="decimal"/>
+      <w:lvlText w:val="%2."/>
+      <w:lvlJc w:val="left"/>
+      <w:pPr>
+        <w:tabs>
+          <w:tab w:val="num" w:pos="1440"/>
+        </w:tabs>
+        <w:ind w:left="1440" w:hanging="360"/>
+      </w:pPr>
+    </w:lvl>
+    <w:lvl w:ilvl="2" w:tentative="1">
+      <w:start w:val="1"/>
+      <w:numFmt w:val="decimal"/>
+      <w:lvlText w:val="%3."/>
+      <w:lvlJc w:val="left"/>
+      <w:pPr>
+        <w:tabs>
+          <w:tab w:val="num" w:pos="2160"/>
+        </w:tabs>
+        <w:ind w:left="2160" w:hanging="360"/>
+      </w:pPr>
+    </w:lvl>
+    <w:lvl w:ilvl="3" w:tentative="1">
+      <w:start w:val="1"/>
+      <w:numFmt w:val="decimal"/>
+      <w:lvlText w:val="%4."/>
+      <w:lvlJc w:val="left"/>
+      <w:pPr>
+        <w:tabs>
+          <w:tab w:val="num" w:pos="2880"/>
+        </w:tabs>
+        <w:ind w:left="2880" w:hanging="360"/>
+      </w:pPr>
+    </w:lvl>
+    <w:lvl w:ilvl="4" w:tentative="1">
+      <w:start w:val="1"/>
+      <w:numFmt w:val="decimal"/>
+      <w:lvlText w:val="%5."/>
+      <w:lvlJc w:val="left"/>
+      <w:pPr>
+        <w:tabs>
+          <w:tab w:val="num" w:pos="3600"/>
+        </w:tabs>
+        <w:ind w:left="3600" w:hanging="360"/>
+      </w:pPr>
+    </w:lvl>
+    <w:lvl w:ilvl="5" w:tentative="1">
+      <w:start w:val="1"/>
+      <w:numFmt w:val="decimal"/>
+      <w:lvlText w:val="%6."/>
+      <w:lvlJc w:val="left"/>
+      <w:pPr>
+        <w:tabs>
+          <w:tab w:val="num" w:pos="4320"/>
+        </w:tabs>
+        <w:ind w:left="4320" w:hanging="360"/>
+      </w:pPr>
+    </w:lvl>
+    <w:lvl w:ilvl="6" w:tentative="1">
+      <w:start w:val="1"/>
+      <w:numFmt w:val="decimal"/>
+      <w:lvlText w:val="%7."/>
+      <w:lvlJc w:val="left"/>
+      <w:pPr>
+        <w:tabs>
+          <w:tab w:val="num" w:pos="5040"/>
+        </w:tabs>
+        <w:ind w:left="5040" w:hanging="360"/>
+      </w:pPr>
+    </w:lvl>
+    <w:lvl w:ilvl="7" w:tentative="1">
+      <w:start w:val="1"/>
+      <w:numFmt w:val="decimal"/>
+      <w:lvlText w:val="%8."/>
+      <w:lvlJc w:val="left"/>
+      <w:pPr>
+        <w:tabs>
+          <w:tab w:val="num" w:pos="5760"/>
+        </w:tabs>
+        <w:ind w:left="5760" w:hanging="360"/>
+      </w:pPr>
+    </w:lvl>
+    <w:lvl w:ilvl="8" w:tentative="1">
+      <w:start w:val="1"/>
+      <w:numFmt w:val="decimal"/>
+      <w:lvlText w:val="%9."/>
+      <w:lvlJc w:val="left"/>
+      <w:pPr>
+        <w:tabs>
+          <w:tab w:val="num" w:pos="6480"/>
+        </w:tabs>
+        <w:ind w:left="6480" w:hanging="360"/>
+      </w:pPr>
+    </w:lvl>
+  </w:abstractNum>
+  <w:abstractNum w:abstractNumId="3" w15:restartNumberingAfterBreak="0">
     <w:nsid w:val="0BBC4EEC"/>
     <w:multiLevelType w:val="hybridMultilevel"/>
-    <w:tmpl w:val="3516E2F2"/>
+    <w:tmpl w:val="2FFE8440"/>
     <w:lvl w:ilvl="0" w:tplc="FFFFFFFF">
       <w:start w:val="1"/>
       <w:numFmt w:val="decimal"/>
@@ -1869,7 +3385,7 @@
       </w:pPr>
     </w:lvl>
   </w:abstractNum>
-  <w:abstractNum w:abstractNumId="3" w15:restartNumberingAfterBreak="0">
+  <w:abstractNum w:abstractNumId="4" w15:restartNumberingAfterBreak="0">
     <w:nsid w:val="171F43C2"/>
     <w:multiLevelType w:val="multilevel"/>
     <w:tmpl w:val="6FAC73F0"/>
@@ -2018,7 +3534,7 @@
       </w:rPr>
     </w:lvl>
   </w:abstractNum>
-  <w:abstractNum w:abstractNumId="4" w15:restartNumberingAfterBreak="0">
+  <w:abstractNum w:abstractNumId="5" w15:restartNumberingAfterBreak="0">
     <w:nsid w:val="19A5136F"/>
     <w:multiLevelType w:val="hybridMultilevel"/>
     <w:tmpl w:val="5C5005D8"/>
@@ -2131,7 +3647,7 @@
       </w:rPr>
     </w:lvl>
   </w:abstractNum>
-  <w:abstractNum w:abstractNumId="5" w15:restartNumberingAfterBreak="0">
+  <w:abstractNum w:abstractNumId="6" w15:restartNumberingAfterBreak="0">
     <w:nsid w:val="201B5F90"/>
     <w:multiLevelType w:val="hybridMultilevel"/>
     <w:tmpl w:val="0D76E5AE"/>
@@ -2220,7 +3736,7 @@
       </w:pPr>
     </w:lvl>
   </w:abstractNum>
-  <w:abstractNum w:abstractNumId="6" w15:restartNumberingAfterBreak="0">
+  <w:abstractNum w:abstractNumId="7" w15:restartNumberingAfterBreak="0">
     <w:nsid w:val="46643B46"/>
     <w:multiLevelType w:val="hybridMultilevel"/>
     <w:tmpl w:val="7C16E286"/>
@@ -2306,7 +3822,7 @@
       </w:pPr>
     </w:lvl>
   </w:abstractNum>
-  <w:abstractNum w:abstractNumId="7" w15:restartNumberingAfterBreak="0">
+  <w:abstractNum w:abstractNumId="8" w15:restartNumberingAfterBreak="0">
     <w:nsid w:val="4D3C4147"/>
     <w:multiLevelType w:val="hybridMultilevel"/>
     <w:tmpl w:val="255EF5A8"/>
@@ -2419,7 +3935,7 @@
       </w:rPr>
     </w:lvl>
   </w:abstractNum>
-  <w:abstractNum w:abstractNumId="8" w15:restartNumberingAfterBreak="0">
+  <w:abstractNum w:abstractNumId="9" w15:restartNumberingAfterBreak="0">
     <w:nsid w:val="53DF4D95"/>
     <w:multiLevelType w:val="hybridMultilevel"/>
     <w:tmpl w:val="14AA1D4E"/>
@@ -2505,7 +4021,7 @@
       </w:pPr>
     </w:lvl>
   </w:abstractNum>
-  <w:abstractNum w:abstractNumId="9" w15:restartNumberingAfterBreak="0">
+  <w:abstractNum w:abstractNumId="10" w15:restartNumberingAfterBreak="0">
     <w:nsid w:val="604E6864"/>
     <w:multiLevelType w:val="multilevel"/>
     <w:tmpl w:val="41EC80E0"/>
@@ -2618,7 +4134,7 @@
       </w:pPr>
     </w:lvl>
   </w:abstractNum>
-  <w:abstractNum w:abstractNumId="10" w15:restartNumberingAfterBreak="0">
+  <w:abstractNum w:abstractNumId="11" w15:restartNumberingAfterBreak="0">
     <w:nsid w:val="6F4630DA"/>
     <w:multiLevelType w:val="multilevel"/>
     <w:tmpl w:val="BBC297C4"/>
@@ -2767,38 +4283,133 @@
       </w:rPr>
     </w:lvl>
   </w:abstractNum>
+  <w:abstractNum w:abstractNumId="12" w15:restartNumberingAfterBreak="0">
+    <w:nsid w:val="702A50ED"/>
+    <w:multiLevelType w:val="hybridMultilevel"/>
+    <w:tmpl w:val="57B895E4"/>
+    <w:lvl w:ilvl="0" w:tplc="0419000F">
+      <w:start w:val="1"/>
+      <w:numFmt w:val="decimal"/>
+      <w:lvlText w:val="%1."/>
+      <w:lvlJc w:val="left"/>
+      <w:pPr>
+        <w:ind w:left="720" w:hanging="360"/>
+      </w:pPr>
+      <w:rPr>
+        <w:rFonts w:hint="default"/>
+      </w:rPr>
+    </w:lvl>
+    <w:lvl w:ilvl="1" w:tplc="04190019" w:tentative="1">
+      <w:start w:val="1"/>
+      <w:numFmt w:val="lowerLetter"/>
+      <w:lvlText w:val="%2."/>
+      <w:lvlJc w:val="left"/>
+      <w:pPr>
+        <w:ind w:left="1440" w:hanging="360"/>
+      </w:pPr>
+    </w:lvl>
+    <w:lvl w:ilvl="2" w:tplc="0419001B" w:tentative="1">
+      <w:start w:val="1"/>
+      <w:numFmt w:val="lowerRoman"/>
+      <w:lvlText w:val="%3."/>
+      <w:lvlJc w:val="right"/>
+      <w:pPr>
+        <w:ind w:left="2160" w:hanging="180"/>
+      </w:pPr>
+    </w:lvl>
+    <w:lvl w:ilvl="3" w:tplc="0419000F" w:tentative="1">
+      <w:start w:val="1"/>
+      <w:numFmt w:val="decimal"/>
+      <w:lvlText w:val="%4."/>
+      <w:lvlJc w:val="left"/>
+      <w:pPr>
+        <w:ind w:left="2880" w:hanging="360"/>
+      </w:pPr>
+    </w:lvl>
+    <w:lvl w:ilvl="4" w:tplc="04190019" w:tentative="1">
+      <w:start w:val="1"/>
+      <w:numFmt w:val="lowerLetter"/>
+      <w:lvlText w:val="%5."/>
+      <w:lvlJc w:val="left"/>
+      <w:pPr>
+        <w:ind w:left="3600" w:hanging="360"/>
+      </w:pPr>
+    </w:lvl>
+    <w:lvl w:ilvl="5" w:tplc="0419001B" w:tentative="1">
+      <w:start w:val="1"/>
+      <w:numFmt w:val="lowerRoman"/>
+      <w:lvlText w:val="%6."/>
+      <w:lvlJc w:val="right"/>
+      <w:pPr>
+        <w:ind w:left="4320" w:hanging="180"/>
+      </w:pPr>
+    </w:lvl>
+    <w:lvl w:ilvl="6" w:tplc="0419000F" w:tentative="1">
+      <w:start w:val="1"/>
+      <w:numFmt w:val="decimal"/>
+      <w:lvlText w:val="%7."/>
+      <w:lvlJc w:val="left"/>
+      <w:pPr>
+        <w:ind w:left="5040" w:hanging="360"/>
+      </w:pPr>
+    </w:lvl>
+    <w:lvl w:ilvl="7" w:tplc="04190019" w:tentative="1">
+      <w:start w:val="1"/>
+      <w:numFmt w:val="lowerLetter"/>
+      <w:lvlText w:val="%8."/>
+      <w:lvlJc w:val="left"/>
+      <w:pPr>
+        <w:ind w:left="5760" w:hanging="360"/>
+      </w:pPr>
+    </w:lvl>
+    <w:lvl w:ilvl="8" w:tplc="0419001B" w:tentative="1">
+      <w:start w:val="1"/>
+      <w:numFmt w:val="lowerRoman"/>
+      <w:lvlText w:val="%9."/>
+      <w:lvlJc w:val="right"/>
+      <w:pPr>
+        <w:ind w:left="6480" w:hanging="180"/>
+      </w:pPr>
+    </w:lvl>
+  </w:abstractNum>
   <w:num w:numId="1" w16cid:durableId="1212155479">
+    <w:abstractNumId w:val="10"/>
+  </w:num>
+  <w:num w:numId="2" w16cid:durableId="1495804392">
     <w:abstractNumId w:val="9"/>
   </w:num>
-  <w:num w:numId="2" w16cid:durableId="1495804392">
+  <w:num w:numId="3" w16cid:durableId="1550142896">
+    <w:abstractNumId w:val="6"/>
+  </w:num>
+  <w:num w:numId="4" w16cid:durableId="607466748">
+    <w:abstractNumId w:val="4"/>
+  </w:num>
+  <w:num w:numId="5" w16cid:durableId="1585919952">
+    <w:abstractNumId w:val="11"/>
+  </w:num>
+  <w:num w:numId="6" w16cid:durableId="1122384010">
     <w:abstractNumId w:val="8"/>
   </w:num>
-  <w:num w:numId="3" w16cid:durableId="1550142896">
+  <w:num w:numId="7" w16cid:durableId="429859855">
     <w:abstractNumId w:val="5"/>
-  </w:num>
-  <w:num w:numId="4" w16cid:durableId="607466748">
-    <w:abstractNumId w:val="3"/>
-  </w:num>
-  <w:num w:numId="5" w16cid:durableId="1585919952">
-    <w:abstractNumId w:val="10"/>
-  </w:num>
-  <w:num w:numId="6" w16cid:durableId="1122384010">
-    <w:abstractNumId w:val="7"/>
-  </w:num>
-  <w:num w:numId="7" w16cid:durableId="429859855">
-    <w:abstractNumId w:val="4"/>
   </w:num>
   <w:num w:numId="8" w16cid:durableId="2052338914">
     <w:abstractNumId w:val="1"/>
   </w:num>
   <w:num w:numId="9" w16cid:durableId="1704400364">
-    <w:abstractNumId w:val="6"/>
+    <w:abstractNumId w:val="7"/>
   </w:num>
   <w:num w:numId="10" w16cid:durableId="68238152">
     <w:abstractNumId w:val="0"/>
   </w:num>
   <w:num w:numId="11" w16cid:durableId="131095224">
+    <w:abstractNumId w:val="3"/>
+  </w:num>
+  <w:num w:numId="12" w16cid:durableId="1241675526">
     <w:abstractNumId w:val="2"/>
+  </w:num>
+  <w:num w:numId="13" w16cid:durableId="2011442323">
+    <w:abstractNumId w:val="12"/>
   </w:num>
 </w:numbering>
 </file>
@@ -4205,6 +5816,33 @@
       <w:szCs w:val="20"/>
     </w:rPr>
   </w:style>
+  <w:style w:type="paragraph" w:styleId="af5">
+    <w:name w:val="caption"/>
+    <w:basedOn w:val="a"/>
+    <w:next w:val="a"/>
+    <w:uiPriority w:val="35"/>
+    <w:unhideWhenUsed/>
+    <w:qFormat/>
+    <w:rsid w:val="001B1C2C"/>
+    <w:pPr>
+      <w:spacing w:before="0" w:after="200"/>
+    </w:pPr>
+    <w:rPr>
+      <w:i/>
+      <w:iCs/>
+      <w:color w:val="44546A" w:themeColor="text2"/>
+      <w:sz w:val="18"/>
+      <w:szCs w:val="18"/>
+    </w:rPr>
+  </w:style>
+  <w:style w:type="character" w:styleId="af6">
+    <w:name w:val="page number"/>
+    <w:basedOn w:val="a0"/>
+    <w:uiPriority w:val="99"/>
+    <w:semiHidden/>
+    <w:unhideWhenUsed/>
+    <w:rsid w:val="00FE054B"/>
+  </w:style>
 </w:styles>
 </file>
 
@@ -4508,7 +6146,7 @@
 </file>
 
 <file path=customXml/itemProps1.xml><?xml version="1.0" encoding="utf-8"?>
-<ds:datastoreItem xmlns:ds="http://schemas.openxmlformats.org/officeDocument/2006/customXml" ds:itemID="{DB666B04-8984-9F4E-B343-A0E05A2B1F57}">
+<ds:datastoreItem xmlns:ds="http://schemas.openxmlformats.org/officeDocument/2006/customXml" ds:itemID="{874E341A-3819-BC4F-B420-D8F5EE1DFF2A}">
   <ds:schemaRefs>
     <ds:schemaRef ds:uri="http://schemas.openxmlformats.org/officeDocument/2006/bibliography"/>
   </ds:schemaRefs>

--- a/Отчет.docx
+++ b/Отчет.docx
@@ -818,7 +818,11 @@
     <w:sdt>
       <w:sdtPr>
         <w:rPr>
-          <w:rFonts w:ascii="Times New Roman" w:hAnsi="Times New Roman" w:cs="Times New Roman"/>
+          <w:rFonts w:ascii="Times New Roman" w:eastAsiaTheme="minorEastAsia" w:hAnsi="Times New Roman" w:cs="Times New Roman"/>
+          <w:b w:val="0"/>
+          <w:bCs w:val="0"/>
+          <w:color w:val="auto"/>
+          <w:szCs w:val="22"/>
         </w:rPr>
         <w:id w:val="-1503969209"/>
         <w:docPartObj>
@@ -828,10 +832,7 @@
       </w:sdtPr>
       <w:sdtEndPr>
         <w:rPr>
-          <w:rFonts w:eastAsiaTheme="minorEastAsia"/>
           <w:noProof/>
-          <w:color w:val="auto"/>
-          <w:szCs w:val="22"/>
         </w:rPr>
       </w:sdtEndPr>
       <w:sdtContent>
@@ -1682,8 +1683,8 @@
       <w:pPr>
         <w:pStyle w:val="1"/>
       </w:pPr>
-      <w:bookmarkStart w:id="2" w:name="_Toc224859590"/>
-      <w:bookmarkStart w:id="3" w:name="_Toc224862212"/>
+      <w:bookmarkStart w:id="2" w:name="_Toc224862212"/>
+      <w:bookmarkStart w:id="3" w:name="_Toc224859590"/>
       <w:r>
         <w:lastRenderedPageBreak/>
         <w:t>Д</w:t>
@@ -1694,7 +1695,7 @@
       <w:r>
         <w:t>ы</w:t>
       </w:r>
-      <w:bookmarkEnd w:id="3"/>
+      <w:bookmarkEnd w:id="2"/>
     </w:p>
     <w:p>
       <w:r>
@@ -1767,24 +1768,14 @@
       <w:r>
         <w:t xml:space="preserve">Рисунок </w:t>
       </w:r>
-      <w:r>
-        <w:fldChar w:fldCharType="begin"/>
-      </w:r>
-      <w:r>
-        <w:instrText xml:space="preserve"> SEQ Рисунок \* ARABIC </w:instrText>
-      </w:r>
-      <w:r>
-        <w:fldChar w:fldCharType="separate"/>
-      </w:r>
-      <w:r>
-        <w:rPr>
-          <w:noProof/>
-        </w:rPr>
-        <w:t>1</w:t>
-      </w:r>
-      <w:r>
-        <w:fldChar w:fldCharType="end"/>
-      </w:r>
+      <w:fldSimple w:instr=" SEQ Рисунок \* ARABIC ">
+        <w:r>
+          <w:rPr>
+            <w:noProof/>
+          </w:rPr>
+          <w:t>1</w:t>
+        </w:r>
+      </w:fldSimple>
       <w:r>
         <w:t xml:space="preserve"> Концептуальная диаграмма классов</w:t>
       </w:r>
@@ -1951,7 +1942,7 @@
         <w:lastRenderedPageBreak/>
         <w:t>Конфигурация для сборки</w:t>
       </w:r>
-      <w:bookmarkEnd w:id="2"/>
+      <w:bookmarkEnd w:id="3"/>
       <w:bookmarkEnd w:id="4"/>
     </w:p>
     <w:p>
@@ -2190,19 +2181,11 @@
       </w:pPr>
       <w:bookmarkStart w:id="5" w:name="_Toc224862214"/>
       <w:r>
-        <w:rPr>
-          <w:lang w:val="en-US"/>
-        </w:rPr>
         <w:lastRenderedPageBreak/>
         <w:t>П</w:t>
       </w:r>
-      <w:proofErr w:type="spellStart"/>
-      <w:r>
-        <w:t>ример</w:t>
-      </w:r>
-      <w:proofErr w:type="spellEnd"/>
-      <w:r>
-        <w:t xml:space="preserve"> работы программы</w:t>
+      <w:r>
+        <w:t>ример работы программы</w:t>
       </w:r>
       <w:bookmarkEnd w:id="5"/>
     </w:p>
@@ -2346,6 +2329,9 @@
         <w:keepNext/>
       </w:pPr>
       <w:r>
+        <w:rPr>
+          <w:noProof/>
+        </w:rPr>
         <w:lastRenderedPageBreak/>
         <w:drawing>
           <wp:inline distT="0" distB="0" distL="0" distR="0" wp14:anchorId="7ACEB75F" wp14:editId="6C335204">
@@ -2398,34 +2384,25 @@
       <w:r>
         <w:t xml:space="preserve">Рисунок </w:t>
       </w:r>
-      <w:r>
-        <w:fldChar w:fldCharType="begin"/>
-      </w:r>
-      <w:r>
-        <w:instrText xml:space="preserve"> SEQ Рисунок \* ARABIC </w:instrText>
-      </w:r>
-      <w:r>
-        <w:fldChar w:fldCharType="separate"/>
-      </w:r>
+      <w:fldSimple w:instr=" SEQ Рисунок \* ARABIC ">
+        <w:r>
+          <w:rPr>
+            <w:noProof/>
+          </w:rPr>
+          <w:t>2</w:t>
+        </w:r>
+      </w:fldSimple>
+      <w:r>
+        <w:t xml:space="preserve"> Пример 1</w:t>
+      </w:r>
+    </w:p>
+    <w:p>
+      <w:pPr>
+        <w:keepNext/>
+      </w:pPr>
       <w:r>
         <w:rPr>
           <w:noProof/>
-        </w:rPr>
-        <w:t>2</w:t>
-      </w:r>
-      <w:r>
-        <w:fldChar w:fldCharType="end"/>
-      </w:r>
-      <w:r>
-        <w:t xml:space="preserve"> Пример 1</w:t>
-      </w:r>
-    </w:p>
-    <w:p>
-      <w:pPr>
-        <w:keepNext/>
-      </w:pPr>
-      <w:r>
-        <w:rPr>
           <w:lang w:val="en-US"/>
         </w:rPr>
         <w:lastRenderedPageBreak/>
@@ -2476,45 +2453,36 @@
       <w:r>
         <w:t xml:space="preserve">Рисунок </w:t>
       </w:r>
-      <w:r>
-        <w:fldChar w:fldCharType="begin"/>
-      </w:r>
-      <w:r>
-        <w:instrText xml:space="preserve"> SEQ Рисунок \* ARABIC </w:instrText>
-      </w:r>
-      <w:r>
-        <w:fldChar w:fldCharType="separate"/>
-      </w:r>
+      <w:fldSimple w:instr=" SEQ Рисунок \* ARABIC ">
+        <w:r>
+          <w:rPr>
+            <w:noProof/>
+          </w:rPr>
+          <w:t>3</w:t>
+        </w:r>
+      </w:fldSimple>
+      <w:r>
+        <w:rPr>
+          <w:lang w:val="en-US"/>
+        </w:rPr>
+        <w:t xml:space="preserve"> П</w:t>
+      </w:r>
+      <w:proofErr w:type="spellStart"/>
+      <w:r>
+        <w:t>ример</w:t>
+      </w:r>
+      <w:proofErr w:type="spellEnd"/>
+      <w:r>
+        <w:t xml:space="preserve"> 2</w:t>
+      </w:r>
+    </w:p>
+    <w:p>
+      <w:pPr>
+        <w:keepNext/>
+      </w:pPr>
       <w:r>
         <w:rPr>
           <w:noProof/>
-        </w:rPr>
-        <w:t>3</w:t>
-      </w:r>
-      <w:r>
-        <w:fldChar w:fldCharType="end"/>
-      </w:r>
-      <w:r>
-        <w:rPr>
-          <w:lang w:val="en-US"/>
-        </w:rPr>
-        <w:t xml:space="preserve"> П</w:t>
-      </w:r>
-      <w:proofErr w:type="spellStart"/>
-      <w:r>
-        <w:t>ример</w:t>
-      </w:r>
-      <w:proofErr w:type="spellEnd"/>
-      <w:r>
-        <w:t xml:space="preserve"> 2</w:t>
-      </w:r>
-    </w:p>
-    <w:p>
-      <w:pPr>
-        <w:keepNext/>
-      </w:pPr>
-      <w:r>
-        <w:rPr>
           <w:lang w:val="en-US"/>
         </w:rPr>
         <w:lastRenderedPageBreak/>
@@ -2558,44 +2526,23 @@
     <w:p>
       <w:pPr>
         <w:pStyle w:val="af5"/>
-        <w:rPr>
-          <w:lang w:val="en-US"/>
-        </w:rPr>
       </w:pPr>
       <w:r>
         <w:t xml:space="preserve">Рисунок </w:t>
       </w:r>
-      <w:r>
-        <w:fldChar w:fldCharType="begin"/>
-      </w:r>
-      <w:r>
-        <w:instrText xml:space="preserve"> SEQ Рисунок \* ARABIC </w:instrText>
-      </w:r>
-      <w:r>
-        <w:fldChar w:fldCharType="separate"/>
-      </w:r>
-      <w:r>
-        <w:rPr>
-          <w:noProof/>
-        </w:rPr>
-        <w:t>4</w:t>
-      </w:r>
-      <w:r>
-        <w:fldChar w:fldCharType="end"/>
-      </w:r>
-      <w:r>
-        <w:rPr>
-          <w:lang w:val="en-US"/>
-        </w:rPr>
+      <w:fldSimple w:instr=" SEQ Рисунок \* ARABIC ">
+        <w:r>
+          <w:rPr>
+            <w:noProof/>
+          </w:rPr>
+          <w:t>4</w:t>
+        </w:r>
+      </w:fldSimple>
+      <w:r>
         <w:t xml:space="preserve"> П</w:t>
       </w:r>
-      <w:proofErr w:type="spellStart"/>
-      <w:r>
-        <w:t>ример</w:t>
-      </w:r>
-      <w:proofErr w:type="spellEnd"/>
-      <w:r>
-        <w:t xml:space="preserve"> 3</w:t>
+      <w:r>
+        <w:t>ример 3</w:t>
       </w:r>
     </w:p>
     <w:p>
@@ -2820,6 +2767,19 @@
     </w:p>
     <w:p>
       <w:pPr>
+        <w:jc w:val="left"/>
+      </w:pPr>
+      <w:hyperlink r:id="rId14" w:history="1">
+        <w:r>
+          <w:rPr>
+            <w:rStyle w:val="af4"/>
+          </w:rPr>
+          <w:t>Ссылка на репозиторий</w:t>
+        </w:r>
+      </w:hyperlink>
+    </w:p>
+    <w:p>
+      <w:pPr>
         <w:spacing w:before="0" w:after="0"/>
         <w:jc w:val="left"/>
         <w:rPr>
@@ -2832,8 +2792,8 @@
     </w:p>
     <w:p/>
     <w:sectPr>
-      <w:footerReference w:type="even" r:id="rId14"/>
-      <w:footerReference w:type="default" r:id="rId15"/>
+      <w:footerReference w:type="even" r:id="rId15"/>
+      <w:footerReference w:type="default" r:id="rId16"/>
       <w:pgSz w:w="11906" w:h="16838"/>
       <w:pgMar w:top="1134" w:right="1134" w:bottom="1134" w:left="1701" w:header="1134" w:footer="1134" w:gutter="0"/>
       <w:cols w:space="708"/>
@@ -4871,6 +4831,7 @@
   <w:style w:type="character" w:default="1" w:styleId="a0">
     <w:name w:val="Default Paragraph Font"/>
     <w:uiPriority w:val="1"/>
+    <w:semiHidden/>
     <w:unhideWhenUsed/>
   </w:style>
   <w:style w:type="table" w:default="1" w:styleId="a1">
@@ -5843,6 +5804,18 @@
     <w:unhideWhenUsed/>
     <w:rsid w:val="00FE054B"/>
   </w:style>
+  <w:style w:type="character" w:styleId="af7">
+    <w:name w:val="Unresolved Mention"/>
+    <w:basedOn w:val="a0"/>
+    <w:uiPriority w:val="99"/>
+    <w:semiHidden/>
+    <w:unhideWhenUsed/>
+    <w:rsid w:val="00164F6B"/>
+    <w:rPr>
+      <w:color w:val="605E5C"/>
+      <w:shd w:val="clear" w:color="auto" w:fill="E1DFDD"/>
+    </w:rPr>
+  </w:style>
 </w:styles>
 </file>
 

--- a/Отчет.docx
+++ b/Отчет.docx
@@ -1552,21 +1552,7 @@
         <w:rPr>
           <w:rFonts w:cs="Times New Roman"/>
         </w:rPr>
-        <w:t xml:space="preserve"> Разработать механизм, автоматически определяющий формат входного файла (TXT, JSON, XML) для выбора корректного алгоритма </w:t>
-      </w:r>
-      <w:proofErr w:type="spellStart"/>
-      <w:r>
-        <w:rPr>
-          <w:rFonts w:cs="Times New Roman"/>
-        </w:rPr>
-        <w:t>парсинга</w:t>
-      </w:r>
-      <w:proofErr w:type="spellEnd"/>
-      <w:r>
-        <w:rPr>
-          <w:rFonts w:cs="Times New Roman"/>
-        </w:rPr>
-        <w:t>.</w:t>
+        <w:t> Разработать механизм, автоматически определяющий формат входного файла (TXT, JSON, XML) для выбора корректного алгоритма парсинга.</w:t>
       </w:r>
     </w:p>
     <w:p>
@@ -1592,21 +1578,7 @@
         <w:rPr>
           <w:rFonts w:cs="Times New Roman"/>
         </w:rPr>
-        <w:t> Написать модули для синтаксического анализа (</w:t>
-      </w:r>
-      <w:proofErr w:type="spellStart"/>
-      <w:r>
-        <w:rPr>
-          <w:rFonts w:cs="Times New Roman"/>
-        </w:rPr>
-        <w:t>парсинга</w:t>
-      </w:r>
-      <w:proofErr w:type="spellEnd"/>
-      <w:r>
-        <w:rPr>
-          <w:rFonts w:cs="Times New Roman"/>
-        </w:rPr>
-        <w:t>) текстовых, JSON и XML файлов с последующим преобразованием извлеченных данных в унифицированную внутреннюю модель миссии.</w:t>
+        <w:t> Написать модули для синтаксического анализа (парсинга) текстовых, JSON и XML файлов с последующим преобразованием извлеченных данных в унифицированную внутреннюю модель миссии.</w:t>
       </w:r>
     </w:p>
     <w:p>
@@ -1782,15 +1754,7 @@
     </w:p>
     <w:p>
       <w:r>
-        <w:t xml:space="preserve">Далее привожу диаграмму классов на </w:t>
-      </w:r>
-      <w:proofErr w:type="spellStart"/>
-      <w:r>
-        <w:t>имплементационном</w:t>
-      </w:r>
-      <w:proofErr w:type="spellEnd"/>
-      <w:r>
-        <w:t xml:space="preserve"> уровне.</w:t>
+        <w:t>Далее привожу диаграмму классов на имплементационном уровне.</w:t>
       </w:r>
     </w:p>
     <w:p>
@@ -1965,19 +1929,11 @@
           <w:numId w:val="6"/>
         </w:numPr>
       </w:pPr>
-      <w:proofErr w:type="spellStart"/>
       <w:r>
         <w:rPr>
           <w:rFonts w:ascii="Andale Mono" w:hAnsi="Andale Mono"/>
         </w:rPr>
-        <w:t>jackson-databind</w:t>
-      </w:r>
-      <w:proofErr w:type="spellEnd"/>
-      <w:r>
-        <w:rPr>
-          <w:rFonts w:ascii="Andale Mono" w:hAnsi="Andale Mono"/>
-        </w:rPr>
-        <w:t> </w:t>
+        <w:t>jackson-databind </w:t>
       </w:r>
       <w:r>
         <w:t xml:space="preserve">(версия 2.17.2) </w:t>
@@ -1986,15 +1942,7 @@
         <w:t>-</w:t>
       </w:r>
       <w:r>
-        <w:t xml:space="preserve"> для </w:t>
-      </w:r>
-      <w:proofErr w:type="spellStart"/>
-      <w:r>
-        <w:t>парсинга</w:t>
-      </w:r>
-      <w:proofErr w:type="spellEnd"/>
-      <w:r>
-        <w:t xml:space="preserve"> JSON-файлов</w:t>
+        <w:t xml:space="preserve"> для парсинга JSON-файлов</w:t>
       </w:r>
     </w:p>
     <w:p>
@@ -2005,14 +1953,12 @@
           <w:numId w:val="6"/>
         </w:numPr>
       </w:pPr>
-      <w:proofErr w:type="spellStart"/>
       <w:r>
         <w:rPr>
           <w:rFonts w:ascii="Andale Mono" w:hAnsi="Andale Mono"/>
         </w:rPr>
         <w:t>jackson-dataformat-xml</w:t>
       </w:r>
-      <w:proofErr w:type="spellEnd"/>
       <w:r>
         <w:t xml:space="preserve"> (версия 2.17.2) </w:t>
       </w:r>
@@ -2020,15 +1966,7 @@
         <w:t>-</w:t>
       </w:r>
       <w:r>
-        <w:t xml:space="preserve"> для </w:t>
-      </w:r>
-      <w:proofErr w:type="spellStart"/>
-      <w:r>
-        <w:t>парсинга</w:t>
-      </w:r>
-      <w:proofErr w:type="spellEnd"/>
-      <w:r>
-        <w:t xml:space="preserve"> XML-файлов</w:t>
+        <w:t xml:space="preserve"> для парсинга XML-файлов</w:t>
       </w:r>
     </w:p>
     <w:p>
@@ -2051,14 +1989,12 @@
           <w:numId w:val="7"/>
         </w:numPr>
       </w:pPr>
-      <w:proofErr w:type="spellStart"/>
       <w:r>
         <w:rPr>
           <w:rFonts w:ascii="Andale Mono" w:hAnsi="Andale Mono"/>
         </w:rPr>
         <w:t>maven-compiler-plugin</w:t>
       </w:r>
-      <w:proofErr w:type="spellEnd"/>
       <w:r>
         <w:t> </w:t>
       </w:r>
@@ -2077,14 +2013,12 @@
           <w:numId w:val="7"/>
         </w:numPr>
       </w:pPr>
-      <w:proofErr w:type="spellStart"/>
       <w:r>
         <w:rPr>
           <w:rFonts w:ascii="Andale Mono" w:hAnsi="Andale Mono"/>
         </w:rPr>
         <w:t>exec-maven-plugin</w:t>
       </w:r>
-      <w:proofErr w:type="spellEnd"/>
       <w:r>
         <w:rPr>
           <w:rFonts w:ascii="Andale Mono" w:hAnsi="Andale Mono"/>
@@ -2121,15 +2055,8 @@
       <w:r>
         <w:t xml:space="preserve"> </w:t>
       </w:r>
-      <w:proofErr w:type="spellStart"/>
-      <w:proofErr w:type="gramStart"/>
-      <w:r>
-        <w:t>app.MissionAnalyzerApp</w:t>
-      </w:r>
-      <w:proofErr w:type="spellEnd"/>
-      <w:proofErr w:type="gramEnd"/>
-      <w:r>
-        <w:t>)</w:t>
+      <w:r>
+        <w:t>app.MissionAnalyzerApp)</w:t>
       </w:r>
     </w:p>
     <w:p>
@@ -2140,14 +2067,12 @@
           <w:numId w:val="7"/>
         </w:numPr>
       </w:pPr>
-      <w:proofErr w:type="spellStart"/>
       <w:r>
         <w:rPr>
           <w:rFonts w:ascii="Andale Mono" w:hAnsi="Andale Mono"/>
         </w:rPr>
         <w:t>maven-assembly-plugin</w:t>
       </w:r>
-      <w:proofErr w:type="spellEnd"/>
       <w:r>
         <w:t> </w:t>
       </w:r>
@@ -2155,15 +2080,7 @@
         <w:t xml:space="preserve">- </w:t>
       </w:r>
       <w:r>
-        <w:t>создание исполняемого JAR-файла со всеми зависимостями (</w:t>
-      </w:r>
-      <w:proofErr w:type="spellStart"/>
-      <w:r>
-        <w:t>jar-with-dependencies</w:t>
-      </w:r>
-      <w:proofErr w:type="spellEnd"/>
-      <w:r>
-        <w:t>)</w:t>
+        <w:t>создание исполняемого JAR-файла со всеми зависимостями (jar-with-dependencies)</w:t>
       </w:r>
     </w:p>
     <w:p>
@@ -2191,15 +2108,7 @@
     </w:p>
     <w:p>
       <w:r>
-        <w:t xml:space="preserve">Для запуска проекта необходимо его скачать </w:t>
-      </w:r>
-      <w:proofErr w:type="spellStart"/>
-      <w:r>
-        <w:t>полность</w:t>
-      </w:r>
-      <w:proofErr w:type="spellEnd"/>
-      <w:r>
-        <w:t xml:space="preserve"> или только </w:t>
+        <w:t xml:space="preserve">Для запуска проекта необходимо его скачать полность или только </w:t>
       </w:r>
       <w:r>
         <w:t>.</w:t>
@@ -2228,44 +2137,24 @@
           <w:rFonts w:ascii="Menlo" w:hAnsi="Menlo" w:cs="Menlo"/>
         </w:rPr>
       </w:pPr>
-      <w:proofErr w:type="spellStart"/>
       <w:r>
         <w:rPr>
           <w:rFonts w:ascii="Menlo" w:hAnsi="Menlo" w:cs="Menlo"/>
           <w:highlight w:val="lightGray"/>
         </w:rPr>
-        <w:t>mvn</w:t>
-      </w:r>
-      <w:proofErr w:type="spellEnd"/>
-      <w:r>
-        <w:rPr>
-          <w:rFonts w:ascii="Menlo" w:hAnsi="Menlo" w:cs="Menlo"/>
-          <w:highlight w:val="lightGray"/>
-        </w:rPr>
-        <w:t xml:space="preserve"> </w:t>
-      </w:r>
-      <w:proofErr w:type="spellStart"/>
-      <w:r>
-        <w:rPr>
-          <w:rFonts w:ascii="Menlo" w:hAnsi="Menlo" w:cs="Menlo"/>
-          <w:highlight w:val="lightGray"/>
-        </w:rPr>
-        <w:t>exec:java</w:t>
-      </w:r>
-      <w:proofErr w:type="spellEnd"/>
+        <w:t>mvn exec:java</w:t>
+      </w:r>
     </w:p>
     <w:p>
       <w:r>
         <w:t>Для запуска готового j</w:t>
       </w:r>
-      <w:proofErr w:type="spellStart"/>
       <w:r>
         <w:rPr>
           <w:lang w:val="en-US"/>
         </w:rPr>
         <w:t>ar</w:t>
       </w:r>
-      <w:proofErr w:type="spellEnd"/>
       <w:r>
         <w:t xml:space="preserve"> ф</w:t>
       </w:r>
@@ -2467,13 +2356,8 @@
         </w:rPr>
         <w:t xml:space="preserve"> П</w:t>
       </w:r>
-      <w:proofErr w:type="spellStart"/>
-      <w:r>
-        <w:t>ример</w:t>
-      </w:r>
-      <w:proofErr w:type="spellEnd"/>
-      <w:r>
-        <w:t xml:space="preserve"> 2</w:t>
+      <w:r>
+        <w:t>ример 2</w:t>
       </w:r>
     </w:p>
     <w:p>
@@ -2642,21 +2526,7 @@
         <w:rPr>
           <w:rFonts w:eastAsia="Times New Roman"/>
         </w:rPr>
-        <w:t xml:space="preserve">Разработаны парсеры для каждого из поддерживаемых форматов с использованием библиотеки </w:t>
-      </w:r>
-      <w:proofErr w:type="spellStart"/>
-      <w:r>
-        <w:rPr>
-          <w:rFonts w:eastAsia="Times New Roman"/>
-        </w:rPr>
-        <w:t>Jackson</w:t>
-      </w:r>
-      <w:proofErr w:type="spellEnd"/>
-      <w:r>
-        <w:rPr>
-          <w:rFonts w:eastAsia="Times New Roman"/>
-        </w:rPr>
-        <w:t>, обеспечивающие преобразование входных данных в единую внутреннюю модель.</w:t>
+        <w:t>Разработаны парсеры для каждого из поддерживаемых форматов с использованием библиотеки Jackson, обеспечивающие преобразование входных данных в единую внутреннюю модель.</w:t>
       </w:r>
     </w:p>
     <w:p>
@@ -2774,7 +2644,19 @@
           <w:rPr>
             <w:rStyle w:val="af4"/>
           </w:rPr>
-          <w:t>Ссылка на репозиторий</w:t>
+          <w:t>Ссылка на репоз</w:t>
+        </w:r>
+        <w:r>
+          <w:rPr>
+            <w:rStyle w:val="af4"/>
+          </w:rPr>
+          <w:t>е</w:t>
+        </w:r>
+        <w:r>
+          <w:rPr>
+            <w:rStyle w:val="af4"/>
+          </w:rPr>
+          <w:t>торий</w:t>
         </w:r>
       </w:hyperlink>
     </w:p>

--- a/Отчет.docx
+++ b/Отчет.docx
@@ -1552,7 +1552,21 @@
         <w:rPr>
           <w:rFonts w:cs="Times New Roman"/>
         </w:rPr>
-        <w:t> Разработать механизм, автоматически определяющий формат входного файла (TXT, JSON, XML) для выбора корректного алгоритма парсинга.</w:t>
+        <w:t xml:space="preserve"> Разработать механизм, автоматически определяющий формат входного файла (TXT, JSON, XML) для выбора корректного алгоритма </w:t>
+      </w:r>
+      <w:proofErr w:type="spellStart"/>
+      <w:r>
+        <w:rPr>
+          <w:rFonts w:cs="Times New Roman"/>
+        </w:rPr>
+        <w:t>парсинга</w:t>
+      </w:r>
+      <w:proofErr w:type="spellEnd"/>
+      <w:r>
+        <w:rPr>
+          <w:rFonts w:cs="Times New Roman"/>
+        </w:rPr>
+        <w:t>.</w:t>
       </w:r>
     </w:p>
     <w:p>
@@ -1578,7 +1592,21 @@
         <w:rPr>
           <w:rFonts w:cs="Times New Roman"/>
         </w:rPr>
-        <w:t> Написать модули для синтаксического анализа (парсинга) текстовых, JSON и XML файлов с последующим преобразованием извлеченных данных в унифицированную внутреннюю модель миссии.</w:t>
+        <w:t> Написать модули для синтаксического анализа (</w:t>
+      </w:r>
+      <w:proofErr w:type="spellStart"/>
+      <w:r>
+        <w:rPr>
+          <w:rFonts w:cs="Times New Roman"/>
+        </w:rPr>
+        <w:t>парсинга</w:t>
+      </w:r>
+      <w:proofErr w:type="spellEnd"/>
+      <w:r>
+        <w:rPr>
+          <w:rFonts w:cs="Times New Roman"/>
+        </w:rPr>
+        <w:t>) текстовых, JSON и XML файлов с последующим преобразованием извлеченных данных в унифицированную внутреннюю модель миссии.</w:t>
       </w:r>
     </w:p>
     <w:p>
@@ -1754,7 +1782,15 @@
     </w:p>
     <w:p>
       <w:r>
-        <w:t>Далее привожу диаграмму классов на имплементационном уровне.</w:t>
+        <w:t xml:space="preserve">Далее привожу диаграмму классов на </w:t>
+      </w:r>
+      <w:proofErr w:type="spellStart"/>
+      <w:r>
+        <w:t>имплементационном</w:t>
+      </w:r>
+      <w:proofErr w:type="spellEnd"/>
+      <w:r>
+        <w:t xml:space="preserve"> уровне.</w:t>
       </w:r>
     </w:p>
     <w:p>
@@ -1929,11 +1965,19 @@
           <w:numId w:val="6"/>
         </w:numPr>
       </w:pPr>
+      <w:proofErr w:type="spellStart"/>
       <w:r>
         <w:rPr>
           <w:rFonts w:ascii="Andale Mono" w:hAnsi="Andale Mono"/>
         </w:rPr>
-        <w:t>jackson-databind </w:t>
+        <w:t>jackson-databind</w:t>
+      </w:r>
+      <w:proofErr w:type="spellEnd"/>
+      <w:r>
+        <w:rPr>
+          <w:rFonts w:ascii="Andale Mono" w:hAnsi="Andale Mono"/>
+        </w:rPr>
+        <w:t> </w:t>
       </w:r>
       <w:r>
         <w:t xml:space="preserve">(версия 2.17.2) </w:t>
@@ -1942,7 +1986,15 @@
         <w:t>-</w:t>
       </w:r>
       <w:r>
-        <w:t xml:space="preserve"> для парсинга JSON-файлов</w:t>
+        <w:t xml:space="preserve"> для </w:t>
+      </w:r>
+      <w:proofErr w:type="spellStart"/>
+      <w:r>
+        <w:t>парсинга</w:t>
+      </w:r>
+      <w:proofErr w:type="spellEnd"/>
+      <w:r>
+        <w:t xml:space="preserve"> JSON-файлов</w:t>
       </w:r>
     </w:p>
     <w:p>
@@ -1953,12 +2005,14 @@
           <w:numId w:val="6"/>
         </w:numPr>
       </w:pPr>
+      <w:proofErr w:type="spellStart"/>
       <w:r>
         <w:rPr>
           <w:rFonts w:ascii="Andale Mono" w:hAnsi="Andale Mono"/>
         </w:rPr>
         <w:t>jackson-dataformat-xml</w:t>
       </w:r>
+      <w:proofErr w:type="spellEnd"/>
       <w:r>
         <w:t xml:space="preserve"> (версия 2.17.2) </w:t>
       </w:r>
@@ -1966,7 +2020,15 @@
         <w:t>-</w:t>
       </w:r>
       <w:r>
-        <w:t xml:space="preserve"> для парсинга XML-файлов</w:t>
+        <w:t xml:space="preserve"> для </w:t>
+      </w:r>
+      <w:proofErr w:type="spellStart"/>
+      <w:r>
+        <w:t>парсинга</w:t>
+      </w:r>
+      <w:proofErr w:type="spellEnd"/>
+      <w:r>
+        <w:t xml:space="preserve"> XML-файлов</w:t>
       </w:r>
     </w:p>
     <w:p>
@@ -1989,12 +2051,14 @@
           <w:numId w:val="7"/>
         </w:numPr>
       </w:pPr>
+      <w:proofErr w:type="spellStart"/>
       <w:r>
         <w:rPr>
           <w:rFonts w:ascii="Andale Mono" w:hAnsi="Andale Mono"/>
         </w:rPr>
         <w:t>maven-compiler-plugin</w:t>
       </w:r>
+      <w:proofErr w:type="spellEnd"/>
       <w:r>
         <w:t> </w:t>
       </w:r>
@@ -2013,12 +2077,14 @@
           <w:numId w:val="7"/>
         </w:numPr>
       </w:pPr>
+      <w:proofErr w:type="spellStart"/>
       <w:r>
         <w:rPr>
           <w:rFonts w:ascii="Andale Mono" w:hAnsi="Andale Mono"/>
         </w:rPr>
         <w:t>exec-maven-plugin</w:t>
       </w:r>
+      <w:proofErr w:type="spellEnd"/>
       <w:r>
         <w:rPr>
           <w:rFonts w:ascii="Andale Mono" w:hAnsi="Andale Mono"/>
@@ -2055,8 +2121,15 @@
       <w:r>
         <w:t xml:space="preserve"> </w:t>
       </w:r>
-      <w:r>
-        <w:t>app.MissionAnalyzerApp)</w:t>
+      <w:proofErr w:type="spellStart"/>
+      <w:proofErr w:type="gramStart"/>
+      <w:r>
+        <w:t>app.MissionAnalyzerApp</w:t>
+      </w:r>
+      <w:proofErr w:type="spellEnd"/>
+      <w:proofErr w:type="gramEnd"/>
+      <w:r>
+        <w:t>)</w:t>
       </w:r>
     </w:p>
     <w:p>
@@ -2067,12 +2140,14 @@
           <w:numId w:val="7"/>
         </w:numPr>
       </w:pPr>
+      <w:proofErr w:type="spellStart"/>
       <w:r>
         <w:rPr>
           <w:rFonts w:ascii="Andale Mono" w:hAnsi="Andale Mono"/>
         </w:rPr>
         <w:t>maven-assembly-plugin</w:t>
       </w:r>
+      <w:proofErr w:type="spellEnd"/>
       <w:r>
         <w:t> </w:t>
       </w:r>
@@ -2080,7 +2155,15 @@
         <w:t xml:space="preserve">- </w:t>
       </w:r>
       <w:r>
-        <w:t>создание исполняемого JAR-файла со всеми зависимостями (jar-with-dependencies)</w:t>
+        <w:t>создание исполняемого JAR-файла со всеми зависимостями (</w:t>
+      </w:r>
+      <w:proofErr w:type="spellStart"/>
+      <w:r>
+        <w:t>jar-with-dependencies</w:t>
+      </w:r>
+      <w:proofErr w:type="spellEnd"/>
+      <w:r>
+        <w:t>)</w:t>
       </w:r>
     </w:p>
     <w:p>
@@ -2108,7 +2191,15 @@
     </w:p>
     <w:p>
       <w:r>
-        <w:t xml:space="preserve">Для запуска проекта необходимо его скачать полность или только </w:t>
+        <w:t xml:space="preserve">Для запуска проекта необходимо его скачать </w:t>
+      </w:r>
+      <w:proofErr w:type="spellStart"/>
+      <w:r>
+        <w:t>полность</w:t>
+      </w:r>
+      <w:proofErr w:type="spellEnd"/>
+      <w:r>
+        <w:t xml:space="preserve"> или только </w:t>
       </w:r>
       <w:r>
         <w:t>.</w:t>
@@ -2137,24 +2228,44 @@
           <w:rFonts w:ascii="Menlo" w:hAnsi="Menlo" w:cs="Menlo"/>
         </w:rPr>
       </w:pPr>
+      <w:proofErr w:type="spellStart"/>
       <w:r>
         <w:rPr>
           <w:rFonts w:ascii="Menlo" w:hAnsi="Menlo" w:cs="Menlo"/>
           <w:highlight w:val="lightGray"/>
         </w:rPr>
-        <w:t>mvn exec:java</w:t>
-      </w:r>
+        <w:t>mvn</w:t>
+      </w:r>
+      <w:proofErr w:type="spellEnd"/>
+      <w:r>
+        <w:rPr>
+          <w:rFonts w:ascii="Menlo" w:hAnsi="Menlo" w:cs="Menlo"/>
+          <w:highlight w:val="lightGray"/>
+        </w:rPr>
+        <w:t xml:space="preserve"> </w:t>
+      </w:r>
+      <w:proofErr w:type="spellStart"/>
+      <w:r>
+        <w:rPr>
+          <w:rFonts w:ascii="Menlo" w:hAnsi="Menlo" w:cs="Menlo"/>
+          <w:highlight w:val="lightGray"/>
+        </w:rPr>
+        <w:t>exec:java</w:t>
+      </w:r>
+      <w:proofErr w:type="spellEnd"/>
     </w:p>
     <w:p>
       <w:r>
         <w:t>Для запуска готового j</w:t>
       </w:r>
+      <w:proofErr w:type="spellStart"/>
       <w:r>
         <w:rPr>
           <w:lang w:val="en-US"/>
         </w:rPr>
         <w:t>ar</w:t>
       </w:r>
+      <w:proofErr w:type="spellEnd"/>
       <w:r>
         <w:t xml:space="preserve"> ф</w:t>
       </w:r>
@@ -2356,8 +2467,13 @@
         </w:rPr>
         <w:t xml:space="preserve"> П</w:t>
       </w:r>
-      <w:r>
-        <w:t>ример 2</w:t>
+      <w:proofErr w:type="spellStart"/>
+      <w:r>
+        <w:t>ример</w:t>
+      </w:r>
+      <w:proofErr w:type="spellEnd"/>
+      <w:r>
+        <w:t xml:space="preserve"> 2</w:t>
       </w:r>
     </w:p>
     <w:p>
@@ -2526,7 +2642,21 @@
         <w:rPr>
           <w:rFonts w:eastAsia="Times New Roman"/>
         </w:rPr>
-        <w:t>Разработаны парсеры для каждого из поддерживаемых форматов с использованием библиотеки Jackson, обеспечивающие преобразование входных данных в единую внутреннюю модель.</w:t>
+        <w:t xml:space="preserve">Разработаны парсеры для каждого из поддерживаемых форматов с использованием библиотеки </w:t>
+      </w:r>
+      <w:proofErr w:type="spellStart"/>
+      <w:r>
+        <w:rPr>
+          <w:rFonts w:eastAsia="Times New Roman"/>
+        </w:rPr>
+        <w:t>Jackson</w:t>
+      </w:r>
+      <w:proofErr w:type="spellEnd"/>
+      <w:r>
+        <w:rPr>
+          <w:rFonts w:eastAsia="Times New Roman"/>
+        </w:rPr>
+        <w:t>, обеспечивающие преобразование входных данных в единую внутреннюю модель.</w:t>
       </w:r>
     </w:p>
     <w:p>
@@ -2644,19 +2774,7 @@
           <w:rPr>
             <w:rStyle w:val="af4"/>
           </w:rPr>
-          <w:t>Ссылка на репоз</w:t>
-        </w:r>
-        <w:r>
-          <w:rPr>
-            <w:rStyle w:val="af4"/>
-          </w:rPr>
-          <w:t>е</w:t>
-        </w:r>
-        <w:r>
-          <w:rPr>
-            <w:rStyle w:val="af4"/>
-          </w:rPr>
-          <w:t>торий</w:t>
+          <w:t>Ссылка на репозиторий</w:t>
         </w:r>
       </w:hyperlink>
     </w:p>

--- a/Отчет.docx
+++ b/Отчет.docx
@@ -1552,7 +1552,21 @@
         <w:rPr>
           <w:rFonts w:cs="Times New Roman"/>
         </w:rPr>
-        <w:t> Разработать механизм, автоматически определяющий формат входного файла (TXT, JSON, XML) для выбора корректного алгоритма парсинга.</w:t>
+        <w:t xml:space="preserve"> Разработать механизм, автоматически определяющий формат входного файла (TXT, JSON, XML) для выбора корректного алгоритма </w:t>
+      </w:r>
+      <w:proofErr w:type="spellStart"/>
+      <w:r>
+        <w:rPr>
+          <w:rFonts w:cs="Times New Roman"/>
+        </w:rPr>
+        <w:t>парсинга</w:t>
+      </w:r>
+      <w:proofErr w:type="spellEnd"/>
+      <w:r>
+        <w:rPr>
+          <w:rFonts w:cs="Times New Roman"/>
+        </w:rPr>
+        <w:t>.</w:t>
       </w:r>
     </w:p>
     <w:p>
@@ -1578,7 +1592,21 @@
         <w:rPr>
           <w:rFonts w:cs="Times New Roman"/>
         </w:rPr>
-        <w:t> Написать модули для синтаксического анализа (парсинга) текстовых, JSON и XML файлов с последующим преобразованием извлеченных данных в унифицированную внутреннюю модель миссии.</w:t>
+        <w:t> Написать модули для синтаксического анализа (</w:t>
+      </w:r>
+      <w:proofErr w:type="spellStart"/>
+      <w:r>
+        <w:rPr>
+          <w:rFonts w:cs="Times New Roman"/>
+        </w:rPr>
+        <w:t>парсинга</w:t>
+      </w:r>
+      <w:proofErr w:type="spellEnd"/>
+      <w:r>
+        <w:rPr>
+          <w:rFonts w:cs="Times New Roman"/>
+        </w:rPr>
+        <w:t>) текстовых, JSON и XML файлов с последующим преобразованием извлеченных данных в унифицированную внутреннюю модель миссии.</w:t>
       </w:r>
     </w:p>
     <w:p>
@@ -1684,9 +1712,9 @@
           <w14:ligatures w14:val="standardContextual"/>
         </w:rPr>
         <w:drawing>
-          <wp:inline distT="0" distB="0" distL="0" distR="0" wp14:anchorId="3C673518" wp14:editId="1445A6C7">
-            <wp:extent cx="5854065" cy="6649467"/>
-            <wp:effectExtent l="0" t="0" r="635" b="5715"/>
+          <wp:inline distT="0" distB="0" distL="0" distR="0" wp14:anchorId="3C673518" wp14:editId="60A49B09">
+            <wp:extent cx="5866590" cy="6663694"/>
+            <wp:effectExtent l="0" t="0" r="1270" b="3810"/>
             <wp:docPr id="613676223" name="Рисунок 1"/>
             <wp:cNvGraphicFramePr>
               <a:graphicFrameLocks xmlns:a="http://schemas.openxmlformats.org/drawingml/2006/main" noChangeAspect="1"/>
@@ -1695,10 +1723,10 @@
               <a:graphicData uri="http://schemas.openxmlformats.org/drawingml/2006/picture">
                 <pic:pic xmlns:pic="http://schemas.openxmlformats.org/drawingml/2006/picture">
                   <pic:nvPicPr>
-                    <pic:cNvPr id="613676223" name="Рисунок 613676223"/>
+                    <pic:cNvPr id="613676223" name="Рисунок 1"/>
                     <pic:cNvPicPr/>
                   </pic:nvPicPr>
-                  <pic:blipFill rotWithShape="1">
+                  <pic:blipFill>
                     <a:blip r:embed="rId8">
                       <a:extLst>
                         <a:ext uri="{28A0092B-C50C-407E-A947-70E740481C1C}">
@@ -1706,8 +1734,10 @@
                         </a:ext>
                       </a:extLst>
                     </a:blip>
-                    <a:srcRect t="3815"/>
-                    <a:stretch/>
+                    <a:srcRect t="1908" b="1908"/>
+                    <a:stretch>
+                      <a:fillRect/>
+                    </a:stretch>
                   </pic:blipFill>
                   <pic:spPr bwMode="auto">
                     <a:xfrm>
@@ -1754,7 +1784,15 @@
     </w:p>
     <w:p>
       <w:r>
-        <w:t>Далее привожу диаграмму классов на имплементационном уровне.</w:t>
+        <w:t xml:space="preserve">Далее привожу диаграмму классов на </w:t>
+      </w:r>
+      <w:proofErr w:type="spellStart"/>
+      <w:r>
+        <w:t>имплементационном</w:t>
+      </w:r>
+      <w:proofErr w:type="spellEnd"/>
+      <w:r>
+        <w:t xml:space="preserve"> уровне.</w:t>
       </w:r>
     </w:p>
     <w:p>
@@ -1765,9 +1803,9 @@
         </w:rPr>
         <w:lastRenderedPageBreak/>
         <w:drawing>
-          <wp:inline distT="0" distB="0" distL="0" distR="0" wp14:anchorId="0DE1B766" wp14:editId="058D6CD6">
-            <wp:extent cx="5760085" cy="4670425"/>
-            <wp:effectExtent l="0" t="0" r="5715" b="3175"/>
+          <wp:inline distT="0" distB="0" distL="0" distR="0" wp14:anchorId="0DE1B766" wp14:editId="65EE9419">
+            <wp:extent cx="6091084" cy="4130852"/>
+            <wp:effectExtent l="0" t="0" r="5080" b="0"/>
             <wp:docPr id="1919250504" name="Рисунок 4"/>
             <wp:cNvGraphicFramePr>
               <a:graphicFrameLocks xmlns:a="http://schemas.openxmlformats.org/drawingml/2006/main" noChangeAspect="1"/>
@@ -1776,7 +1814,7 @@
               <a:graphicData uri="http://schemas.openxmlformats.org/drawingml/2006/picture">
                 <pic:pic xmlns:pic="http://schemas.openxmlformats.org/drawingml/2006/picture">
                   <pic:nvPicPr>
-                    <pic:cNvPr id="1919250504" name="Рисунок 1919250504"/>
+                    <pic:cNvPr id="1919250504" name="Рисунок 4"/>
                     <pic:cNvPicPr/>
                   </pic:nvPicPr>
                   <pic:blipFill rotWithShape="1">
@@ -1787,13 +1825,13 @@
                         </a:ext>
                       </a:extLst>
                     </a:blip>
-                    <a:srcRect l="64519" t="17878"/>
+                    <a:srcRect l="64287" t="30771" r="139" b="374"/>
                     <a:stretch/>
                   </pic:blipFill>
                   <pic:spPr bwMode="auto">
                     <a:xfrm>
                       <a:off x="0" y="0"/>
-                      <a:ext cx="5760085" cy="4670425"/>
+                      <a:ext cx="6091084" cy="4130852"/>
                     </a:xfrm>
                     <a:prstGeom prst="rect">
                       <a:avLst/>
@@ -1929,11 +1967,19 @@
           <w:numId w:val="6"/>
         </w:numPr>
       </w:pPr>
+      <w:proofErr w:type="spellStart"/>
       <w:r>
         <w:rPr>
           <w:rFonts w:ascii="Andale Mono" w:hAnsi="Andale Mono"/>
         </w:rPr>
-        <w:t>jackson-databind </w:t>
+        <w:t>jackson-databind</w:t>
+      </w:r>
+      <w:proofErr w:type="spellEnd"/>
+      <w:r>
+        <w:rPr>
+          <w:rFonts w:ascii="Andale Mono" w:hAnsi="Andale Mono"/>
+        </w:rPr>
+        <w:t> </w:t>
       </w:r>
       <w:r>
         <w:t xml:space="preserve">(версия 2.17.2) </w:t>
@@ -1942,7 +1988,15 @@
         <w:t>-</w:t>
       </w:r>
       <w:r>
-        <w:t xml:space="preserve"> для парсинга JSON-файлов</w:t>
+        <w:t xml:space="preserve"> для </w:t>
+      </w:r>
+      <w:proofErr w:type="spellStart"/>
+      <w:r>
+        <w:t>парсинга</w:t>
+      </w:r>
+      <w:proofErr w:type="spellEnd"/>
+      <w:r>
+        <w:t xml:space="preserve"> JSON-файлов</w:t>
       </w:r>
     </w:p>
     <w:p>
@@ -1953,12 +2007,14 @@
           <w:numId w:val="6"/>
         </w:numPr>
       </w:pPr>
+      <w:proofErr w:type="spellStart"/>
       <w:r>
         <w:rPr>
           <w:rFonts w:ascii="Andale Mono" w:hAnsi="Andale Mono"/>
         </w:rPr>
         <w:t>jackson-dataformat-xml</w:t>
       </w:r>
+      <w:proofErr w:type="spellEnd"/>
       <w:r>
         <w:t xml:space="preserve"> (версия 2.17.2) </w:t>
       </w:r>
@@ -1966,7 +2022,15 @@
         <w:t>-</w:t>
       </w:r>
       <w:r>
-        <w:t xml:space="preserve"> для парсинга XML-файлов</w:t>
+        <w:t xml:space="preserve"> для </w:t>
+      </w:r>
+      <w:proofErr w:type="spellStart"/>
+      <w:r>
+        <w:t>парсинга</w:t>
+      </w:r>
+      <w:proofErr w:type="spellEnd"/>
+      <w:r>
+        <w:t xml:space="preserve"> XML-файлов</w:t>
       </w:r>
     </w:p>
     <w:p>
@@ -1989,12 +2053,14 @@
           <w:numId w:val="7"/>
         </w:numPr>
       </w:pPr>
+      <w:proofErr w:type="spellStart"/>
       <w:r>
         <w:rPr>
           <w:rFonts w:ascii="Andale Mono" w:hAnsi="Andale Mono"/>
         </w:rPr>
         <w:t>maven-compiler-plugin</w:t>
       </w:r>
+      <w:proofErr w:type="spellEnd"/>
       <w:r>
         <w:t> </w:t>
       </w:r>
@@ -2013,12 +2079,14 @@
           <w:numId w:val="7"/>
         </w:numPr>
       </w:pPr>
+      <w:proofErr w:type="spellStart"/>
       <w:r>
         <w:rPr>
           <w:rFonts w:ascii="Andale Mono" w:hAnsi="Andale Mono"/>
         </w:rPr>
         <w:t>exec-maven-plugin</w:t>
       </w:r>
+      <w:proofErr w:type="spellEnd"/>
       <w:r>
         <w:rPr>
           <w:rFonts w:ascii="Andale Mono" w:hAnsi="Andale Mono"/>
@@ -2055,8 +2123,15 @@
       <w:r>
         <w:t xml:space="preserve"> </w:t>
       </w:r>
-      <w:r>
-        <w:t>app.MissionAnalyzerApp)</w:t>
+      <w:proofErr w:type="spellStart"/>
+      <w:proofErr w:type="gramStart"/>
+      <w:r>
+        <w:t>app.MissionAnalyzerApp</w:t>
+      </w:r>
+      <w:proofErr w:type="spellEnd"/>
+      <w:proofErr w:type="gramEnd"/>
+      <w:r>
+        <w:t>)</w:t>
       </w:r>
     </w:p>
     <w:p>
@@ -2067,12 +2142,14 @@
           <w:numId w:val="7"/>
         </w:numPr>
       </w:pPr>
+      <w:proofErr w:type="spellStart"/>
       <w:r>
         <w:rPr>
           <w:rFonts w:ascii="Andale Mono" w:hAnsi="Andale Mono"/>
         </w:rPr>
         <w:t>maven-assembly-plugin</w:t>
       </w:r>
+      <w:proofErr w:type="spellEnd"/>
       <w:r>
         <w:t> </w:t>
       </w:r>
@@ -2080,7 +2157,15 @@
         <w:t xml:space="preserve">- </w:t>
       </w:r>
       <w:r>
-        <w:t>создание исполняемого JAR-файла со всеми зависимостями (jar-with-dependencies)</w:t>
+        <w:t>создание исполняемого JAR-файла со всеми зависимостями (</w:t>
+      </w:r>
+      <w:proofErr w:type="spellStart"/>
+      <w:r>
+        <w:t>jar-with-dependencies</w:t>
+      </w:r>
+      <w:proofErr w:type="spellEnd"/>
+      <w:r>
+        <w:t>)</w:t>
       </w:r>
     </w:p>
     <w:p>
@@ -2108,7 +2193,15 @@
     </w:p>
     <w:p>
       <w:r>
-        <w:t xml:space="preserve">Для запуска проекта необходимо его скачать полность или только </w:t>
+        <w:t xml:space="preserve">Для запуска проекта необходимо его скачать </w:t>
+      </w:r>
+      <w:proofErr w:type="spellStart"/>
+      <w:r>
+        <w:t>полность</w:t>
+      </w:r>
+      <w:proofErr w:type="spellEnd"/>
+      <w:r>
+        <w:t xml:space="preserve"> или только </w:t>
       </w:r>
       <w:r>
         <w:t>.</w:t>
@@ -2137,24 +2230,44 @@
           <w:rFonts w:ascii="Menlo" w:hAnsi="Menlo" w:cs="Menlo"/>
         </w:rPr>
       </w:pPr>
+      <w:proofErr w:type="spellStart"/>
       <w:r>
         <w:rPr>
           <w:rFonts w:ascii="Menlo" w:hAnsi="Menlo" w:cs="Menlo"/>
           <w:highlight w:val="lightGray"/>
         </w:rPr>
-        <w:t>mvn exec:java</w:t>
-      </w:r>
+        <w:t>mvn</w:t>
+      </w:r>
+      <w:proofErr w:type="spellEnd"/>
+      <w:r>
+        <w:rPr>
+          <w:rFonts w:ascii="Menlo" w:hAnsi="Menlo" w:cs="Menlo"/>
+          <w:highlight w:val="lightGray"/>
+        </w:rPr>
+        <w:t xml:space="preserve"> </w:t>
+      </w:r>
+      <w:proofErr w:type="spellStart"/>
+      <w:r>
+        <w:rPr>
+          <w:rFonts w:ascii="Menlo" w:hAnsi="Menlo" w:cs="Menlo"/>
+          <w:highlight w:val="lightGray"/>
+        </w:rPr>
+        <w:t>exec:java</w:t>
+      </w:r>
+      <w:proofErr w:type="spellEnd"/>
     </w:p>
     <w:p>
       <w:r>
         <w:t>Для запуска готового j</w:t>
       </w:r>
+      <w:proofErr w:type="spellStart"/>
       <w:r>
         <w:rPr>
           <w:lang w:val="en-US"/>
         </w:rPr>
         <w:t>ar</w:t>
       </w:r>
+      <w:proofErr w:type="spellEnd"/>
       <w:r>
         <w:t xml:space="preserve"> ф</w:t>
       </w:r>
@@ -2356,8 +2469,13 @@
         </w:rPr>
         <w:t xml:space="preserve"> П</w:t>
       </w:r>
-      <w:r>
-        <w:t>ример 2</w:t>
+      <w:proofErr w:type="spellStart"/>
+      <w:r>
+        <w:t>ример</w:t>
+      </w:r>
+      <w:proofErr w:type="spellEnd"/>
+      <w:r>
+        <w:t xml:space="preserve"> 2</w:t>
       </w:r>
     </w:p>
     <w:p>
@@ -2526,7 +2644,21 @@
         <w:rPr>
           <w:rFonts w:eastAsia="Times New Roman"/>
         </w:rPr>
-        <w:t>Разработаны парсеры для каждого из поддерживаемых форматов с использованием библиотеки Jackson, обеспечивающие преобразование входных данных в единую внутреннюю модель.</w:t>
+        <w:t xml:space="preserve">Разработаны парсеры для каждого из поддерживаемых форматов с использованием библиотеки </w:t>
+      </w:r>
+      <w:proofErr w:type="spellStart"/>
+      <w:r>
+        <w:rPr>
+          <w:rFonts w:eastAsia="Times New Roman"/>
+        </w:rPr>
+        <w:t>Jackson</w:t>
+      </w:r>
+      <w:proofErr w:type="spellEnd"/>
+      <w:r>
+        <w:rPr>
+          <w:rFonts w:eastAsia="Times New Roman"/>
+        </w:rPr>
+        <w:t>, обеспечивающие преобразование входных данных в единую внутреннюю модель.</w:t>
       </w:r>
     </w:p>
     <w:p>
@@ -2644,19 +2776,7 @@
           <w:rPr>
             <w:rStyle w:val="af4"/>
           </w:rPr>
-          <w:t>Ссылка на репоз</w:t>
-        </w:r>
-        <w:r>
-          <w:rPr>
-            <w:rStyle w:val="af4"/>
-          </w:rPr>
-          <w:t>е</w:t>
-        </w:r>
-        <w:r>
-          <w:rPr>
-            <w:rStyle w:val="af4"/>
-          </w:rPr>
-          <w:t>торий</w:t>
+          <w:t>Ссылка на репозиторий</w:t>
         </w:r>
       </w:hyperlink>
     </w:p>
